--- a/task1/Отчет.docx
+++ b/task1/Отчет.docx
@@ -70,14 +70,7 @@
           <w:sz w:val="26"/>
           <w:szCs w:val="26"/>
         </w:rPr>
-        <w:t>разработки проектов для вычисления значения функции при помощи разложения в ряд (рядов Тейлора). Отработать навыки работы с отладчиком</w:t>
-      </w:r>
-      <w:r>
-        <w:rPr>
-          <w:sz w:val="26"/>
-          <w:szCs w:val="26"/>
-        </w:rPr>
-        <w:t>.</w:t>
+        <w:t>разработки проектов для вычисления значения функции при помощи разложения в ряд (рядов Тейлора). Отработать навыки работы с отладчиком.</w:t>
       </w:r>
     </w:p>
     <w:p>
@@ -522,7 +515,6 @@
         </w:rPr>
         <w:t xml:space="preserve"> редактирования (используйте событие </w:t>
       </w:r>
-      <w:proofErr w:type="spellStart"/>
       <w:r>
         <w:rPr>
           <w:sz w:val="26"/>
@@ -531,7 +523,6 @@
         </w:rPr>
         <w:t>KeyPress</w:t>
       </w:r>
-      <w:proofErr w:type="spellEnd"/>
       <w:r>
         <w:rPr>
           <w:sz w:val="26"/>
@@ -679,10 +670,10 @@
             <v:path o:extrusionok="f" gradientshapeok="t" o:connecttype="rect"/>
             <o:lock v:ext="edit" aspectratio="t"/>
           </v:shapetype>
-          <v:shape id="_x0000_i1025" type="#_x0000_t75" style="width:347.25pt;height:42pt" o:ole="">
+          <v:shape id="_x0000_i1025" type="#_x0000_t75" style="width:345.6pt;height:43.2pt" o:ole="">
             <v:imagedata r:id="rId5" o:title=""/>
           </v:shape>
-          <o:OLEObject Type="Embed" ProgID="Equation.3" ShapeID="_x0000_i1025" DrawAspect="Content" ObjectID="_1834651080" r:id="rId6"/>
+          <o:OLEObject Type="Embed" ProgID="Equation.3" ShapeID="_x0000_i1025" DrawAspect="Content" ObjectID="_1834821263" r:id="rId6"/>
         </w:object>
       </w:r>
     </w:p>
@@ -712,11 +703,7592 @@
     <w:p>
       <w:pPr>
         <w:spacing w:line="360" w:lineRule="auto"/>
+        <w:jc w:val="both"/>
+        <w:rPr>
+          <w:lang w:val="en-US"/>
+        </w:rPr>
+      </w:pPr>
+      <w:r>
+        <w:rPr>
+          <w:lang w:val="en-US"/>
+        </w:rPr>
+        <w:t>Form1.cs:</w:t>
+      </w:r>
+    </w:p>
+    <w:p>
+      <w:pPr>
+        <w:autoSpaceDE w:val="0"/>
+        <w:autoSpaceDN w:val="0"/>
+        <w:adjustRightInd w:val="0"/>
+        <w:rPr>
+          <w:rFonts w:eastAsiaTheme="minorHAnsi"/>
+          <w:color w:val="000000"/>
+          <w:highlight w:val="white"/>
+          <w:lang w:val="en-US" w:eastAsia="en-US"/>
+        </w:rPr>
+      </w:pPr>
+      <w:r>
+        <w:rPr>
+          <w:rFonts w:eastAsiaTheme="minorHAnsi"/>
+          <w:color w:val="0000FF"/>
+          <w:highlight w:val="white"/>
+          <w:lang w:val="en-US" w:eastAsia="en-US"/>
+        </w:rPr>
+        <w:t>using</w:t>
+      </w:r>
+      <w:r>
+        <w:rPr>
+          <w:rFonts w:eastAsiaTheme="minorHAnsi"/>
+          <w:color w:val="000000"/>
+          <w:highlight w:val="white"/>
+          <w:lang w:val="en-US" w:eastAsia="en-US"/>
+        </w:rPr>
+        <w:t xml:space="preserve"> System;</w:t>
+      </w:r>
+    </w:p>
+    <w:p>
+      <w:pPr>
+        <w:autoSpaceDE w:val="0"/>
+        <w:autoSpaceDN w:val="0"/>
+        <w:adjustRightInd w:val="0"/>
+        <w:rPr>
+          <w:rFonts w:eastAsiaTheme="minorHAnsi"/>
+          <w:color w:val="000000"/>
+          <w:highlight w:val="white"/>
+          <w:lang w:val="en-US" w:eastAsia="en-US"/>
+        </w:rPr>
+      </w:pPr>
+      <w:r>
+        <w:rPr>
+          <w:rFonts w:eastAsiaTheme="minorHAnsi"/>
+          <w:color w:val="0000FF"/>
+          <w:highlight w:val="white"/>
+          <w:lang w:val="en-US" w:eastAsia="en-US"/>
+        </w:rPr>
+        <w:t>using</w:t>
+      </w:r>
+      <w:r>
+        <w:rPr>
+          <w:rFonts w:eastAsiaTheme="minorHAnsi"/>
+          <w:color w:val="000000"/>
+          <w:highlight w:val="white"/>
+          <w:lang w:val="en-US" w:eastAsia="en-US"/>
+        </w:rPr>
+        <w:t xml:space="preserve"> System.Globalization; </w:t>
+      </w:r>
+    </w:p>
+    <w:p>
+      <w:pPr>
+        <w:autoSpaceDE w:val="0"/>
+        <w:autoSpaceDN w:val="0"/>
+        <w:adjustRightInd w:val="0"/>
+        <w:rPr>
+          <w:rFonts w:eastAsiaTheme="minorHAnsi"/>
+          <w:color w:val="000000"/>
+          <w:highlight w:val="white"/>
+          <w:lang w:val="en-US" w:eastAsia="en-US"/>
+        </w:rPr>
+      </w:pPr>
+      <w:r>
+        <w:rPr>
+          <w:rFonts w:eastAsiaTheme="minorHAnsi"/>
+          <w:color w:val="0000FF"/>
+          <w:highlight w:val="white"/>
+          <w:lang w:val="en-US" w:eastAsia="en-US"/>
+        </w:rPr>
+        <w:t>using</w:t>
+      </w:r>
+      <w:r>
+        <w:rPr>
+          <w:rFonts w:eastAsiaTheme="minorHAnsi"/>
+          <w:color w:val="000000"/>
+          <w:highlight w:val="white"/>
+          <w:lang w:val="en-US" w:eastAsia="en-US"/>
+        </w:rPr>
+        <w:t xml:space="preserve"> System.Windows.Forms;</w:t>
+      </w:r>
+    </w:p>
+    <w:p>
+      <w:pPr>
+        <w:autoSpaceDE w:val="0"/>
+        <w:autoSpaceDN w:val="0"/>
+        <w:adjustRightInd w:val="0"/>
+        <w:rPr>
+          <w:rFonts w:eastAsiaTheme="minorHAnsi"/>
+          <w:color w:val="000000"/>
+          <w:highlight w:val="white"/>
+          <w:lang w:val="en-US" w:eastAsia="en-US"/>
+        </w:rPr>
+      </w:pPr>
+    </w:p>
+    <w:p>
+      <w:pPr>
+        <w:autoSpaceDE w:val="0"/>
+        <w:autoSpaceDN w:val="0"/>
+        <w:adjustRightInd w:val="0"/>
+        <w:rPr>
+          <w:rFonts w:eastAsiaTheme="minorHAnsi"/>
+          <w:color w:val="000000"/>
+          <w:highlight w:val="white"/>
+          <w:lang w:val="en-US" w:eastAsia="en-US"/>
+        </w:rPr>
+      </w:pPr>
+      <w:r>
+        <w:rPr>
+          <w:rFonts w:eastAsiaTheme="minorHAnsi"/>
+          <w:color w:val="0000FF"/>
+          <w:highlight w:val="white"/>
+          <w:lang w:val="en-US" w:eastAsia="en-US"/>
+        </w:rPr>
+        <w:t>namespace</w:t>
+      </w:r>
+      <w:r>
+        <w:rPr>
+          <w:rFonts w:eastAsiaTheme="minorHAnsi"/>
+          <w:color w:val="000000"/>
+          <w:highlight w:val="white"/>
+          <w:lang w:val="en-US" w:eastAsia="en-US"/>
+        </w:rPr>
+        <w:t xml:space="preserve"> Task1</w:t>
+      </w:r>
+    </w:p>
+    <w:p>
+      <w:pPr>
+        <w:autoSpaceDE w:val="0"/>
+        <w:autoSpaceDN w:val="0"/>
+        <w:adjustRightInd w:val="0"/>
+        <w:rPr>
+          <w:rFonts w:eastAsiaTheme="minorHAnsi"/>
+          <w:color w:val="000000"/>
+          <w:highlight w:val="white"/>
+          <w:lang w:val="en-US" w:eastAsia="en-US"/>
+        </w:rPr>
+      </w:pPr>
+      <w:r>
+        <w:rPr>
+          <w:rFonts w:eastAsiaTheme="minorHAnsi"/>
+          <w:color w:val="000000"/>
+          <w:highlight w:val="white"/>
+          <w:lang w:val="en-US" w:eastAsia="en-US"/>
+        </w:rPr>
+        <w:t>{</w:t>
+      </w:r>
+    </w:p>
+    <w:p>
+      <w:pPr>
+        <w:autoSpaceDE w:val="0"/>
+        <w:autoSpaceDN w:val="0"/>
+        <w:adjustRightInd w:val="0"/>
+        <w:rPr>
+          <w:rFonts w:eastAsiaTheme="minorHAnsi"/>
+          <w:color w:val="000000"/>
+          <w:highlight w:val="white"/>
+          <w:lang w:val="en-US" w:eastAsia="en-US"/>
+        </w:rPr>
+      </w:pPr>
+      <w:r>
+        <w:rPr>
+          <w:rFonts w:eastAsiaTheme="minorHAnsi"/>
+          <w:color w:val="000000"/>
+          <w:highlight w:val="white"/>
+          <w:lang w:val="en-US" w:eastAsia="en-US"/>
+        </w:rPr>
+        <w:t xml:space="preserve">    </w:t>
+      </w:r>
+      <w:r>
+        <w:rPr>
+          <w:rFonts w:eastAsiaTheme="minorHAnsi"/>
+          <w:color w:val="0000FF"/>
+          <w:highlight w:val="white"/>
+          <w:lang w:val="en-US" w:eastAsia="en-US"/>
+        </w:rPr>
+        <w:t>public</w:t>
+      </w:r>
+      <w:r>
+        <w:rPr>
+          <w:rFonts w:eastAsiaTheme="minorHAnsi"/>
+          <w:color w:val="000000"/>
+          <w:highlight w:val="white"/>
+          <w:lang w:val="en-US" w:eastAsia="en-US"/>
+        </w:rPr>
+        <w:t xml:space="preserve"> </w:t>
+      </w:r>
+      <w:r>
+        <w:rPr>
+          <w:rFonts w:eastAsiaTheme="minorHAnsi"/>
+          <w:color w:val="0000FF"/>
+          <w:highlight w:val="white"/>
+          <w:lang w:val="en-US" w:eastAsia="en-US"/>
+        </w:rPr>
+        <w:t>partial</w:t>
+      </w:r>
+      <w:r>
+        <w:rPr>
+          <w:rFonts w:eastAsiaTheme="minorHAnsi"/>
+          <w:color w:val="000000"/>
+          <w:highlight w:val="white"/>
+          <w:lang w:val="en-US" w:eastAsia="en-US"/>
+        </w:rPr>
+        <w:t xml:space="preserve"> </w:t>
+      </w:r>
+      <w:r>
+        <w:rPr>
+          <w:rFonts w:eastAsiaTheme="minorHAnsi"/>
+          <w:color w:val="0000FF"/>
+          <w:highlight w:val="white"/>
+          <w:lang w:val="en-US" w:eastAsia="en-US"/>
+        </w:rPr>
+        <w:t>class</w:t>
+      </w:r>
+      <w:r>
+        <w:rPr>
+          <w:rFonts w:eastAsiaTheme="minorHAnsi"/>
+          <w:color w:val="000000"/>
+          <w:highlight w:val="white"/>
+          <w:lang w:val="en-US" w:eastAsia="en-US"/>
+        </w:rPr>
+        <w:t xml:space="preserve"> </w:t>
+      </w:r>
+      <w:r>
+        <w:rPr>
+          <w:rFonts w:eastAsiaTheme="minorHAnsi"/>
+          <w:color w:val="2B91AF"/>
+          <w:highlight w:val="white"/>
+          <w:lang w:val="en-US" w:eastAsia="en-US"/>
+        </w:rPr>
+        <w:t>Form1</w:t>
+      </w:r>
+      <w:r>
+        <w:rPr>
+          <w:rFonts w:eastAsiaTheme="minorHAnsi"/>
+          <w:color w:val="000000"/>
+          <w:highlight w:val="white"/>
+          <w:lang w:val="en-US" w:eastAsia="en-US"/>
+        </w:rPr>
+        <w:t xml:space="preserve"> : </w:t>
+      </w:r>
+      <w:r>
+        <w:rPr>
+          <w:rFonts w:eastAsiaTheme="minorHAnsi"/>
+          <w:color w:val="2B91AF"/>
+          <w:highlight w:val="white"/>
+          <w:lang w:val="en-US" w:eastAsia="en-US"/>
+        </w:rPr>
+        <w:t>Form</w:t>
+      </w:r>
+    </w:p>
+    <w:p>
+      <w:pPr>
+        <w:autoSpaceDE w:val="0"/>
+        <w:autoSpaceDN w:val="0"/>
+        <w:adjustRightInd w:val="0"/>
+        <w:rPr>
+          <w:rFonts w:eastAsiaTheme="minorHAnsi"/>
+          <w:color w:val="000000"/>
+          <w:highlight w:val="white"/>
+          <w:lang w:val="en-US" w:eastAsia="en-US"/>
+        </w:rPr>
+      </w:pPr>
+      <w:r>
+        <w:rPr>
+          <w:rFonts w:eastAsiaTheme="minorHAnsi"/>
+          <w:color w:val="000000"/>
+          <w:highlight w:val="white"/>
+          <w:lang w:val="en-US" w:eastAsia="en-US"/>
+        </w:rPr>
+        <w:t xml:space="preserve">    {</w:t>
+      </w:r>
+    </w:p>
+    <w:p>
+      <w:pPr>
+        <w:autoSpaceDE w:val="0"/>
+        <w:autoSpaceDN w:val="0"/>
+        <w:adjustRightInd w:val="0"/>
+        <w:rPr>
+          <w:rFonts w:eastAsiaTheme="minorHAnsi"/>
+          <w:color w:val="000000"/>
+          <w:highlight w:val="white"/>
+          <w:lang w:val="en-US" w:eastAsia="en-US"/>
+        </w:rPr>
+      </w:pPr>
+      <w:r>
+        <w:rPr>
+          <w:rFonts w:eastAsiaTheme="minorHAnsi"/>
+          <w:color w:val="000000"/>
+          <w:highlight w:val="white"/>
+          <w:lang w:val="en-US" w:eastAsia="en-US"/>
+        </w:rPr>
+        <w:t xml:space="preserve">        </w:t>
+      </w:r>
+      <w:r>
+        <w:rPr>
+          <w:rFonts w:eastAsiaTheme="minorHAnsi"/>
+          <w:color w:val="0000FF"/>
+          <w:highlight w:val="white"/>
+          <w:lang w:val="en-US" w:eastAsia="en-US"/>
+        </w:rPr>
+        <w:t>public</w:t>
+      </w:r>
+      <w:r>
+        <w:rPr>
+          <w:rFonts w:eastAsiaTheme="minorHAnsi"/>
+          <w:color w:val="000000"/>
+          <w:highlight w:val="white"/>
+          <w:lang w:val="en-US" w:eastAsia="en-US"/>
+        </w:rPr>
+        <w:t xml:space="preserve"> </w:t>
+      </w:r>
+      <w:r>
+        <w:rPr>
+          <w:rFonts w:eastAsiaTheme="minorHAnsi"/>
+          <w:color w:val="2B91AF"/>
+          <w:highlight w:val="white"/>
+          <w:lang w:val="en-US" w:eastAsia="en-US"/>
+        </w:rPr>
+        <w:t>Form1</w:t>
+      </w:r>
+      <w:r>
+        <w:rPr>
+          <w:rFonts w:eastAsiaTheme="minorHAnsi"/>
+          <w:color w:val="000000"/>
+          <w:highlight w:val="white"/>
+          <w:lang w:val="en-US" w:eastAsia="en-US"/>
+        </w:rPr>
+        <w:t>()</w:t>
+      </w:r>
+    </w:p>
+    <w:p>
+      <w:pPr>
+        <w:autoSpaceDE w:val="0"/>
+        <w:autoSpaceDN w:val="0"/>
+        <w:adjustRightInd w:val="0"/>
+        <w:rPr>
+          <w:rFonts w:eastAsiaTheme="minorHAnsi"/>
+          <w:color w:val="000000"/>
+          <w:highlight w:val="white"/>
+          <w:lang w:val="en-US" w:eastAsia="en-US"/>
+        </w:rPr>
+      </w:pPr>
+      <w:r>
+        <w:rPr>
+          <w:rFonts w:eastAsiaTheme="minorHAnsi"/>
+          <w:color w:val="000000"/>
+          <w:highlight w:val="white"/>
+          <w:lang w:val="en-US" w:eastAsia="en-US"/>
+        </w:rPr>
+        <w:t xml:space="preserve">        {</w:t>
+      </w:r>
+    </w:p>
+    <w:p>
+      <w:pPr>
+        <w:autoSpaceDE w:val="0"/>
+        <w:autoSpaceDN w:val="0"/>
+        <w:adjustRightInd w:val="0"/>
+        <w:rPr>
+          <w:rFonts w:eastAsiaTheme="minorHAnsi"/>
+          <w:color w:val="000000"/>
+          <w:highlight w:val="white"/>
+          <w:lang w:val="en-US" w:eastAsia="en-US"/>
+        </w:rPr>
+      </w:pPr>
+      <w:r>
+        <w:rPr>
+          <w:rFonts w:eastAsiaTheme="minorHAnsi"/>
+          <w:color w:val="000000"/>
+          <w:highlight w:val="white"/>
+          <w:lang w:val="en-US" w:eastAsia="en-US"/>
+        </w:rPr>
+        <w:t xml:space="preserve">            InitializeComponent();</w:t>
+      </w:r>
+    </w:p>
+    <w:p>
+      <w:pPr>
+        <w:autoSpaceDE w:val="0"/>
+        <w:autoSpaceDN w:val="0"/>
+        <w:adjustRightInd w:val="0"/>
+        <w:rPr>
+          <w:rFonts w:eastAsiaTheme="minorHAnsi"/>
+          <w:color w:val="000000"/>
+          <w:highlight w:val="white"/>
+          <w:lang w:val="en-US" w:eastAsia="en-US"/>
+        </w:rPr>
+      </w:pPr>
+      <w:r>
+        <w:rPr>
+          <w:rFonts w:eastAsiaTheme="minorHAnsi"/>
+          <w:color w:val="000000"/>
+          <w:highlight w:val="white"/>
+          <w:lang w:val="en-US" w:eastAsia="en-US"/>
+        </w:rPr>
+        <w:t xml:space="preserve">        }</w:t>
+      </w:r>
+    </w:p>
+    <w:p>
+      <w:pPr>
+        <w:autoSpaceDE w:val="0"/>
+        <w:autoSpaceDN w:val="0"/>
+        <w:adjustRightInd w:val="0"/>
+        <w:rPr>
+          <w:rFonts w:eastAsiaTheme="minorHAnsi"/>
+          <w:color w:val="000000"/>
+          <w:highlight w:val="white"/>
+          <w:lang w:val="en-US" w:eastAsia="en-US"/>
+        </w:rPr>
+      </w:pPr>
+    </w:p>
+    <w:p>
+      <w:pPr>
+        <w:autoSpaceDE w:val="0"/>
+        <w:autoSpaceDN w:val="0"/>
+        <w:adjustRightInd w:val="0"/>
+        <w:rPr>
+          <w:rFonts w:eastAsiaTheme="minorHAnsi"/>
+          <w:color w:val="000000"/>
+          <w:highlight w:val="white"/>
+          <w:lang w:val="en-US" w:eastAsia="en-US"/>
+        </w:rPr>
+      </w:pPr>
+      <w:r>
+        <w:rPr>
+          <w:rFonts w:eastAsiaTheme="minorHAnsi"/>
+          <w:color w:val="000000"/>
+          <w:highlight w:val="white"/>
+          <w:lang w:val="en-US" w:eastAsia="en-US"/>
+        </w:rPr>
+        <w:t xml:space="preserve">        </w:t>
+      </w:r>
+      <w:r>
+        <w:rPr>
+          <w:rFonts w:eastAsiaTheme="minorHAnsi"/>
+          <w:color w:val="0000FF"/>
+          <w:highlight w:val="white"/>
+          <w:lang w:val="en-US" w:eastAsia="en-US"/>
+        </w:rPr>
+        <w:t>private</w:t>
+      </w:r>
+      <w:r>
+        <w:rPr>
+          <w:rFonts w:eastAsiaTheme="minorHAnsi"/>
+          <w:color w:val="000000"/>
+          <w:highlight w:val="white"/>
+          <w:lang w:val="en-US" w:eastAsia="en-US"/>
+        </w:rPr>
+        <w:t xml:space="preserve"> </w:t>
+      </w:r>
+      <w:r>
+        <w:rPr>
+          <w:rFonts w:eastAsiaTheme="minorHAnsi"/>
+          <w:color w:val="0000FF"/>
+          <w:highlight w:val="white"/>
+          <w:lang w:val="en-US" w:eastAsia="en-US"/>
+        </w:rPr>
+        <w:t>double</w:t>
+      </w:r>
+      <w:r>
+        <w:rPr>
+          <w:rFonts w:eastAsiaTheme="minorHAnsi"/>
+          <w:color w:val="000000"/>
+          <w:highlight w:val="white"/>
+          <w:lang w:val="en-US" w:eastAsia="en-US"/>
+        </w:rPr>
+        <w:t xml:space="preserve"> ExactValue(</w:t>
+      </w:r>
+      <w:r>
+        <w:rPr>
+          <w:rFonts w:eastAsiaTheme="minorHAnsi"/>
+          <w:color w:val="0000FF"/>
+          <w:highlight w:val="white"/>
+          <w:lang w:val="en-US" w:eastAsia="en-US"/>
+        </w:rPr>
+        <w:t>double</w:t>
+      </w:r>
+      <w:r>
+        <w:rPr>
+          <w:rFonts w:eastAsiaTheme="minorHAnsi"/>
+          <w:color w:val="000000"/>
+          <w:highlight w:val="white"/>
+          <w:lang w:val="en-US" w:eastAsia="en-US"/>
+        </w:rPr>
+        <w:t xml:space="preserve"> x)</w:t>
+      </w:r>
+    </w:p>
+    <w:p>
+      <w:pPr>
+        <w:autoSpaceDE w:val="0"/>
+        <w:autoSpaceDN w:val="0"/>
+        <w:adjustRightInd w:val="0"/>
+        <w:rPr>
+          <w:rFonts w:eastAsiaTheme="minorHAnsi"/>
+          <w:color w:val="000000"/>
+          <w:highlight w:val="white"/>
+          <w:lang w:val="en-US" w:eastAsia="en-US"/>
+        </w:rPr>
+      </w:pPr>
+      <w:r>
+        <w:rPr>
+          <w:rFonts w:eastAsiaTheme="minorHAnsi"/>
+          <w:color w:val="000000"/>
+          <w:highlight w:val="white"/>
+          <w:lang w:val="en-US" w:eastAsia="en-US"/>
+        </w:rPr>
+        <w:t xml:space="preserve">        {</w:t>
+      </w:r>
+    </w:p>
+    <w:p>
+      <w:pPr>
+        <w:autoSpaceDE w:val="0"/>
+        <w:autoSpaceDN w:val="0"/>
+        <w:adjustRightInd w:val="0"/>
+        <w:rPr>
+          <w:rFonts w:eastAsiaTheme="minorHAnsi"/>
+          <w:color w:val="000000"/>
+          <w:highlight w:val="white"/>
+          <w:lang w:val="en-US" w:eastAsia="en-US"/>
+        </w:rPr>
+      </w:pPr>
+      <w:r>
+        <w:rPr>
+          <w:rFonts w:eastAsiaTheme="minorHAnsi"/>
+          <w:color w:val="000000"/>
+          <w:highlight w:val="white"/>
+          <w:lang w:val="en-US" w:eastAsia="en-US"/>
+        </w:rPr>
+        <w:t xml:space="preserve">            </w:t>
+      </w:r>
+      <w:r>
+        <w:rPr>
+          <w:rFonts w:eastAsiaTheme="minorHAnsi"/>
+          <w:color w:val="0000FF"/>
+          <w:highlight w:val="white"/>
+          <w:lang w:val="en-US" w:eastAsia="en-US"/>
+        </w:rPr>
+        <w:t>return</w:t>
+      </w:r>
+      <w:r>
+        <w:rPr>
+          <w:rFonts w:eastAsiaTheme="minorHAnsi"/>
+          <w:color w:val="000000"/>
+          <w:highlight w:val="white"/>
+          <w:lang w:val="en-US" w:eastAsia="en-US"/>
+        </w:rPr>
+        <w:t xml:space="preserve"> </w:t>
+      </w:r>
+      <w:r>
+        <w:rPr>
+          <w:rFonts w:eastAsiaTheme="minorHAnsi"/>
+          <w:color w:val="2B91AF"/>
+          <w:highlight w:val="white"/>
+          <w:lang w:val="en-US" w:eastAsia="en-US"/>
+        </w:rPr>
+        <w:t>Math</w:t>
+      </w:r>
+      <w:r>
+        <w:rPr>
+          <w:rFonts w:eastAsiaTheme="minorHAnsi"/>
+          <w:color w:val="000000"/>
+          <w:highlight w:val="white"/>
+          <w:lang w:val="en-US" w:eastAsia="en-US"/>
+        </w:rPr>
+        <w:t>.Log((x + 1) / (x - 1));</w:t>
+      </w:r>
+    </w:p>
+    <w:p>
+      <w:pPr>
+        <w:autoSpaceDE w:val="0"/>
+        <w:autoSpaceDN w:val="0"/>
+        <w:adjustRightInd w:val="0"/>
+        <w:rPr>
+          <w:rFonts w:eastAsiaTheme="minorHAnsi"/>
+          <w:color w:val="000000"/>
+          <w:highlight w:val="white"/>
+          <w:lang w:val="en-US" w:eastAsia="en-US"/>
+        </w:rPr>
+      </w:pPr>
+      <w:r>
+        <w:rPr>
+          <w:rFonts w:eastAsiaTheme="minorHAnsi"/>
+          <w:color w:val="000000"/>
+          <w:highlight w:val="white"/>
+          <w:lang w:val="en-US" w:eastAsia="en-US"/>
+        </w:rPr>
+        <w:t xml:space="preserve">        }</w:t>
+      </w:r>
+    </w:p>
+    <w:p>
+      <w:pPr>
+        <w:autoSpaceDE w:val="0"/>
+        <w:autoSpaceDN w:val="0"/>
+        <w:adjustRightInd w:val="0"/>
+        <w:rPr>
+          <w:rFonts w:eastAsiaTheme="minorHAnsi"/>
+          <w:color w:val="000000"/>
+          <w:highlight w:val="white"/>
+          <w:lang w:val="en-US" w:eastAsia="en-US"/>
+        </w:rPr>
+      </w:pPr>
+    </w:p>
+    <w:p>
+      <w:pPr>
+        <w:autoSpaceDE w:val="0"/>
+        <w:autoSpaceDN w:val="0"/>
+        <w:adjustRightInd w:val="0"/>
+        <w:rPr>
+          <w:rFonts w:eastAsiaTheme="minorHAnsi"/>
+          <w:color w:val="000000"/>
+          <w:highlight w:val="white"/>
+          <w:lang w:val="en-US" w:eastAsia="en-US"/>
+        </w:rPr>
+      </w:pPr>
+      <w:r>
+        <w:rPr>
+          <w:rFonts w:eastAsiaTheme="minorHAnsi"/>
+          <w:color w:val="000000"/>
+          <w:highlight w:val="white"/>
+          <w:lang w:val="en-US" w:eastAsia="en-US"/>
+        </w:rPr>
+        <w:t xml:space="preserve">        </w:t>
+      </w:r>
+      <w:r>
+        <w:rPr>
+          <w:rFonts w:eastAsiaTheme="minorHAnsi"/>
+          <w:color w:val="0000FF"/>
+          <w:highlight w:val="white"/>
+          <w:lang w:val="en-US" w:eastAsia="en-US"/>
+        </w:rPr>
+        <w:t>private</w:t>
+      </w:r>
+      <w:r>
+        <w:rPr>
+          <w:rFonts w:eastAsiaTheme="minorHAnsi"/>
+          <w:color w:val="000000"/>
+          <w:highlight w:val="white"/>
+          <w:lang w:val="en-US" w:eastAsia="en-US"/>
+        </w:rPr>
+        <w:t xml:space="preserve"> </w:t>
+      </w:r>
+      <w:r>
+        <w:rPr>
+          <w:rFonts w:eastAsiaTheme="minorHAnsi"/>
+          <w:color w:val="0000FF"/>
+          <w:highlight w:val="white"/>
+          <w:lang w:val="en-US" w:eastAsia="en-US"/>
+        </w:rPr>
+        <w:t>double</w:t>
+      </w:r>
+      <w:r>
+        <w:rPr>
+          <w:rFonts w:eastAsiaTheme="minorHAnsi"/>
+          <w:color w:val="000000"/>
+          <w:highlight w:val="white"/>
+          <w:lang w:val="en-US" w:eastAsia="en-US"/>
+        </w:rPr>
+        <w:t xml:space="preserve"> SeriesSum(</w:t>
+      </w:r>
+      <w:r>
+        <w:rPr>
+          <w:rFonts w:eastAsiaTheme="minorHAnsi"/>
+          <w:color w:val="0000FF"/>
+          <w:highlight w:val="white"/>
+          <w:lang w:val="en-US" w:eastAsia="en-US"/>
+        </w:rPr>
+        <w:t>double</w:t>
+      </w:r>
+      <w:r>
+        <w:rPr>
+          <w:rFonts w:eastAsiaTheme="minorHAnsi"/>
+          <w:color w:val="000000"/>
+          <w:highlight w:val="white"/>
+          <w:lang w:val="en-US" w:eastAsia="en-US"/>
+        </w:rPr>
+        <w:t xml:space="preserve"> x, </w:t>
+      </w:r>
+      <w:r>
+        <w:rPr>
+          <w:rFonts w:eastAsiaTheme="minorHAnsi"/>
+          <w:color w:val="0000FF"/>
+          <w:highlight w:val="white"/>
+          <w:lang w:val="en-US" w:eastAsia="en-US"/>
+        </w:rPr>
+        <w:t>double</w:t>
+      </w:r>
+      <w:r>
+        <w:rPr>
+          <w:rFonts w:eastAsiaTheme="minorHAnsi"/>
+          <w:color w:val="000000"/>
+          <w:highlight w:val="white"/>
+          <w:lang w:val="en-US" w:eastAsia="en-US"/>
+        </w:rPr>
+        <w:t xml:space="preserve"> eps, </w:t>
+      </w:r>
+      <w:r>
+        <w:rPr>
+          <w:rFonts w:eastAsiaTheme="minorHAnsi"/>
+          <w:color w:val="0000FF"/>
+          <w:highlight w:val="white"/>
+          <w:lang w:val="en-US" w:eastAsia="en-US"/>
+        </w:rPr>
+        <w:t>out</w:t>
+      </w:r>
+      <w:r>
+        <w:rPr>
+          <w:rFonts w:eastAsiaTheme="minorHAnsi"/>
+          <w:color w:val="000000"/>
+          <w:highlight w:val="white"/>
+          <w:lang w:val="en-US" w:eastAsia="en-US"/>
+        </w:rPr>
+        <w:t xml:space="preserve"> </w:t>
+      </w:r>
+      <w:r>
+        <w:rPr>
+          <w:rFonts w:eastAsiaTheme="minorHAnsi"/>
+          <w:color w:val="0000FF"/>
+          <w:highlight w:val="white"/>
+          <w:lang w:val="en-US" w:eastAsia="en-US"/>
+        </w:rPr>
+        <w:t>int</w:t>
+      </w:r>
+      <w:r>
+        <w:rPr>
+          <w:rFonts w:eastAsiaTheme="minorHAnsi"/>
+          <w:color w:val="000000"/>
+          <w:highlight w:val="white"/>
+          <w:lang w:val="en-US" w:eastAsia="en-US"/>
+        </w:rPr>
+        <w:t xml:space="preserve"> iterations)</w:t>
+      </w:r>
+    </w:p>
+    <w:p>
+      <w:pPr>
+        <w:autoSpaceDE w:val="0"/>
+        <w:autoSpaceDN w:val="0"/>
+        <w:adjustRightInd w:val="0"/>
+        <w:rPr>
+          <w:rFonts w:eastAsiaTheme="minorHAnsi"/>
+          <w:color w:val="000000"/>
+          <w:highlight w:val="white"/>
+          <w:lang w:val="en-US" w:eastAsia="en-US"/>
+        </w:rPr>
+      </w:pPr>
+      <w:r>
+        <w:rPr>
+          <w:rFonts w:eastAsiaTheme="minorHAnsi"/>
+          <w:color w:val="000000"/>
+          <w:highlight w:val="white"/>
+          <w:lang w:val="en-US" w:eastAsia="en-US"/>
+        </w:rPr>
+        <w:t xml:space="preserve">        {</w:t>
+      </w:r>
+    </w:p>
+    <w:p>
+      <w:pPr>
+        <w:autoSpaceDE w:val="0"/>
+        <w:autoSpaceDN w:val="0"/>
+        <w:adjustRightInd w:val="0"/>
+        <w:rPr>
+          <w:rFonts w:eastAsiaTheme="minorHAnsi"/>
+          <w:color w:val="000000"/>
+          <w:highlight w:val="white"/>
+          <w:lang w:val="en-US" w:eastAsia="en-US"/>
+        </w:rPr>
+      </w:pPr>
+      <w:r>
+        <w:rPr>
+          <w:rFonts w:eastAsiaTheme="minorHAnsi"/>
+          <w:color w:val="000000"/>
+          <w:highlight w:val="white"/>
+          <w:lang w:val="en-US" w:eastAsia="en-US"/>
+        </w:rPr>
+        <w:t xml:space="preserve">            </w:t>
+      </w:r>
+      <w:r>
+        <w:rPr>
+          <w:rFonts w:eastAsiaTheme="minorHAnsi"/>
+          <w:color w:val="0000FF"/>
+          <w:highlight w:val="white"/>
+          <w:lang w:val="en-US" w:eastAsia="en-US"/>
+        </w:rPr>
+        <w:t>double</w:t>
+      </w:r>
+      <w:r>
+        <w:rPr>
+          <w:rFonts w:eastAsiaTheme="minorHAnsi"/>
+          <w:color w:val="000000"/>
+          <w:highlight w:val="white"/>
+          <w:lang w:val="en-US" w:eastAsia="en-US"/>
+        </w:rPr>
+        <w:t xml:space="preserve"> sum = 0;</w:t>
+      </w:r>
+    </w:p>
+    <w:p>
+      <w:pPr>
+        <w:autoSpaceDE w:val="0"/>
+        <w:autoSpaceDN w:val="0"/>
+        <w:adjustRightInd w:val="0"/>
+        <w:rPr>
+          <w:rFonts w:eastAsiaTheme="minorHAnsi"/>
+          <w:color w:val="000000"/>
+          <w:highlight w:val="white"/>
+          <w:lang w:val="en-US" w:eastAsia="en-US"/>
+        </w:rPr>
+      </w:pPr>
+      <w:r>
+        <w:rPr>
+          <w:rFonts w:eastAsiaTheme="minorHAnsi"/>
+          <w:color w:val="000000"/>
+          <w:highlight w:val="white"/>
+          <w:lang w:val="en-US" w:eastAsia="en-US"/>
+        </w:rPr>
+        <w:t xml:space="preserve">            </w:t>
+      </w:r>
+      <w:r>
+        <w:rPr>
+          <w:rFonts w:eastAsiaTheme="minorHAnsi"/>
+          <w:color w:val="0000FF"/>
+          <w:highlight w:val="white"/>
+          <w:lang w:val="en-US" w:eastAsia="en-US"/>
+        </w:rPr>
+        <w:t>double</w:t>
+      </w:r>
+      <w:r>
+        <w:rPr>
+          <w:rFonts w:eastAsiaTheme="minorHAnsi"/>
+          <w:color w:val="000000"/>
+          <w:highlight w:val="white"/>
+          <w:lang w:val="en-US" w:eastAsia="en-US"/>
+        </w:rPr>
+        <w:t xml:space="preserve"> term = 1.0 / x;</w:t>
+      </w:r>
+    </w:p>
+    <w:p>
+      <w:pPr>
+        <w:autoSpaceDE w:val="0"/>
+        <w:autoSpaceDN w:val="0"/>
+        <w:adjustRightInd w:val="0"/>
+        <w:rPr>
+          <w:rFonts w:eastAsiaTheme="minorHAnsi"/>
+          <w:color w:val="000000"/>
+          <w:highlight w:val="white"/>
+          <w:lang w:val="en-US" w:eastAsia="en-US"/>
+        </w:rPr>
+      </w:pPr>
+      <w:r>
+        <w:rPr>
+          <w:rFonts w:eastAsiaTheme="minorHAnsi"/>
+          <w:color w:val="000000"/>
+          <w:highlight w:val="white"/>
+          <w:lang w:val="en-US" w:eastAsia="en-US"/>
+        </w:rPr>
+        <w:t xml:space="preserve">            </w:t>
+      </w:r>
+      <w:r>
+        <w:rPr>
+          <w:rFonts w:eastAsiaTheme="minorHAnsi"/>
+          <w:color w:val="0000FF"/>
+          <w:highlight w:val="white"/>
+          <w:lang w:val="en-US" w:eastAsia="en-US"/>
+        </w:rPr>
+        <w:t>int</w:t>
+      </w:r>
+      <w:r>
+        <w:rPr>
+          <w:rFonts w:eastAsiaTheme="minorHAnsi"/>
+          <w:color w:val="000000"/>
+          <w:highlight w:val="white"/>
+          <w:lang w:val="en-US" w:eastAsia="en-US"/>
+        </w:rPr>
+        <w:t xml:space="preserve"> n = 0;</w:t>
+      </w:r>
+    </w:p>
+    <w:p>
+      <w:pPr>
+        <w:autoSpaceDE w:val="0"/>
+        <w:autoSpaceDN w:val="0"/>
+        <w:adjustRightInd w:val="0"/>
+        <w:rPr>
+          <w:rFonts w:eastAsiaTheme="minorHAnsi"/>
+          <w:color w:val="000000"/>
+          <w:highlight w:val="white"/>
+          <w:lang w:val="en-US" w:eastAsia="en-US"/>
+        </w:rPr>
+      </w:pPr>
+      <w:r>
+        <w:rPr>
+          <w:rFonts w:eastAsiaTheme="minorHAnsi"/>
+          <w:color w:val="000000"/>
+          <w:highlight w:val="white"/>
+          <w:lang w:val="en-US" w:eastAsia="en-US"/>
+        </w:rPr>
+        <w:t xml:space="preserve">            iterations = 0;</w:t>
+      </w:r>
+    </w:p>
+    <w:p>
+      <w:pPr>
+        <w:autoSpaceDE w:val="0"/>
+        <w:autoSpaceDN w:val="0"/>
+        <w:adjustRightInd w:val="0"/>
+        <w:rPr>
+          <w:rFonts w:eastAsiaTheme="minorHAnsi"/>
+          <w:color w:val="000000"/>
+          <w:highlight w:val="white"/>
+          <w:lang w:val="en-US" w:eastAsia="en-US"/>
+        </w:rPr>
+      </w:pPr>
+    </w:p>
+    <w:p>
+      <w:pPr>
+        <w:autoSpaceDE w:val="0"/>
+        <w:autoSpaceDN w:val="0"/>
+        <w:adjustRightInd w:val="0"/>
+        <w:rPr>
+          <w:rFonts w:eastAsiaTheme="minorHAnsi"/>
+          <w:color w:val="000000"/>
+          <w:highlight w:val="white"/>
+          <w:lang w:val="en-US" w:eastAsia="en-US"/>
+        </w:rPr>
+      </w:pPr>
+      <w:r>
+        <w:rPr>
+          <w:rFonts w:eastAsiaTheme="minorHAnsi"/>
+          <w:color w:val="000000"/>
+          <w:highlight w:val="white"/>
+          <w:lang w:val="en-US" w:eastAsia="en-US"/>
+        </w:rPr>
+        <w:t xml:space="preserve">            </w:t>
+      </w:r>
+      <w:r>
+        <w:rPr>
+          <w:rFonts w:eastAsiaTheme="minorHAnsi"/>
+          <w:color w:val="0000FF"/>
+          <w:highlight w:val="white"/>
+          <w:lang w:val="en-US" w:eastAsia="en-US"/>
+        </w:rPr>
+        <w:t>while</w:t>
+      </w:r>
+      <w:r>
+        <w:rPr>
+          <w:rFonts w:eastAsiaTheme="minorHAnsi"/>
+          <w:color w:val="000000"/>
+          <w:highlight w:val="white"/>
+          <w:lang w:val="en-US" w:eastAsia="en-US"/>
+        </w:rPr>
+        <w:t xml:space="preserve"> (</w:t>
+      </w:r>
+      <w:r>
+        <w:rPr>
+          <w:rFonts w:eastAsiaTheme="minorHAnsi"/>
+          <w:color w:val="2B91AF"/>
+          <w:highlight w:val="white"/>
+          <w:lang w:val="en-US" w:eastAsia="en-US"/>
+        </w:rPr>
+        <w:t>Math</w:t>
+      </w:r>
+      <w:r>
+        <w:rPr>
+          <w:rFonts w:eastAsiaTheme="minorHAnsi"/>
+          <w:color w:val="000000"/>
+          <w:highlight w:val="white"/>
+          <w:lang w:val="en-US" w:eastAsia="en-US"/>
+        </w:rPr>
+        <w:t xml:space="preserve">.Abs(term) &gt; eps * </w:t>
+      </w:r>
+      <w:r>
+        <w:rPr>
+          <w:rFonts w:eastAsiaTheme="minorHAnsi"/>
+          <w:color w:val="2B91AF"/>
+          <w:highlight w:val="white"/>
+          <w:lang w:val="en-US" w:eastAsia="en-US"/>
+        </w:rPr>
+        <w:t>Math</w:t>
+      </w:r>
+      <w:r>
+        <w:rPr>
+          <w:rFonts w:eastAsiaTheme="minorHAnsi"/>
+          <w:color w:val="000000"/>
+          <w:highlight w:val="white"/>
+          <w:lang w:val="en-US" w:eastAsia="en-US"/>
+        </w:rPr>
+        <w:t>.Abs(sum + term))</w:t>
+      </w:r>
+    </w:p>
+    <w:p>
+      <w:pPr>
+        <w:autoSpaceDE w:val="0"/>
+        <w:autoSpaceDN w:val="0"/>
+        <w:adjustRightInd w:val="0"/>
+        <w:rPr>
+          <w:rFonts w:eastAsiaTheme="minorHAnsi"/>
+          <w:color w:val="000000"/>
+          <w:highlight w:val="white"/>
+          <w:lang w:val="en-US" w:eastAsia="en-US"/>
+        </w:rPr>
+      </w:pPr>
+      <w:r>
+        <w:rPr>
+          <w:rFonts w:eastAsiaTheme="minorHAnsi"/>
+          <w:color w:val="000000"/>
+          <w:highlight w:val="white"/>
+          <w:lang w:val="en-US" w:eastAsia="en-US"/>
+        </w:rPr>
+        <w:t xml:space="preserve">            {</w:t>
+      </w:r>
+    </w:p>
+    <w:p>
+      <w:pPr>
+        <w:autoSpaceDE w:val="0"/>
+        <w:autoSpaceDN w:val="0"/>
+        <w:adjustRightInd w:val="0"/>
+        <w:rPr>
+          <w:rFonts w:eastAsiaTheme="minorHAnsi"/>
+          <w:color w:val="000000"/>
+          <w:highlight w:val="white"/>
+          <w:lang w:val="en-US" w:eastAsia="en-US"/>
+        </w:rPr>
+      </w:pPr>
+      <w:r>
+        <w:rPr>
+          <w:rFonts w:eastAsiaTheme="minorHAnsi"/>
+          <w:color w:val="000000"/>
+          <w:highlight w:val="white"/>
+          <w:lang w:val="en-US" w:eastAsia="en-US"/>
+        </w:rPr>
+        <w:t xml:space="preserve">                sum += term;</w:t>
+      </w:r>
+    </w:p>
+    <w:p>
+      <w:pPr>
+        <w:autoSpaceDE w:val="0"/>
+        <w:autoSpaceDN w:val="0"/>
+        <w:adjustRightInd w:val="0"/>
+        <w:rPr>
+          <w:rFonts w:eastAsiaTheme="minorHAnsi"/>
+          <w:color w:val="000000"/>
+          <w:highlight w:val="white"/>
+          <w:lang w:val="en-US" w:eastAsia="en-US"/>
+        </w:rPr>
+      </w:pPr>
+      <w:r>
+        <w:rPr>
+          <w:rFonts w:eastAsiaTheme="minorHAnsi"/>
+          <w:color w:val="000000"/>
+          <w:highlight w:val="white"/>
+          <w:lang w:val="en-US" w:eastAsia="en-US"/>
+        </w:rPr>
+        <w:t xml:space="preserve">                iterations++;</w:t>
+      </w:r>
+    </w:p>
+    <w:p>
+      <w:pPr>
+        <w:autoSpaceDE w:val="0"/>
+        <w:autoSpaceDN w:val="0"/>
+        <w:adjustRightInd w:val="0"/>
+        <w:rPr>
+          <w:rFonts w:eastAsiaTheme="minorHAnsi"/>
+          <w:color w:val="000000"/>
+          <w:highlight w:val="white"/>
+          <w:lang w:val="en-US" w:eastAsia="en-US"/>
+        </w:rPr>
+      </w:pPr>
+      <w:r>
+        <w:rPr>
+          <w:rFonts w:eastAsiaTheme="minorHAnsi"/>
+          <w:color w:val="000000"/>
+          <w:highlight w:val="white"/>
+          <w:lang w:val="en-US" w:eastAsia="en-US"/>
+        </w:rPr>
+        <w:t xml:space="preserve">                term = term * (2 * n + 1) / (2 * n + 3) / (x * x);</w:t>
+      </w:r>
+    </w:p>
+    <w:p>
+      <w:pPr>
+        <w:autoSpaceDE w:val="0"/>
+        <w:autoSpaceDN w:val="0"/>
+        <w:adjustRightInd w:val="0"/>
+        <w:rPr>
+          <w:rFonts w:eastAsiaTheme="minorHAnsi"/>
+          <w:color w:val="000000"/>
+          <w:highlight w:val="white"/>
+          <w:lang w:val="en-US" w:eastAsia="en-US"/>
+        </w:rPr>
+      </w:pPr>
+      <w:r>
+        <w:rPr>
+          <w:rFonts w:eastAsiaTheme="minorHAnsi"/>
+          <w:color w:val="000000"/>
+          <w:highlight w:val="white"/>
+          <w:lang w:val="en-US" w:eastAsia="en-US"/>
+        </w:rPr>
+        <w:t xml:space="preserve">                n++;</w:t>
+      </w:r>
+    </w:p>
+    <w:p>
+      <w:pPr>
+        <w:autoSpaceDE w:val="0"/>
+        <w:autoSpaceDN w:val="0"/>
+        <w:adjustRightInd w:val="0"/>
+        <w:rPr>
+          <w:rFonts w:eastAsiaTheme="minorHAnsi"/>
+          <w:color w:val="000000"/>
+          <w:highlight w:val="white"/>
+          <w:lang w:val="en-US" w:eastAsia="en-US"/>
+        </w:rPr>
+      </w:pPr>
+      <w:r>
+        <w:rPr>
+          <w:rFonts w:eastAsiaTheme="minorHAnsi"/>
+          <w:color w:val="000000"/>
+          <w:highlight w:val="white"/>
+          <w:lang w:val="en-US" w:eastAsia="en-US"/>
+        </w:rPr>
+        <w:t xml:space="preserve">                </w:t>
+      </w:r>
+      <w:r>
+        <w:rPr>
+          <w:rFonts w:eastAsiaTheme="minorHAnsi"/>
+          <w:color w:val="0000FF"/>
+          <w:highlight w:val="white"/>
+          <w:lang w:val="en-US" w:eastAsia="en-US"/>
+        </w:rPr>
+        <w:t>if</w:t>
+      </w:r>
+      <w:r>
+        <w:rPr>
+          <w:rFonts w:eastAsiaTheme="minorHAnsi"/>
+          <w:color w:val="000000"/>
+          <w:highlight w:val="white"/>
+          <w:lang w:val="en-US" w:eastAsia="en-US"/>
+        </w:rPr>
+        <w:t xml:space="preserve"> (iterations &gt; 1000000) </w:t>
+      </w:r>
+      <w:r>
+        <w:rPr>
+          <w:rFonts w:eastAsiaTheme="minorHAnsi"/>
+          <w:color w:val="0000FF"/>
+          <w:highlight w:val="white"/>
+          <w:lang w:val="en-US" w:eastAsia="en-US"/>
+        </w:rPr>
+        <w:t>break</w:t>
+      </w:r>
+      <w:r>
+        <w:rPr>
+          <w:rFonts w:eastAsiaTheme="minorHAnsi"/>
+          <w:color w:val="000000"/>
+          <w:highlight w:val="white"/>
+          <w:lang w:val="en-US" w:eastAsia="en-US"/>
+        </w:rPr>
+        <w:t>;</w:t>
+      </w:r>
+    </w:p>
+    <w:p>
+      <w:pPr>
+        <w:autoSpaceDE w:val="0"/>
+        <w:autoSpaceDN w:val="0"/>
+        <w:adjustRightInd w:val="0"/>
+        <w:rPr>
+          <w:rFonts w:eastAsiaTheme="minorHAnsi"/>
+          <w:color w:val="000000"/>
+          <w:highlight w:val="white"/>
+          <w:lang w:val="en-US" w:eastAsia="en-US"/>
+        </w:rPr>
+      </w:pPr>
+      <w:r>
+        <w:rPr>
+          <w:rFonts w:eastAsiaTheme="minorHAnsi"/>
+          <w:color w:val="000000"/>
+          <w:highlight w:val="white"/>
+          <w:lang w:val="en-US" w:eastAsia="en-US"/>
+        </w:rPr>
+        <w:t xml:space="preserve">            }</w:t>
+      </w:r>
+    </w:p>
+    <w:p>
+      <w:pPr>
+        <w:autoSpaceDE w:val="0"/>
+        <w:autoSpaceDN w:val="0"/>
+        <w:adjustRightInd w:val="0"/>
+        <w:rPr>
+          <w:rFonts w:eastAsiaTheme="minorHAnsi"/>
+          <w:color w:val="000000"/>
+          <w:highlight w:val="white"/>
+          <w:lang w:val="en-US" w:eastAsia="en-US"/>
+        </w:rPr>
+      </w:pPr>
+      <w:r>
+        <w:rPr>
+          <w:rFonts w:eastAsiaTheme="minorHAnsi"/>
+          <w:color w:val="000000"/>
+          <w:highlight w:val="white"/>
+          <w:lang w:val="en-US" w:eastAsia="en-US"/>
+        </w:rPr>
+        <w:t xml:space="preserve">            </w:t>
+      </w:r>
+      <w:r>
+        <w:rPr>
+          <w:rFonts w:eastAsiaTheme="minorHAnsi"/>
+          <w:color w:val="0000FF"/>
+          <w:highlight w:val="white"/>
+          <w:lang w:val="en-US" w:eastAsia="en-US"/>
+        </w:rPr>
+        <w:t>return</w:t>
+      </w:r>
+      <w:r>
+        <w:rPr>
+          <w:rFonts w:eastAsiaTheme="minorHAnsi"/>
+          <w:color w:val="000000"/>
+          <w:highlight w:val="white"/>
+          <w:lang w:val="en-US" w:eastAsia="en-US"/>
+        </w:rPr>
+        <w:t xml:space="preserve"> 2 * sum;</w:t>
+      </w:r>
+    </w:p>
+    <w:p>
+      <w:pPr>
+        <w:autoSpaceDE w:val="0"/>
+        <w:autoSpaceDN w:val="0"/>
+        <w:adjustRightInd w:val="0"/>
+        <w:rPr>
+          <w:rFonts w:eastAsiaTheme="minorHAnsi"/>
+          <w:color w:val="000000"/>
+          <w:highlight w:val="white"/>
+          <w:lang w:val="en-US" w:eastAsia="en-US"/>
+        </w:rPr>
+      </w:pPr>
+      <w:r>
+        <w:rPr>
+          <w:rFonts w:eastAsiaTheme="minorHAnsi"/>
+          <w:color w:val="000000"/>
+          <w:highlight w:val="white"/>
+          <w:lang w:val="en-US" w:eastAsia="en-US"/>
+        </w:rPr>
+        <w:t xml:space="preserve">        }</w:t>
+      </w:r>
+    </w:p>
+    <w:p>
+      <w:pPr>
+        <w:autoSpaceDE w:val="0"/>
+        <w:autoSpaceDN w:val="0"/>
+        <w:adjustRightInd w:val="0"/>
+        <w:rPr>
+          <w:rFonts w:eastAsiaTheme="minorHAnsi"/>
+          <w:color w:val="000000"/>
+          <w:highlight w:val="white"/>
+          <w:lang w:val="en-US" w:eastAsia="en-US"/>
+        </w:rPr>
+      </w:pPr>
+    </w:p>
+    <w:p>
+      <w:pPr>
+        <w:autoSpaceDE w:val="0"/>
+        <w:autoSpaceDN w:val="0"/>
+        <w:adjustRightInd w:val="0"/>
+        <w:rPr>
+          <w:rFonts w:eastAsiaTheme="minorHAnsi"/>
+          <w:color w:val="000000"/>
+          <w:highlight w:val="white"/>
+          <w:lang w:val="en-US" w:eastAsia="en-US"/>
+        </w:rPr>
+      </w:pPr>
+      <w:r>
+        <w:rPr>
+          <w:rFonts w:eastAsiaTheme="minorHAnsi"/>
+          <w:color w:val="000000"/>
+          <w:highlight w:val="white"/>
+          <w:lang w:val="en-US" w:eastAsia="en-US"/>
+        </w:rPr>
+        <w:t xml:space="preserve">        </w:t>
+      </w:r>
+      <w:r>
+        <w:rPr>
+          <w:rFonts w:eastAsiaTheme="minorHAnsi"/>
+          <w:color w:val="0000FF"/>
+          <w:highlight w:val="white"/>
+          <w:lang w:val="en-US" w:eastAsia="en-US"/>
+        </w:rPr>
+        <w:t>private</w:t>
+      </w:r>
+      <w:r>
+        <w:rPr>
+          <w:rFonts w:eastAsiaTheme="minorHAnsi"/>
+          <w:color w:val="000000"/>
+          <w:highlight w:val="white"/>
+          <w:lang w:val="en-US" w:eastAsia="en-US"/>
+        </w:rPr>
+        <w:t xml:space="preserve"> </w:t>
+      </w:r>
+      <w:r>
+        <w:rPr>
+          <w:rFonts w:eastAsiaTheme="minorHAnsi"/>
+          <w:color w:val="0000FF"/>
+          <w:highlight w:val="white"/>
+          <w:lang w:val="en-US" w:eastAsia="en-US"/>
+        </w:rPr>
+        <w:t>void</w:t>
+      </w:r>
+      <w:r>
+        <w:rPr>
+          <w:rFonts w:eastAsiaTheme="minorHAnsi"/>
+          <w:color w:val="000000"/>
+          <w:highlight w:val="white"/>
+          <w:lang w:val="en-US" w:eastAsia="en-US"/>
+        </w:rPr>
+        <w:t xml:space="preserve"> button1_Click(</w:t>
+      </w:r>
+      <w:r>
+        <w:rPr>
+          <w:rFonts w:eastAsiaTheme="minorHAnsi"/>
+          <w:color w:val="0000FF"/>
+          <w:highlight w:val="white"/>
+          <w:lang w:val="en-US" w:eastAsia="en-US"/>
+        </w:rPr>
+        <w:t>object</w:t>
+      </w:r>
+      <w:r>
+        <w:rPr>
+          <w:rFonts w:eastAsiaTheme="minorHAnsi"/>
+          <w:color w:val="000000"/>
+          <w:highlight w:val="white"/>
+          <w:lang w:val="en-US" w:eastAsia="en-US"/>
+        </w:rPr>
+        <w:t xml:space="preserve"> sender, </w:t>
+      </w:r>
+      <w:r>
+        <w:rPr>
+          <w:rFonts w:eastAsiaTheme="minorHAnsi"/>
+          <w:color w:val="2B91AF"/>
+          <w:highlight w:val="white"/>
+          <w:lang w:val="en-US" w:eastAsia="en-US"/>
+        </w:rPr>
+        <w:t>EventArgs</w:t>
+      </w:r>
+      <w:r>
+        <w:rPr>
+          <w:rFonts w:eastAsiaTheme="minorHAnsi"/>
+          <w:color w:val="000000"/>
+          <w:highlight w:val="white"/>
+          <w:lang w:val="en-US" w:eastAsia="en-US"/>
+        </w:rPr>
+        <w:t xml:space="preserve"> e)</w:t>
+      </w:r>
+    </w:p>
+    <w:p>
+      <w:pPr>
+        <w:autoSpaceDE w:val="0"/>
+        <w:autoSpaceDN w:val="0"/>
+        <w:adjustRightInd w:val="0"/>
+        <w:rPr>
+          <w:rFonts w:eastAsiaTheme="minorHAnsi"/>
+          <w:color w:val="000000"/>
+          <w:highlight w:val="white"/>
+          <w:lang w:val="en-US" w:eastAsia="en-US"/>
+        </w:rPr>
+      </w:pPr>
+      <w:r>
+        <w:rPr>
+          <w:rFonts w:eastAsiaTheme="minorHAnsi"/>
+          <w:color w:val="000000"/>
+          <w:highlight w:val="white"/>
+          <w:lang w:val="en-US" w:eastAsia="en-US"/>
+        </w:rPr>
+        <w:t xml:space="preserve">        {</w:t>
+      </w:r>
+    </w:p>
+    <w:p>
+      <w:pPr>
+        <w:autoSpaceDE w:val="0"/>
+        <w:autoSpaceDN w:val="0"/>
+        <w:adjustRightInd w:val="0"/>
+        <w:rPr>
+          <w:rFonts w:eastAsiaTheme="minorHAnsi"/>
+          <w:color w:val="000000"/>
+          <w:highlight w:val="white"/>
+          <w:lang w:val="en-US" w:eastAsia="en-US"/>
+        </w:rPr>
+      </w:pPr>
+      <w:r>
+        <w:rPr>
+          <w:rFonts w:eastAsiaTheme="minorHAnsi"/>
+          <w:color w:val="000000"/>
+          <w:highlight w:val="white"/>
+          <w:lang w:val="en-US" w:eastAsia="en-US"/>
+        </w:rPr>
+        <w:t xml:space="preserve">            </w:t>
+      </w:r>
+      <w:r>
+        <w:rPr>
+          <w:rFonts w:eastAsiaTheme="minorHAnsi"/>
+          <w:color w:val="0000FF"/>
+          <w:highlight w:val="white"/>
+          <w:lang w:val="en-US" w:eastAsia="en-US"/>
+        </w:rPr>
+        <w:t>try</w:t>
+      </w:r>
+    </w:p>
+    <w:p>
+      <w:pPr>
+        <w:autoSpaceDE w:val="0"/>
+        <w:autoSpaceDN w:val="0"/>
+        <w:adjustRightInd w:val="0"/>
+        <w:rPr>
+          <w:rFonts w:eastAsiaTheme="minorHAnsi"/>
+          <w:color w:val="000000"/>
+          <w:highlight w:val="white"/>
+          <w:lang w:val="en-US" w:eastAsia="en-US"/>
+        </w:rPr>
+      </w:pPr>
+      <w:r>
+        <w:rPr>
+          <w:rFonts w:eastAsiaTheme="minorHAnsi"/>
+          <w:color w:val="000000"/>
+          <w:highlight w:val="white"/>
+          <w:lang w:val="en-US" w:eastAsia="en-US"/>
+        </w:rPr>
+        <w:t xml:space="preserve">            {</w:t>
+      </w:r>
+    </w:p>
+    <w:p>
+      <w:pPr>
+        <w:autoSpaceDE w:val="0"/>
+        <w:autoSpaceDN w:val="0"/>
+        <w:adjustRightInd w:val="0"/>
+        <w:rPr>
+          <w:rFonts w:eastAsiaTheme="minorHAnsi"/>
+          <w:color w:val="000000"/>
+          <w:highlight w:val="white"/>
+          <w:lang w:val="en-US" w:eastAsia="en-US"/>
+        </w:rPr>
+      </w:pPr>
+      <w:r>
+        <w:rPr>
+          <w:rFonts w:eastAsiaTheme="minorHAnsi"/>
+          <w:color w:val="000000"/>
+          <w:highlight w:val="white"/>
+          <w:lang w:val="en-US" w:eastAsia="en-US"/>
+        </w:rPr>
+        <w:t xml:space="preserve">                </w:t>
+      </w:r>
+      <w:r>
+        <w:rPr>
+          <w:rFonts w:eastAsiaTheme="minorHAnsi"/>
+          <w:color w:val="0000FF"/>
+          <w:highlight w:val="white"/>
+          <w:lang w:val="en-US" w:eastAsia="en-US"/>
+        </w:rPr>
+        <w:t>double</w:t>
+      </w:r>
+      <w:r>
+        <w:rPr>
+          <w:rFonts w:eastAsiaTheme="minorHAnsi"/>
+          <w:color w:val="000000"/>
+          <w:highlight w:val="white"/>
+          <w:lang w:val="en-US" w:eastAsia="en-US"/>
+        </w:rPr>
+        <w:t xml:space="preserve"> eps = </w:t>
+      </w:r>
+      <w:r>
+        <w:rPr>
+          <w:rFonts w:eastAsiaTheme="minorHAnsi"/>
+          <w:color w:val="0000FF"/>
+          <w:highlight w:val="white"/>
+          <w:lang w:val="en-US" w:eastAsia="en-US"/>
+        </w:rPr>
+        <w:t>double</w:t>
+      </w:r>
+      <w:r>
+        <w:rPr>
+          <w:rFonts w:eastAsiaTheme="minorHAnsi"/>
+          <w:color w:val="000000"/>
+          <w:highlight w:val="white"/>
+          <w:lang w:val="en-US" w:eastAsia="en-US"/>
+        </w:rPr>
+        <w:t>.Parse(textBox1.Text.Replace(</w:t>
+      </w:r>
+      <w:r>
+        <w:rPr>
+          <w:rFonts w:eastAsiaTheme="minorHAnsi"/>
+          <w:color w:val="A31515"/>
+          <w:highlight w:val="white"/>
+          <w:lang w:val="en-US" w:eastAsia="en-US"/>
+        </w:rPr>
+        <w:t>','</w:t>
+      </w:r>
+      <w:r>
+        <w:rPr>
+          <w:rFonts w:eastAsiaTheme="minorHAnsi"/>
+          <w:color w:val="000000"/>
+          <w:highlight w:val="white"/>
+          <w:lang w:val="en-US" w:eastAsia="en-US"/>
+        </w:rPr>
+        <w:t xml:space="preserve">, </w:t>
+      </w:r>
+      <w:r>
+        <w:rPr>
+          <w:rFonts w:eastAsiaTheme="minorHAnsi"/>
+          <w:color w:val="A31515"/>
+          <w:highlight w:val="white"/>
+          <w:lang w:val="en-US" w:eastAsia="en-US"/>
+        </w:rPr>
+        <w:t>'.'</w:t>
+      </w:r>
+      <w:r>
+        <w:rPr>
+          <w:rFonts w:eastAsiaTheme="minorHAnsi"/>
+          <w:color w:val="000000"/>
+          <w:highlight w:val="white"/>
+          <w:lang w:val="en-US" w:eastAsia="en-US"/>
+        </w:rPr>
+        <w:t>),</w:t>
+      </w:r>
+    </w:p>
+    <w:p>
+      <w:pPr>
+        <w:autoSpaceDE w:val="0"/>
+        <w:autoSpaceDN w:val="0"/>
+        <w:adjustRightInd w:val="0"/>
+        <w:rPr>
+          <w:rFonts w:eastAsiaTheme="minorHAnsi"/>
+          <w:color w:val="000000"/>
+          <w:highlight w:val="white"/>
+          <w:lang w:val="en-US" w:eastAsia="en-US"/>
+        </w:rPr>
+      </w:pPr>
+      <w:r>
+        <w:rPr>
+          <w:rFonts w:eastAsiaTheme="minorHAnsi"/>
+          <w:color w:val="000000"/>
+          <w:highlight w:val="white"/>
+          <w:lang w:val="en-US" w:eastAsia="en-US"/>
+        </w:rPr>
+        <w:t xml:space="preserve">                    </w:t>
+      </w:r>
+      <w:r>
+        <w:rPr>
+          <w:rFonts w:eastAsiaTheme="minorHAnsi"/>
+          <w:color w:val="2B91AF"/>
+          <w:highlight w:val="white"/>
+          <w:lang w:val="en-US" w:eastAsia="en-US"/>
+        </w:rPr>
+        <w:t>CultureInfo</w:t>
+      </w:r>
+      <w:r>
+        <w:rPr>
+          <w:rFonts w:eastAsiaTheme="minorHAnsi"/>
+          <w:color w:val="000000"/>
+          <w:highlight w:val="white"/>
+          <w:lang w:val="en-US" w:eastAsia="en-US"/>
+        </w:rPr>
+        <w:t>.InvariantCulture);</w:t>
+      </w:r>
+    </w:p>
+    <w:p>
+      <w:pPr>
+        <w:autoSpaceDE w:val="0"/>
+        <w:autoSpaceDN w:val="0"/>
+        <w:adjustRightInd w:val="0"/>
+        <w:rPr>
+          <w:rFonts w:eastAsiaTheme="minorHAnsi"/>
+          <w:color w:val="000000"/>
+          <w:highlight w:val="white"/>
+          <w:lang w:val="en-US" w:eastAsia="en-US"/>
+        </w:rPr>
+      </w:pPr>
+      <w:r>
+        <w:rPr>
+          <w:rFonts w:eastAsiaTheme="minorHAnsi"/>
+          <w:color w:val="000000"/>
+          <w:highlight w:val="white"/>
+          <w:lang w:val="en-US" w:eastAsia="en-US"/>
+        </w:rPr>
+        <w:t xml:space="preserve">                </w:t>
+      </w:r>
+      <w:r>
+        <w:rPr>
+          <w:rFonts w:eastAsiaTheme="minorHAnsi"/>
+          <w:color w:val="0000FF"/>
+          <w:highlight w:val="white"/>
+          <w:lang w:val="en-US" w:eastAsia="en-US"/>
+        </w:rPr>
+        <w:t>double</w:t>
+      </w:r>
+      <w:r>
+        <w:rPr>
+          <w:rFonts w:eastAsiaTheme="minorHAnsi"/>
+          <w:color w:val="000000"/>
+          <w:highlight w:val="white"/>
+          <w:lang w:val="en-US" w:eastAsia="en-US"/>
+        </w:rPr>
+        <w:t xml:space="preserve"> x = </w:t>
+      </w:r>
+      <w:r>
+        <w:rPr>
+          <w:rFonts w:eastAsiaTheme="minorHAnsi"/>
+          <w:color w:val="0000FF"/>
+          <w:highlight w:val="white"/>
+          <w:lang w:val="en-US" w:eastAsia="en-US"/>
+        </w:rPr>
+        <w:t>double</w:t>
+      </w:r>
+      <w:r>
+        <w:rPr>
+          <w:rFonts w:eastAsiaTheme="minorHAnsi"/>
+          <w:color w:val="000000"/>
+          <w:highlight w:val="white"/>
+          <w:lang w:val="en-US" w:eastAsia="en-US"/>
+        </w:rPr>
+        <w:t>.Parse(textBox2.Text.Replace(</w:t>
+      </w:r>
+      <w:r>
+        <w:rPr>
+          <w:rFonts w:eastAsiaTheme="minorHAnsi"/>
+          <w:color w:val="A31515"/>
+          <w:highlight w:val="white"/>
+          <w:lang w:val="en-US" w:eastAsia="en-US"/>
+        </w:rPr>
+        <w:t>','</w:t>
+      </w:r>
+      <w:r>
+        <w:rPr>
+          <w:rFonts w:eastAsiaTheme="minorHAnsi"/>
+          <w:color w:val="000000"/>
+          <w:highlight w:val="white"/>
+          <w:lang w:val="en-US" w:eastAsia="en-US"/>
+        </w:rPr>
+        <w:t xml:space="preserve">, </w:t>
+      </w:r>
+      <w:r>
+        <w:rPr>
+          <w:rFonts w:eastAsiaTheme="minorHAnsi"/>
+          <w:color w:val="A31515"/>
+          <w:highlight w:val="white"/>
+          <w:lang w:val="en-US" w:eastAsia="en-US"/>
+        </w:rPr>
+        <w:t>'.'</w:t>
+      </w:r>
+      <w:r>
+        <w:rPr>
+          <w:rFonts w:eastAsiaTheme="minorHAnsi"/>
+          <w:color w:val="000000"/>
+          <w:highlight w:val="white"/>
+          <w:lang w:val="en-US" w:eastAsia="en-US"/>
+        </w:rPr>
+        <w:t>),</w:t>
+      </w:r>
+    </w:p>
+    <w:p>
+      <w:pPr>
+        <w:autoSpaceDE w:val="0"/>
+        <w:autoSpaceDN w:val="0"/>
+        <w:adjustRightInd w:val="0"/>
+        <w:rPr>
+          <w:rFonts w:eastAsiaTheme="minorHAnsi"/>
+          <w:color w:val="000000"/>
+          <w:highlight w:val="white"/>
+          <w:lang w:val="en-US" w:eastAsia="en-US"/>
+        </w:rPr>
+      </w:pPr>
+      <w:r>
+        <w:rPr>
+          <w:rFonts w:eastAsiaTheme="minorHAnsi"/>
+          <w:color w:val="000000"/>
+          <w:highlight w:val="white"/>
+          <w:lang w:val="en-US" w:eastAsia="en-US"/>
+        </w:rPr>
+        <w:t xml:space="preserve">                    </w:t>
+      </w:r>
+      <w:r>
+        <w:rPr>
+          <w:rFonts w:eastAsiaTheme="minorHAnsi"/>
+          <w:color w:val="2B91AF"/>
+          <w:highlight w:val="white"/>
+          <w:lang w:val="en-US" w:eastAsia="en-US"/>
+        </w:rPr>
+        <w:t>CultureInfo</w:t>
+      </w:r>
+      <w:r>
+        <w:rPr>
+          <w:rFonts w:eastAsiaTheme="minorHAnsi"/>
+          <w:color w:val="000000"/>
+          <w:highlight w:val="white"/>
+          <w:lang w:val="en-US" w:eastAsia="en-US"/>
+        </w:rPr>
+        <w:t>.InvariantCulture);</w:t>
+      </w:r>
+    </w:p>
+    <w:p>
+      <w:pPr>
+        <w:autoSpaceDE w:val="0"/>
+        <w:autoSpaceDN w:val="0"/>
+        <w:adjustRightInd w:val="0"/>
+        <w:rPr>
+          <w:rFonts w:eastAsiaTheme="minorHAnsi"/>
+          <w:color w:val="000000"/>
+          <w:highlight w:val="white"/>
+          <w:lang w:val="en-US" w:eastAsia="en-US"/>
+        </w:rPr>
+      </w:pPr>
+      <w:r>
+        <w:rPr>
+          <w:rFonts w:eastAsiaTheme="minorHAnsi"/>
+          <w:color w:val="000000"/>
+          <w:highlight w:val="white"/>
+          <w:lang w:val="en-US" w:eastAsia="en-US"/>
+        </w:rPr>
+        <w:t xml:space="preserve">                </w:t>
+      </w:r>
+      <w:r>
+        <w:rPr>
+          <w:rFonts w:eastAsiaTheme="minorHAnsi"/>
+          <w:color w:val="0000FF"/>
+          <w:highlight w:val="white"/>
+          <w:lang w:val="en-US" w:eastAsia="en-US"/>
+        </w:rPr>
+        <w:t>if</w:t>
+      </w:r>
+      <w:r>
+        <w:rPr>
+          <w:rFonts w:eastAsiaTheme="minorHAnsi"/>
+          <w:color w:val="000000"/>
+          <w:highlight w:val="white"/>
+          <w:lang w:val="en-US" w:eastAsia="en-US"/>
+        </w:rPr>
+        <w:t xml:space="preserve"> (</w:t>
+      </w:r>
+      <w:r>
+        <w:rPr>
+          <w:rFonts w:eastAsiaTheme="minorHAnsi"/>
+          <w:color w:val="2B91AF"/>
+          <w:highlight w:val="white"/>
+          <w:lang w:val="en-US" w:eastAsia="en-US"/>
+        </w:rPr>
+        <w:t>Math</w:t>
+      </w:r>
+      <w:r>
+        <w:rPr>
+          <w:rFonts w:eastAsiaTheme="minorHAnsi"/>
+          <w:color w:val="000000"/>
+          <w:highlight w:val="white"/>
+          <w:lang w:val="en-US" w:eastAsia="en-US"/>
+        </w:rPr>
+        <w:t>.Abs(x) &lt;= 1 || eps &lt;= 0 || eps &gt;= 1)</w:t>
+      </w:r>
+    </w:p>
+    <w:p>
+      <w:pPr>
+        <w:autoSpaceDE w:val="0"/>
+        <w:autoSpaceDN w:val="0"/>
+        <w:adjustRightInd w:val="0"/>
+        <w:rPr>
+          <w:rFonts w:eastAsiaTheme="minorHAnsi"/>
+          <w:color w:val="000000"/>
+          <w:highlight w:val="white"/>
+          <w:lang w:eastAsia="en-US"/>
+        </w:rPr>
+      </w:pPr>
+      <w:r>
+        <w:rPr>
+          <w:rFonts w:eastAsiaTheme="minorHAnsi"/>
+          <w:color w:val="000000"/>
+          <w:highlight w:val="white"/>
+          <w:lang w:val="en-US" w:eastAsia="en-US"/>
+        </w:rPr>
+        <w:t xml:space="preserve">                </w:t>
+      </w:r>
+      <w:r>
+        <w:rPr>
+          <w:rFonts w:eastAsiaTheme="minorHAnsi"/>
+          <w:color w:val="000000"/>
+          <w:highlight w:val="white"/>
+          <w:lang w:eastAsia="en-US"/>
+        </w:rPr>
+        <w:t>{</w:t>
+      </w:r>
+    </w:p>
+    <w:p>
+      <w:pPr>
+        <w:autoSpaceDE w:val="0"/>
+        <w:autoSpaceDN w:val="0"/>
+        <w:adjustRightInd w:val="0"/>
+        <w:rPr>
+          <w:rFonts w:eastAsiaTheme="minorHAnsi"/>
+          <w:color w:val="000000"/>
+          <w:highlight w:val="white"/>
+          <w:lang w:eastAsia="en-US"/>
+        </w:rPr>
+      </w:pPr>
+      <w:r>
+        <w:rPr>
+          <w:rFonts w:eastAsiaTheme="minorHAnsi"/>
+          <w:color w:val="000000"/>
+          <w:highlight w:val="white"/>
+          <w:lang w:eastAsia="en-US"/>
+        </w:rPr>
+        <w:t xml:space="preserve">                    label3.Text = </w:t>
+      </w:r>
+      <w:r>
+        <w:rPr>
+          <w:rFonts w:eastAsiaTheme="minorHAnsi"/>
+          <w:color w:val="A31515"/>
+          <w:highlight w:val="white"/>
+          <w:lang w:eastAsia="en-US"/>
+        </w:rPr>
+        <w:t>"Выход за диапазон: |x| &gt; 1, 0 &lt; ε &lt; 1"</w:t>
+      </w:r>
+      <w:r>
+        <w:rPr>
+          <w:rFonts w:eastAsiaTheme="minorHAnsi"/>
+          <w:color w:val="000000"/>
+          <w:highlight w:val="white"/>
+          <w:lang w:eastAsia="en-US"/>
+        </w:rPr>
+        <w:t>;</w:t>
+      </w:r>
+    </w:p>
+    <w:p>
+      <w:pPr>
+        <w:autoSpaceDE w:val="0"/>
+        <w:autoSpaceDN w:val="0"/>
+        <w:adjustRightInd w:val="0"/>
+        <w:rPr>
+          <w:rFonts w:eastAsiaTheme="minorHAnsi"/>
+          <w:color w:val="000000"/>
+          <w:highlight w:val="white"/>
+          <w:lang w:val="en-US" w:eastAsia="en-US"/>
+        </w:rPr>
+      </w:pPr>
+      <w:r>
+        <w:rPr>
+          <w:rFonts w:eastAsiaTheme="minorHAnsi"/>
+          <w:color w:val="000000"/>
+          <w:highlight w:val="white"/>
+          <w:lang w:eastAsia="en-US"/>
+        </w:rPr>
+        <w:t xml:space="preserve">                    </w:t>
+      </w:r>
+      <w:r>
+        <w:rPr>
+          <w:rFonts w:eastAsiaTheme="minorHAnsi"/>
+          <w:color w:val="000000"/>
+          <w:highlight w:val="white"/>
+          <w:lang w:val="en-US" w:eastAsia="en-US"/>
+        </w:rPr>
+        <w:t>label3.ForeColor = System.Drawing.</w:t>
+      </w:r>
+      <w:r>
+        <w:rPr>
+          <w:rFonts w:eastAsiaTheme="minorHAnsi"/>
+          <w:color w:val="2B91AF"/>
+          <w:highlight w:val="white"/>
+          <w:lang w:val="en-US" w:eastAsia="en-US"/>
+        </w:rPr>
+        <w:t>Color</w:t>
+      </w:r>
+      <w:r>
+        <w:rPr>
+          <w:rFonts w:eastAsiaTheme="minorHAnsi"/>
+          <w:color w:val="000000"/>
+          <w:highlight w:val="white"/>
+          <w:lang w:val="en-US" w:eastAsia="en-US"/>
+        </w:rPr>
+        <w:t>.DarkRed;</w:t>
+      </w:r>
+    </w:p>
+    <w:p>
+      <w:pPr>
+        <w:autoSpaceDE w:val="0"/>
+        <w:autoSpaceDN w:val="0"/>
+        <w:adjustRightInd w:val="0"/>
+        <w:rPr>
+          <w:rFonts w:eastAsiaTheme="minorHAnsi"/>
+          <w:color w:val="000000"/>
+          <w:highlight w:val="white"/>
+          <w:lang w:val="en-US" w:eastAsia="en-US"/>
+        </w:rPr>
+      </w:pPr>
+      <w:r>
+        <w:rPr>
+          <w:rFonts w:eastAsiaTheme="minorHAnsi"/>
+          <w:color w:val="000000"/>
+          <w:highlight w:val="white"/>
+          <w:lang w:val="en-US" w:eastAsia="en-US"/>
+        </w:rPr>
+        <w:t xml:space="preserve">                    </w:t>
+      </w:r>
+      <w:r>
+        <w:rPr>
+          <w:rFonts w:eastAsiaTheme="minorHAnsi"/>
+          <w:color w:val="0000FF"/>
+          <w:highlight w:val="white"/>
+          <w:lang w:val="en-US" w:eastAsia="en-US"/>
+        </w:rPr>
+        <w:t>return</w:t>
+      </w:r>
+      <w:r>
+        <w:rPr>
+          <w:rFonts w:eastAsiaTheme="minorHAnsi"/>
+          <w:color w:val="000000"/>
+          <w:highlight w:val="white"/>
+          <w:lang w:val="en-US" w:eastAsia="en-US"/>
+        </w:rPr>
+        <w:t>;</w:t>
+      </w:r>
+    </w:p>
+    <w:p>
+      <w:pPr>
+        <w:autoSpaceDE w:val="0"/>
+        <w:autoSpaceDN w:val="0"/>
+        <w:adjustRightInd w:val="0"/>
+        <w:rPr>
+          <w:rFonts w:eastAsiaTheme="minorHAnsi"/>
+          <w:color w:val="000000"/>
+          <w:highlight w:val="white"/>
+          <w:lang w:val="en-US" w:eastAsia="en-US"/>
+        </w:rPr>
+      </w:pPr>
+      <w:r>
+        <w:rPr>
+          <w:rFonts w:eastAsiaTheme="minorHAnsi"/>
+          <w:color w:val="000000"/>
+          <w:highlight w:val="white"/>
+          <w:lang w:val="en-US" w:eastAsia="en-US"/>
+        </w:rPr>
+        <w:lastRenderedPageBreak/>
+        <w:t xml:space="preserve">                }</w:t>
+      </w:r>
+    </w:p>
+    <w:p>
+      <w:pPr>
+        <w:autoSpaceDE w:val="0"/>
+        <w:autoSpaceDN w:val="0"/>
+        <w:adjustRightInd w:val="0"/>
+        <w:rPr>
+          <w:rFonts w:eastAsiaTheme="minorHAnsi"/>
+          <w:color w:val="000000"/>
+          <w:highlight w:val="white"/>
+          <w:lang w:val="en-US" w:eastAsia="en-US"/>
+        </w:rPr>
+      </w:pPr>
+    </w:p>
+    <w:p>
+      <w:pPr>
+        <w:autoSpaceDE w:val="0"/>
+        <w:autoSpaceDN w:val="0"/>
+        <w:adjustRightInd w:val="0"/>
+        <w:rPr>
+          <w:rFonts w:eastAsiaTheme="minorHAnsi"/>
+          <w:color w:val="000000"/>
+          <w:highlight w:val="white"/>
+          <w:lang w:val="en-US" w:eastAsia="en-US"/>
+        </w:rPr>
+      </w:pPr>
+      <w:r>
+        <w:rPr>
+          <w:rFonts w:eastAsiaTheme="minorHAnsi"/>
+          <w:color w:val="000000"/>
+          <w:highlight w:val="white"/>
+          <w:lang w:val="en-US" w:eastAsia="en-US"/>
+        </w:rPr>
+        <w:t xml:space="preserve">                </w:t>
+      </w:r>
+      <w:r>
+        <w:rPr>
+          <w:rFonts w:eastAsiaTheme="minorHAnsi"/>
+          <w:color w:val="0000FF"/>
+          <w:highlight w:val="white"/>
+          <w:lang w:val="en-US" w:eastAsia="en-US"/>
+        </w:rPr>
+        <w:t>double</w:t>
+      </w:r>
+      <w:r>
+        <w:rPr>
+          <w:rFonts w:eastAsiaTheme="minorHAnsi"/>
+          <w:color w:val="000000"/>
+          <w:highlight w:val="white"/>
+          <w:lang w:val="en-US" w:eastAsia="en-US"/>
+        </w:rPr>
+        <w:t xml:space="preserve"> exact = ExactValue(x);</w:t>
+      </w:r>
+    </w:p>
+    <w:p>
+      <w:pPr>
+        <w:autoSpaceDE w:val="0"/>
+        <w:autoSpaceDN w:val="0"/>
+        <w:adjustRightInd w:val="0"/>
+        <w:rPr>
+          <w:rFonts w:eastAsiaTheme="minorHAnsi"/>
+          <w:color w:val="000000"/>
+          <w:highlight w:val="white"/>
+          <w:lang w:val="en-US" w:eastAsia="en-US"/>
+        </w:rPr>
+      </w:pPr>
+      <w:r>
+        <w:rPr>
+          <w:rFonts w:eastAsiaTheme="minorHAnsi"/>
+          <w:color w:val="000000"/>
+          <w:highlight w:val="white"/>
+          <w:lang w:val="en-US" w:eastAsia="en-US"/>
+        </w:rPr>
+        <w:t xml:space="preserve">                </w:t>
+      </w:r>
+      <w:r>
+        <w:rPr>
+          <w:rFonts w:eastAsiaTheme="minorHAnsi"/>
+          <w:color w:val="0000FF"/>
+          <w:highlight w:val="white"/>
+          <w:lang w:val="en-US" w:eastAsia="en-US"/>
+        </w:rPr>
+        <w:t>int</w:t>
+      </w:r>
+      <w:r>
+        <w:rPr>
+          <w:rFonts w:eastAsiaTheme="minorHAnsi"/>
+          <w:color w:val="000000"/>
+          <w:highlight w:val="white"/>
+          <w:lang w:val="en-US" w:eastAsia="en-US"/>
+        </w:rPr>
+        <w:t xml:space="preserve"> count;</w:t>
+      </w:r>
+    </w:p>
+    <w:p>
+      <w:pPr>
+        <w:autoSpaceDE w:val="0"/>
+        <w:autoSpaceDN w:val="0"/>
+        <w:adjustRightInd w:val="0"/>
+        <w:rPr>
+          <w:rFonts w:eastAsiaTheme="minorHAnsi"/>
+          <w:color w:val="000000"/>
+          <w:highlight w:val="white"/>
+          <w:lang w:val="en-US" w:eastAsia="en-US"/>
+        </w:rPr>
+      </w:pPr>
+      <w:r>
+        <w:rPr>
+          <w:rFonts w:eastAsiaTheme="minorHAnsi"/>
+          <w:color w:val="000000"/>
+          <w:highlight w:val="white"/>
+          <w:lang w:val="en-US" w:eastAsia="en-US"/>
+        </w:rPr>
+        <w:t xml:space="preserve">                </w:t>
+      </w:r>
+      <w:r>
+        <w:rPr>
+          <w:rFonts w:eastAsiaTheme="minorHAnsi"/>
+          <w:color w:val="0000FF"/>
+          <w:highlight w:val="white"/>
+          <w:lang w:val="en-US" w:eastAsia="en-US"/>
+        </w:rPr>
+        <w:t>double</w:t>
+      </w:r>
+      <w:r>
+        <w:rPr>
+          <w:rFonts w:eastAsiaTheme="minorHAnsi"/>
+          <w:color w:val="000000"/>
+          <w:highlight w:val="white"/>
+          <w:lang w:val="en-US" w:eastAsia="en-US"/>
+        </w:rPr>
+        <w:t xml:space="preserve"> sum = SeriesSum(x, eps, </w:t>
+      </w:r>
+      <w:r>
+        <w:rPr>
+          <w:rFonts w:eastAsiaTheme="minorHAnsi"/>
+          <w:color w:val="0000FF"/>
+          <w:highlight w:val="white"/>
+          <w:lang w:val="en-US" w:eastAsia="en-US"/>
+        </w:rPr>
+        <w:t>out</w:t>
+      </w:r>
+      <w:r>
+        <w:rPr>
+          <w:rFonts w:eastAsiaTheme="minorHAnsi"/>
+          <w:color w:val="000000"/>
+          <w:highlight w:val="white"/>
+          <w:lang w:val="en-US" w:eastAsia="en-US"/>
+        </w:rPr>
+        <w:t xml:space="preserve"> count);</w:t>
+      </w:r>
+    </w:p>
+    <w:p>
+      <w:pPr>
+        <w:autoSpaceDE w:val="0"/>
+        <w:autoSpaceDN w:val="0"/>
+        <w:adjustRightInd w:val="0"/>
+        <w:rPr>
+          <w:rFonts w:eastAsiaTheme="minorHAnsi"/>
+          <w:color w:val="000000"/>
+          <w:highlight w:val="white"/>
+          <w:lang w:val="en-US" w:eastAsia="en-US"/>
+        </w:rPr>
+      </w:pPr>
+      <w:r>
+        <w:rPr>
+          <w:rFonts w:eastAsiaTheme="minorHAnsi"/>
+          <w:color w:val="000000"/>
+          <w:highlight w:val="white"/>
+          <w:lang w:val="en-US" w:eastAsia="en-US"/>
+        </w:rPr>
+        <w:t xml:space="preserve">                </w:t>
+      </w:r>
+      <w:r>
+        <w:rPr>
+          <w:rFonts w:eastAsiaTheme="minorHAnsi"/>
+          <w:color w:val="0000FF"/>
+          <w:highlight w:val="white"/>
+          <w:lang w:val="en-US" w:eastAsia="en-US"/>
+        </w:rPr>
+        <w:t>double</w:t>
+      </w:r>
+      <w:r>
+        <w:rPr>
+          <w:rFonts w:eastAsiaTheme="minorHAnsi"/>
+          <w:color w:val="000000"/>
+          <w:highlight w:val="white"/>
+          <w:lang w:val="en-US" w:eastAsia="en-US"/>
+        </w:rPr>
+        <w:t xml:space="preserve"> error = </w:t>
+      </w:r>
+      <w:r>
+        <w:rPr>
+          <w:rFonts w:eastAsiaTheme="minorHAnsi"/>
+          <w:color w:val="2B91AF"/>
+          <w:highlight w:val="white"/>
+          <w:lang w:val="en-US" w:eastAsia="en-US"/>
+        </w:rPr>
+        <w:t>Math</w:t>
+      </w:r>
+      <w:r>
+        <w:rPr>
+          <w:rFonts w:eastAsiaTheme="minorHAnsi"/>
+          <w:color w:val="000000"/>
+          <w:highlight w:val="white"/>
+          <w:lang w:val="en-US" w:eastAsia="en-US"/>
+        </w:rPr>
+        <w:t>.Abs(exact - sum);</w:t>
+      </w:r>
+    </w:p>
+    <w:p>
+      <w:pPr>
+        <w:autoSpaceDE w:val="0"/>
+        <w:autoSpaceDN w:val="0"/>
+        <w:adjustRightInd w:val="0"/>
+        <w:rPr>
+          <w:rFonts w:eastAsiaTheme="minorHAnsi"/>
+          <w:color w:val="000000"/>
+          <w:highlight w:val="white"/>
+          <w:lang w:eastAsia="en-US"/>
+        </w:rPr>
+      </w:pPr>
+      <w:r>
+        <w:rPr>
+          <w:rFonts w:eastAsiaTheme="minorHAnsi"/>
+          <w:color w:val="000000"/>
+          <w:highlight w:val="white"/>
+          <w:lang w:val="en-US" w:eastAsia="en-US"/>
+        </w:rPr>
+        <w:t xml:space="preserve">                </w:t>
+      </w:r>
+      <w:r>
+        <w:rPr>
+          <w:rFonts w:eastAsiaTheme="minorHAnsi"/>
+          <w:color w:val="000000"/>
+          <w:highlight w:val="white"/>
+          <w:lang w:eastAsia="en-US"/>
+        </w:rPr>
+        <w:t xml:space="preserve">label3.Text = </w:t>
+      </w:r>
+      <w:r>
+        <w:rPr>
+          <w:rFonts w:eastAsiaTheme="minorHAnsi"/>
+          <w:color w:val="A31515"/>
+          <w:highlight w:val="white"/>
+          <w:lang w:eastAsia="en-US"/>
+        </w:rPr>
+        <w:t>$"Вычисление выполнено успешно!"</w:t>
+      </w:r>
+      <w:r>
+        <w:rPr>
+          <w:rFonts w:eastAsiaTheme="minorHAnsi"/>
+          <w:color w:val="000000"/>
+          <w:highlight w:val="white"/>
+          <w:lang w:eastAsia="en-US"/>
+        </w:rPr>
+        <w:t>;</w:t>
+      </w:r>
+    </w:p>
+    <w:p>
+      <w:pPr>
+        <w:autoSpaceDE w:val="0"/>
+        <w:autoSpaceDN w:val="0"/>
+        <w:adjustRightInd w:val="0"/>
+        <w:rPr>
+          <w:rFonts w:eastAsiaTheme="minorHAnsi"/>
+          <w:color w:val="000000"/>
+          <w:highlight w:val="white"/>
+          <w:lang w:val="en-US" w:eastAsia="en-US"/>
+        </w:rPr>
+      </w:pPr>
+      <w:r>
+        <w:rPr>
+          <w:rFonts w:eastAsiaTheme="minorHAnsi"/>
+          <w:color w:val="000000"/>
+          <w:highlight w:val="white"/>
+          <w:lang w:eastAsia="en-US"/>
+        </w:rPr>
+        <w:t xml:space="preserve">                </w:t>
+      </w:r>
+      <w:r>
+        <w:rPr>
+          <w:rFonts w:eastAsiaTheme="minorHAnsi"/>
+          <w:color w:val="000000"/>
+          <w:highlight w:val="white"/>
+          <w:lang w:val="en-US" w:eastAsia="en-US"/>
+        </w:rPr>
+        <w:t>label3.ForeColor = System.Drawing.</w:t>
+      </w:r>
+      <w:r>
+        <w:rPr>
+          <w:rFonts w:eastAsiaTheme="minorHAnsi"/>
+          <w:color w:val="2B91AF"/>
+          <w:highlight w:val="white"/>
+          <w:lang w:val="en-US" w:eastAsia="en-US"/>
+        </w:rPr>
+        <w:t>Color</w:t>
+      </w:r>
+      <w:r>
+        <w:rPr>
+          <w:rFonts w:eastAsiaTheme="minorHAnsi"/>
+          <w:color w:val="000000"/>
+          <w:highlight w:val="white"/>
+          <w:lang w:val="en-US" w:eastAsia="en-US"/>
+        </w:rPr>
+        <w:t>.DarkGreen;</w:t>
+      </w:r>
+    </w:p>
+    <w:p>
+      <w:pPr>
+        <w:autoSpaceDE w:val="0"/>
+        <w:autoSpaceDN w:val="0"/>
+        <w:adjustRightInd w:val="0"/>
+        <w:rPr>
+          <w:rFonts w:eastAsiaTheme="minorHAnsi"/>
+          <w:color w:val="000000"/>
+          <w:highlight w:val="white"/>
+          <w:lang w:val="en-US" w:eastAsia="en-US"/>
+        </w:rPr>
+      </w:pPr>
+      <w:r>
+        <w:rPr>
+          <w:rFonts w:eastAsiaTheme="minorHAnsi"/>
+          <w:color w:val="000000"/>
+          <w:highlight w:val="white"/>
+          <w:lang w:val="en-US" w:eastAsia="en-US"/>
+        </w:rPr>
+        <w:t xml:space="preserve">                label4.Text = </w:t>
+      </w:r>
+      <w:r>
+        <w:rPr>
+          <w:rFonts w:eastAsiaTheme="minorHAnsi"/>
+          <w:color w:val="A31515"/>
+          <w:highlight w:val="white"/>
+          <w:lang w:val="en-US" w:eastAsia="en-US"/>
+        </w:rPr>
+        <w:t xml:space="preserve">$"ln </w:t>
+      </w:r>
+      <w:r>
+        <w:rPr>
+          <w:rFonts w:eastAsiaTheme="minorHAnsi"/>
+          <w:color w:val="A31515"/>
+          <w:highlight w:val="white"/>
+          <w:lang w:eastAsia="en-US"/>
+        </w:rPr>
+        <w:t>равен</w:t>
+      </w:r>
+      <w:r>
+        <w:rPr>
+          <w:rFonts w:eastAsiaTheme="minorHAnsi"/>
+          <w:color w:val="A31515"/>
+          <w:highlight w:val="white"/>
+          <w:lang w:val="en-US" w:eastAsia="en-US"/>
+        </w:rPr>
+        <w:t xml:space="preserve">: </w:t>
+      </w:r>
+      <w:r>
+        <w:rPr>
+          <w:rFonts w:eastAsiaTheme="minorHAnsi"/>
+          <w:color w:val="000000"/>
+          <w:highlight w:val="white"/>
+          <w:lang w:val="en-US" w:eastAsia="en-US"/>
+        </w:rPr>
+        <w:t>{exact:</w:t>
+      </w:r>
+      <w:r>
+        <w:rPr>
+          <w:rFonts w:eastAsiaTheme="minorHAnsi"/>
+          <w:color w:val="A31515"/>
+          <w:highlight w:val="white"/>
+          <w:lang w:val="en-US" w:eastAsia="en-US"/>
+        </w:rPr>
+        <w:t>F15</w:t>
+      </w:r>
+      <w:r>
+        <w:rPr>
+          <w:rFonts w:eastAsiaTheme="minorHAnsi"/>
+          <w:color w:val="000000"/>
+          <w:highlight w:val="white"/>
+          <w:lang w:val="en-US" w:eastAsia="en-US"/>
+        </w:rPr>
+        <w:t>}</w:t>
+      </w:r>
+      <w:r>
+        <w:rPr>
+          <w:rFonts w:eastAsiaTheme="minorHAnsi"/>
+          <w:color w:val="A31515"/>
+          <w:highlight w:val="white"/>
+          <w:lang w:val="en-US" w:eastAsia="en-US"/>
+        </w:rPr>
+        <w:t>"</w:t>
+      </w:r>
+      <w:r>
+        <w:rPr>
+          <w:rFonts w:eastAsiaTheme="minorHAnsi"/>
+          <w:color w:val="000000"/>
+          <w:highlight w:val="white"/>
+          <w:lang w:val="en-US" w:eastAsia="en-US"/>
+        </w:rPr>
+        <w:t>;</w:t>
+      </w:r>
+    </w:p>
+    <w:p>
+      <w:pPr>
+        <w:autoSpaceDE w:val="0"/>
+        <w:autoSpaceDN w:val="0"/>
+        <w:adjustRightInd w:val="0"/>
+        <w:rPr>
+          <w:rFonts w:eastAsiaTheme="minorHAnsi"/>
+          <w:color w:val="000000"/>
+          <w:highlight w:val="white"/>
+          <w:lang w:eastAsia="en-US"/>
+        </w:rPr>
+      </w:pPr>
+      <w:r>
+        <w:rPr>
+          <w:rFonts w:eastAsiaTheme="minorHAnsi"/>
+          <w:color w:val="000000"/>
+          <w:highlight w:val="white"/>
+          <w:lang w:val="en-US" w:eastAsia="en-US"/>
+        </w:rPr>
+        <w:t xml:space="preserve">                </w:t>
+      </w:r>
+      <w:r>
+        <w:rPr>
+          <w:rFonts w:eastAsiaTheme="minorHAnsi"/>
+          <w:color w:val="000000"/>
+          <w:highlight w:val="white"/>
+          <w:lang w:eastAsia="en-US"/>
+        </w:rPr>
+        <w:t xml:space="preserve">label5.Text = </w:t>
+      </w:r>
+      <w:r>
+        <w:rPr>
+          <w:rFonts w:eastAsiaTheme="minorHAnsi"/>
+          <w:color w:val="A31515"/>
+          <w:highlight w:val="white"/>
+          <w:lang w:eastAsia="en-US"/>
+        </w:rPr>
+        <w:t xml:space="preserve">$"Сумма ряда равна: </w:t>
+      </w:r>
+      <w:r>
+        <w:rPr>
+          <w:rFonts w:eastAsiaTheme="minorHAnsi"/>
+          <w:color w:val="000000"/>
+          <w:highlight w:val="white"/>
+          <w:lang w:eastAsia="en-US"/>
+        </w:rPr>
+        <w:t>{sum:</w:t>
+      </w:r>
+      <w:r>
+        <w:rPr>
+          <w:rFonts w:eastAsiaTheme="minorHAnsi"/>
+          <w:color w:val="A31515"/>
+          <w:highlight w:val="white"/>
+          <w:lang w:eastAsia="en-US"/>
+        </w:rPr>
+        <w:t>F15</w:t>
+      </w:r>
+      <w:r>
+        <w:rPr>
+          <w:rFonts w:eastAsiaTheme="minorHAnsi"/>
+          <w:color w:val="000000"/>
+          <w:highlight w:val="white"/>
+          <w:lang w:eastAsia="en-US"/>
+        </w:rPr>
+        <w:t>}</w:t>
+      </w:r>
+      <w:r>
+        <w:rPr>
+          <w:rFonts w:eastAsiaTheme="minorHAnsi"/>
+          <w:color w:val="A31515"/>
+          <w:highlight w:val="white"/>
+          <w:lang w:eastAsia="en-US"/>
+        </w:rPr>
+        <w:t>"</w:t>
+      </w:r>
+      <w:r>
+        <w:rPr>
+          <w:rFonts w:eastAsiaTheme="minorHAnsi"/>
+          <w:color w:val="000000"/>
+          <w:highlight w:val="white"/>
+          <w:lang w:eastAsia="en-US"/>
+        </w:rPr>
+        <w:t>;</w:t>
+      </w:r>
+    </w:p>
+    <w:p>
+      <w:pPr>
+        <w:autoSpaceDE w:val="0"/>
+        <w:autoSpaceDN w:val="0"/>
+        <w:adjustRightInd w:val="0"/>
+        <w:rPr>
+          <w:rFonts w:eastAsiaTheme="minorHAnsi"/>
+          <w:color w:val="000000"/>
+          <w:highlight w:val="white"/>
+          <w:lang w:eastAsia="en-US"/>
+        </w:rPr>
+      </w:pPr>
+      <w:r>
+        <w:rPr>
+          <w:rFonts w:eastAsiaTheme="minorHAnsi"/>
+          <w:color w:val="000000"/>
+          <w:highlight w:val="white"/>
+          <w:lang w:eastAsia="en-US"/>
+        </w:rPr>
+        <w:t xml:space="preserve">                label6.Text = </w:t>
+      </w:r>
+      <w:r>
+        <w:rPr>
+          <w:rFonts w:eastAsiaTheme="minorHAnsi"/>
+          <w:color w:val="A31515"/>
+          <w:highlight w:val="white"/>
+          <w:lang w:eastAsia="en-US"/>
+        </w:rPr>
+        <w:t xml:space="preserve">$"Кол-во членов ряда: </w:t>
+      </w:r>
+      <w:r>
+        <w:rPr>
+          <w:rFonts w:eastAsiaTheme="minorHAnsi"/>
+          <w:color w:val="000000"/>
+          <w:highlight w:val="white"/>
+          <w:lang w:eastAsia="en-US"/>
+        </w:rPr>
+        <w:t>{count}</w:t>
+      </w:r>
+      <w:r>
+        <w:rPr>
+          <w:rFonts w:eastAsiaTheme="minorHAnsi"/>
+          <w:color w:val="A31515"/>
+          <w:highlight w:val="white"/>
+          <w:lang w:eastAsia="en-US"/>
+        </w:rPr>
+        <w:t>"</w:t>
+      </w:r>
+      <w:r>
+        <w:rPr>
+          <w:rFonts w:eastAsiaTheme="minorHAnsi"/>
+          <w:color w:val="000000"/>
+          <w:highlight w:val="white"/>
+          <w:lang w:eastAsia="en-US"/>
+        </w:rPr>
+        <w:t xml:space="preserve">; </w:t>
+      </w:r>
+    </w:p>
+    <w:p>
+      <w:pPr>
+        <w:autoSpaceDE w:val="0"/>
+        <w:autoSpaceDN w:val="0"/>
+        <w:adjustRightInd w:val="0"/>
+        <w:rPr>
+          <w:rFonts w:eastAsiaTheme="minorHAnsi"/>
+          <w:color w:val="000000"/>
+          <w:highlight w:val="white"/>
+          <w:lang w:val="en-US" w:eastAsia="en-US"/>
+        </w:rPr>
+      </w:pPr>
+      <w:r>
+        <w:rPr>
+          <w:rFonts w:eastAsiaTheme="minorHAnsi"/>
+          <w:color w:val="000000"/>
+          <w:highlight w:val="white"/>
+          <w:lang w:eastAsia="en-US"/>
+        </w:rPr>
+        <w:t xml:space="preserve">            </w:t>
+      </w:r>
+      <w:r>
+        <w:rPr>
+          <w:rFonts w:eastAsiaTheme="minorHAnsi"/>
+          <w:color w:val="000000"/>
+          <w:highlight w:val="white"/>
+          <w:lang w:val="en-US" w:eastAsia="en-US"/>
+        </w:rPr>
+        <w:t>}</w:t>
+      </w:r>
+    </w:p>
+    <w:p>
+      <w:pPr>
+        <w:autoSpaceDE w:val="0"/>
+        <w:autoSpaceDN w:val="0"/>
+        <w:adjustRightInd w:val="0"/>
+        <w:rPr>
+          <w:rFonts w:eastAsiaTheme="minorHAnsi"/>
+          <w:color w:val="000000"/>
+          <w:highlight w:val="white"/>
+          <w:lang w:val="en-US" w:eastAsia="en-US"/>
+        </w:rPr>
+      </w:pPr>
+      <w:r>
+        <w:rPr>
+          <w:rFonts w:eastAsiaTheme="minorHAnsi"/>
+          <w:color w:val="000000"/>
+          <w:highlight w:val="white"/>
+          <w:lang w:val="en-US" w:eastAsia="en-US"/>
+        </w:rPr>
+        <w:t xml:space="preserve">            </w:t>
+      </w:r>
+      <w:r>
+        <w:rPr>
+          <w:rFonts w:eastAsiaTheme="minorHAnsi"/>
+          <w:color w:val="0000FF"/>
+          <w:highlight w:val="white"/>
+          <w:lang w:val="en-US" w:eastAsia="en-US"/>
+        </w:rPr>
+        <w:t>catch</w:t>
+      </w:r>
+      <w:r>
+        <w:rPr>
+          <w:rFonts w:eastAsiaTheme="minorHAnsi"/>
+          <w:color w:val="000000"/>
+          <w:highlight w:val="white"/>
+          <w:lang w:val="en-US" w:eastAsia="en-US"/>
+        </w:rPr>
+        <w:t xml:space="preserve"> (</w:t>
+      </w:r>
+      <w:r>
+        <w:rPr>
+          <w:rFonts w:eastAsiaTheme="minorHAnsi"/>
+          <w:color w:val="2B91AF"/>
+          <w:highlight w:val="white"/>
+          <w:lang w:val="en-US" w:eastAsia="en-US"/>
+        </w:rPr>
+        <w:t>FormatException</w:t>
+      </w:r>
+      <w:r>
+        <w:rPr>
+          <w:rFonts w:eastAsiaTheme="minorHAnsi"/>
+          <w:color w:val="000000"/>
+          <w:highlight w:val="white"/>
+          <w:lang w:val="en-US" w:eastAsia="en-US"/>
+        </w:rPr>
+        <w:t>)</w:t>
+      </w:r>
+    </w:p>
+    <w:p>
+      <w:pPr>
+        <w:autoSpaceDE w:val="0"/>
+        <w:autoSpaceDN w:val="0"/>
+        <w:adjustRightInd w:val="0"/>
+        <w:rPr>
+          <w:rFonts w:eastAsiaTheme="minorHAnsi"/>
+          <w:color w:val="000000"/>
+          <w:highlight w:val="white"/>
+          <w:lang w:val="en-US" w:eastAsia="en-US"/>
+        </w:rPr>
+      </w:pPr>
+      <w:r>
+        <w:rPr>
+          <w:rFonts w:eastAsiaTheme="minorHAnsi"/>
+          <w:color w:val="000000"/>
+          <w:highlight w:val="white"/>
+          <w:lang w:val="en-US" w:eastAsia="en-US"/>
+        </w:rPr>
+        <w:t xml:space="preserve">            {</w:t>
+      </w:r>
+    </w:p>
+    <w:p>
+      <w:pPr>
+        <w:autoSpaceDE w:val="0"/>
+        <w:autoSpaceDN w:val="0"/>
+        <w:adjustRightInd w:val="0"/>
+        <w:rPr>
+          <w:rFonts w:eastAsiaTheme="minorHAnsi"/>
+          <w:color w:val="000000"/>
+          <w:highlight w:val="white"/>
+          <w:lang w:val="en-US" w:eastAsia="en-US"/>
+        </w:rPr>
+      </w:pPr>
+      <w:r>
+        <w:rPr>
+          <w:rFonts w:eastAsiaTheme="minorHAnsi"/>
+          <w:color w:val="000000"/>
+          <w:highlight w:val="white"/>
+          <w:lang w:val="en-US" w:eastAsia="en-US"/>
+        </w:rPr>
+        <w:t xml:space="preserve">                label3.Text = </w:t>
+      </w:r>
+      <w:r>
+        <w:rPr>
+          <w:rFonts w:eastAsiaTheme="minorHAnsi"/>
+          <w:color w:val="A31515"/>
+          <w:highlight w:val="white"/>
+          <w:lang w:val="en-US" w:eastAsia="en-US"/>
+        </w:rPr>
+        <w:t>"</w:t>
+      </w:r>
+      <w:r>
+        <w:rPr>
+          <w:rFonts w:eastAsiaTheme="minorHAnsi"/>
+          <w:color w:val="A31515"/>
+          <w:highlight w:val="white"/>
+          <w:lang w:eastAsia="en-US"/>
+        </w:rPr>
+        <w:t>Ошибка</w:t>
+      </w:r>
+      <w:r>
+        <w:rPr>
+          <w:rFonts w:eastAsiaTheme="minorHAnsi"/>
+          <w:color w:val="A31515"/>
+          <w:highlight w:val="white"/>
+          <w:lang w:val="en-US" w:eastAsia="en-US"/>
+        </w:rPr>
+        <w:t xml:space="preserve"> </w:t>
+      </w:r>
+      <w:r>
+        <w:rPr>
+          <w:rFonts w:eastAsiaTheme="minorHAnsi"/>
+          <w:color w:val="A31515"/>
+          <w:highlight w:val="white"/>
+          <w:lang w:eastAsia="en-US"/>
+        </w:rPr>
+        <w:t>формата</w:t>
+      </w:r>
+      <w:r>
+        <w:rPr>
+          <w:rFonts w:eastAsiaTheme="minorHAnsi"/>
+          <w:color w:val="A31515"/>
+          <w:highlight w:val="white"/>
+          <w:lang w:val="en-US" w:eastAsia="en-US"/>
+        </w:rPr>
+        <w:t xml:space="preserve"> </w:t>
+      </w:r>
+      <w:r>
+        <w:rPr>
+          <w:rFonts w:eastAsiaTheme="minorHAnsi"/>
+          <w:color w:val="A31515"/>
+          <w:highlight w:val="white"/>
+          <w:lang w:eastAsia="en-US"/>
+        </w:rPr>
+        <w:t>числа</w:t>
+      </w:r>
+      <w:r>
+        <w:rPr>
+          <w:rFonts w:eastAsiaTheme="minorHAnsi"/>
+          <w:color w:val="A31515"/>
+          <w:highlight w:val="white"/>
+          <w:lang w:val="en-US" w:eastAsia="en-US"/>
+        </w:rPr>
+        <w:t>"</w:t>
+      </w:r>
+      <w:r>
+        <w:rPr>
+          <w:rFonts w:eastAsiaTheme="minorHAnsi"/>
+          <w:color w:val="000000"/>
+          <w:highlight w:val="white"/>
+          <w:lang w:val="en-US" w:eastAsia="en-US"/>
+        </w:rPr>
+        <w:t>;</w:t>
+      </w:r>
+    </w:p>
+    <w:p>
+      <w:pPr>
+        <w:autoSpaceDE w:val="0"/>
+        <w:autoSpaceDN w:val="0"/>
+        <w:adjustRightInd w:val="0"/>
+        <w:rPr>
+          <w:rFonts w:eastAsiaTheme="minorHAnsi"/>
+          <w:color w:val="000000"/>
+          <w:highlight w:val="white"/>
+          <w:lang w:val="en-US" w:eastAsia="en-US"/>
+        </w:rPr>
+      </w:pPr>
+      <w:r>
+        <w:rPr>
+          <w:rFonts w:eastAsiaTheme="minorHAnsi"/>
+          <w:color w:val="000000"/>
+          <w:highlight w:val="white"/>
+          <w:lang w:val="en-US" w:eastAsia="en-US"/>
+        </w:rPr>
+        <w:t xml:space="preserve">                label3.ForeColor = System.Drawing.</w:t>
+      </w:r>
+      <w:r>
+        <w:rPr>
+          <w:rFonts w:eastAsiaTheme="minorHAnsi"/>
+          <w:color w:val="2B91AF"/>
+          <w:highlight w:val="white"/>
+          <w:lang w:val="en-US" w:eastAsia="en-US"/>
+        </w:rPr>
+        <w:t>Color</w:t>
+      </w:r>
+      <w:r>
+        <w:rPr>
+          <w:rFonts w:eastAsiaTheme="minorHAnsi"/>
+          <w:color w:val="000000"/>
+          <w:highlight w:val="white"/>
+          <w:lang w:val="en-US" w:eastAsia="en-US"/>
+        </w:rPr>
+        <w:t>.DarkRed;</w:t>
+      </w:r>
+    </w:p>
+    <w:p>
+      <w:pPr>
+        <w:autoSpaceDE w:val="0"/>
+        <w:autoSpaceDN w:val="0"/>
+        <w:adjustRightInd w:val="0"/>
+        <w:rPr>
+          <w:rFonts w:eastAsiaTheme="minorHAnsi"/>
+          <w:color w:val="000000"/>
+          <w:highlight w:val="white"/>
+          <w:lang w:val="en-US" w:eastAsia="en-US"/>
+        </w:rPr>
+      </w:pPr>
+      <w:r>
+        <w:rPr>
+          <w:rFonts w:eastAsiaTheme="minorHAnsi"/>
+          <w:color w:val="000000"/>
+          <w:highlight w:val="white"/>
+          <w:lang w:val="en-US" w:eastAsia="en-US"/>
+        </w:rPr>
+        <w:t xml:space="preserve">                label4.Text = </w:t>
+      </w:r>
+      <w:r>
+        <w:rPr>
+          <w:rFonts w:eastAsiaTheme="minorHAnsi"/>
+          <w:color w:val="A31515"/>
+          <w:highlight w:val="white"/>
+          <w:lang w:val="en-US" w:eastAsia="en-US"/>
+        </w:rPr>
+        <w:t xml:space="preserve">"ln </w:t>
+      </w:r>
+      <w:r>
+        <w:rPr>
+          <w:rFonts w:eastAsiaTheme="minorHAnsi"/>
+          <w:color w:val="A31515"/>
+          <w:highlight w:val="white"/>
+          <w:lang w:eastAsia="en-US"/>
+        </w:rPr>
+        <w:t>равен</w:t>
+      </w:r>
+      <w:r>
+        <w:rPr>
+          <w:rFonts w:eastAsiaTheme="minorHAnsi"/>
+          <w:color w:val="A31515"/>
+          <w:highlight w:val="white"/>
+          <w:lang w:val="en-US" w:eastAsia="en-US"/>
+        </w:rPr>
+        <w:t>:"</w:t>
+      </w:r>
+      <w:r>
+        <w:rPr>
+          <w:rFonts w:eastAsiaTheme="minorHAnsi"/>
+          <w:color w:val="000000"/>
+          <w:highlight w:val="white"/>
+          <w:lang w:val="en-US" w:eastAsia="en-US"/>
+        </w:rPr>
+        <w:t>;</w:t>
+      </w:r>
+    </w:p>
+    <w:p>
+      <w:pPr>
+        <w:autoSpaceDE w:val="0"/>
+        <w:autoSpaceDN w:val="0"/>
+        <w:adjustRightInd w:val="0"/>
+        <w:rPr>
+          <w:rFonts w:eastAsiaTheme="minorHAnsi"/>
+          <w:color w:val="000000"/>
+          <w:highlight w:val="white"/>
+          <w:lang w:val="en-US" w:eastAsia="en-US"/>
+        </w:rPr>
+      </w:pPr>
+      <w:r>
+        <w:rPr>
+          <w:rFonts w:eastAsiaTheme="minorHAnsi"/>
+          <w:color w:val="000000"/>
+          <w:highlight w:val="white"/>
+          <w:lang w:val="en-US" w:eastAsia="en-US"/>
+        </w:rPr>
+        <w:t xml:space="preserve">                label5.Text = </w:t>
+      </w:r>
+      <w:r>
+        <w:rPr>
+          <w:rFonts w:eastAsiaTheme="minorHAnsi"/>
+          <w:color w:val="A31515"/>
+          <w:highlight w:val="white"/>
+          <w:lang w:val="en-US" w:eastAsia="en-US"/>
+        </w:rPr>
+        <w:t>"</w:t>
+      </w:r>
+      <w:r>
+        <w:rPr>
+          <w:rFonts w:eastAsiaTheme="minorHAnsi"/>
+          <w:color w:val="A31515"/>
+          <w:highlight w:val="white"/>
+          <w:lang w:eastAsia="en-US"/>
+        </w:rPr>
+        <w:t>Сумма</w:t>
+      </w:r>
+      <w:r>
+        <w:rPr>
+          <w:rFonts w:eastAsiaTheme="minorHAnsi"/>
+          <w:color w:val="A31515"/>
+          <w:highlight w:val="white"/>
+          <w:lang w:val="en-US" w:eastAsia="en-US"/>
+        </w:rPr>
+        <w:t xml:space="preserve"> </w:t>
+      </w:r>
+      <w:r>
+        <w:rPr>
+          <w:rFonts w:eastAsiaTheme="minorHAnsi"/>
+          <w:color w:val="A31515"/>
+          <w:highlight w:val="white"/>
+          <w:lang w:eastAsia="en-US"/>
+        </w:rPr>
+        <w:t>ряда</w:t>
+      </w:r>
+      <w:r>
+        <w:rPr>
+          <w:rFonts w:eastAsiaTheme="minorHAnsi"/>
+          <w:color w:val="A31515"/>
+          <w:highlight w:val="white"/>
+          <w:lang w:val="en-US" w:eastAsia="en-US"/>
+        </w:rPr>
+        <w:t xml:space="preserve"> </w:t>
+      </w:r>
+      <w:r>
+        <w:rPr>
+          <w:rFonts w:eastAsiaTheme="minorHAnsi"/>
+          <w:color w:val="A31515"/>
+          <w:highlight w:val="white"/>
+          <w:lang w:eastAsia="en-US"/>
+        </w:rPr>
+        <w:t>равна</w:t>
+      </w:r>
+      <w:r>
+        <w:rPr>
+          <w:rFonts w:eastAsiaTheme="minorHAnsi"/>
+          <w:color w:val="A31515"/>
+          <w:highlight w:val="white"/>
+          <w:lang w:val="en-US" w:eastAsia="en-US"/>
+        </w:rPr>
+        <w:t>:"</w:t>
+      </w:r>
+      <w:r>
+        <w:rPr>
+          <w:rFonts w:eastAsiaTheme="minorHAnsi"/>
+          <w:color w:val="000000"/>
+          <w:highlight w:val="white"/>
+          <w:lang w:val="en-US" w:eastAsia="en-US"/>
+        </w:rPr>
+        <w:t>;</w:t>
+      </w:r>
+    </w:p>
+    <w:p>
+      <w:pPr>
+        <w:autoSpaceDE w:val="0"/>
+        <w:autoSpaceDN w:val="0"/>
+        <w:adjustRightInd w:val="0"/>
+        <w:rPr>
+          <w:rFonts w:eastAsiaTheme="minorHAnsi"/>
+          <w:color w:val="000000"/>
+          <w:highlight w:val="white"/>
+          <w:lang w:eastAsia="en-US"/>
+        </w:rPr>
+      </w:pPr>
+      <w:r>
+        <w:rPr>
+          <w:rFonts w:eastAsiaTheme="minorHAnsi"/>
+          <w:color w:val="000000"/>
+          <w:highlight w:val="white"/>
+          <w:lang w:val="en-US" w:eastAsia="en-US"/>
+        </w:rPr>
+        <w:t xml:space="preserve">                </w:t>
+      </w:r>
+      <w:r>
+        <w:rPr>
+          <w:rFonts w:eastAsiaTheme="minorHAnsi"/>
+          <w:color w:val="000000"/>
+          <w:highlight w:val="white"/>
+          <w:lang w:eastAsia="en-US"/>
+        </w:rPr>
+        <w:t xml:space="preserve">label6.Text = </w:t>
+      </w:r>
+      <w:r>
+        <w:rPr>
+          <w:rFonts w:eastAsiaTheme="minorHAnsi"/>
+          <w:color w:val="A31515"/>
+          <w:highlight w:val="white"/>
+          <w:lang w:eastAsia="en-US"/>
+        </w:rPr>
+        <w:t>"Кол-во членов ряда:"</w:t>
+      </w:r>
+      <w:r>
+        <w:rPr>
+          <w:rFonts w:eastAsiaTheme="minorHAnsi"/>
+          <w:color w:val="000000"/>
+          <w:highlight w:val="white"/>
+          <w:lang w:eastAsia="en-US"/>
+        </w:rPr>
+        <w:t>;</w:t>
+      </w:r>
+    </w:p>
+    <w:p>
+      <w:pPr>
+        <w:autoSpaceDE w:val="0"/>
+        <w:autoSpaceDN w:val="0"/>
+        <w:adjustRightInd w:val="0"/>
+        <w:rPr>
+          <w:rFonts w:eastAsiaTheme="minorHAnsi"/>
+          <w:color w:val="000000"/>
+          <w:highlight w:val="white"/>
+          <w:lang w:val="en-US" w:eastAsia="en-US"/>
+        </w:rPr>
+      </w:pPr>
+      <w:r>
+        <w:rPr>
+          <w:rFonts w:eastAsiaTheme="minorHAnsi"/>
+          <w:color w:val="000000"/>
+          <w:highlight w:val="white"/>
+          <w:lang w:eastAsia="en-US"/>
+        </w:rPr>
+        <w:t xml:space="preserve">            </w:t>
+      </w:r>
+      <w:r>
+        <w:rPr>
+          <w:rFonts w:eastAsiaTheme="minorHAnsi"/>
+          <w:color w:val="000000"/>
+          <w:highlight w:val="white"/>
+          <w:lang w:val="en-US" w:eastAsia="en-US"/>
+        </w:rPr>
+        <w:t>}</w:t>
+      </w:r>
+    </w:p>
+    <w:p>
+      <w:pPr>
+        <w:autoSpaceDE w:val="0"/>
+        <w:autoSpaceDN w:val="0"/>
+        <w:adjustRightInd w:val="0"/>
+        <w:rPr>
+          <w:rFonts w:eastAsiaTheme="minorHAnsi"/>
+          <w:color w:val="000000"/>
+          <w:highlight w:val="white"/>
+          <w:lang w:val="en-US" w:eastAsia="en-US"/>
+        </w:rPr>
+      </w:pPr>
+      <w:r>
+        <w:rPr>
+          <w:rFonts w:eastAsiaTheme="minorHAnsi"/>
+          <w:color w:val="000000"/>
+          <w:highlight w:val="white"/>
+          <w:lang w:val="en-US" w:eastAsia="en-US"/>
+        </w:rPr>
+        <w:t xml:space="preserve">            </w:t>
+      </w:r>
+      <w:r>
+        <w:rPr>
+          <w:rFonts w:eastAsiaTheme="minorHAnsi"/>
+          <w:color w:val="0000FF"/>
+          <w:highlight w:val="white"/>
+          <w:lang w:val="en-US" w:eastAsia="en-US"/>
+        </w:rPr>
+        <w:t>catch</w:t>
+      </w:r>
+      <w:r>
+        <w:rPr>
+          <w:rFonts w:eastAsiaTheme="minorHAnsi"/>
+          <w:color w:val="000000"/>
+          <w:highlight w:val="white"/>
+          <w:lang w:val="en-US" w:eastAsia="en-US"/>
+        </w:rPr>
+        <w:t xml:space="preserve"> (</w:t>
+      </w:r>
+      <w:r>
+        <w:rPr>
+          <w:rFonts w:eastAsiaTheme="minorHAnsi"/>
+          <w:color w:val="2B91AF"/>
+          <w:highlight w:val="white"/>
+          <w:lang w:val="en-US" w:eastAsia="en-US"/>
+        </w:rPr>
+        <w:t>Exception</w:t>
+      </w:r>
+      <w:r>
+        <w:rPr>
+          <w:rFonts w:eastAsiaTheme="minorHAnsi"/>
+          <w:color w:val="000000"/>
+          <w:highlight w:val="white"/>
+          <w:lang w:val="en-US" w:eastAsia="en-US"/>
+        </w:rPr>
+        <w:t xml:space="preserve"> ex)</w:t>
+      </w:r>
+    </w:p>
+    <w:p>
+      <w:pPr>
+        <w:autoSpaceDE w:val="0"/>
+        <w:autoSpaceDN w:val="0"/>
+        <w:adjustRightInd w:val="0"/>
+        <w:rPr>
+          <w:rFonts w:eastAsiaTheme="minorHAnsi"/>
+          <w:color w:val="000000"/>
+          <w:highlight w:val="white"/>
+          <w:lang w:val="en-US" w:eastAsia="en-US"/>
+        </w:rPr>
+      </w:pPr>
+      <w:r>
+        <w:rPr>
+          <w:rFonts w:eastAsiaTheme="minorHAnsi"/>
+          <w:color w:val="000000"/>
+          <w:highlight w:val="white"/>
+          <w:lang w:val="en-US" w:eastAsia="en-US"/>
+        </w:rPr>
+        <w:t xml:space="preserve">            {</w:t>
+      </w:r>
+    </w:p>
+    <w:p>
+      <w:pPr>
+        <w:autoSpaceDE w:val="0"/>
+        <w:autoSpaceDN w:val="0"/>
+        <w:adjustRightInd w:val="0"/>
+        <w:rPr>
+          <w:rFonts w:eastAsiaTheme="minorHAnsi"/>
+          <w:color w:val="000000"/>
+          <w:highlight w:val="white"/>
+          <w:lang w:val="en-US" w:eastAsia="en-US"/>
+        </w:rPr>
+      </w:pPr>
+      <w:r>
+        <w:rPr>
+          <w:rFonts w:eastAsiaTheme="minorHAnsi"/>
+          <w:color w:val="000000"/>
+          <w:highlight w:val="white"/>
+          <w:lang w:val="en-US" w:eastAsia="en-US"/>
+        </w:rPr>
+        <w:t xml:space="preserve">                label3.Text = </w:t>
+      </w:r>
+      <w:r>
+        <w:rPr>
+          <w:rFonts w:eastAsiaTheme="minorHAnsi"/>
+          <w:color w:val="A31515"/>
+          <w:highlight w:val="white"/>
+          <w:lang w:val="en-US" w:eastAsia="en-US"/>
+        </w:rPr>
+        <w:t>$"</w:t>
+      </w:r>
+      <w:r>
+        <w:rPr>
+          <w:rFonts w:eastAsiaTheme="minorHAnsi"/>
+          <w:color w:val="A31515"/>
+          <w:highlight w:val="white"/>
+          <w:lang w:eastAsia="en-US"/>
+        </w:rPr>
+        <w:t>Ошибка</w:t>
+      </w:r>
+      <w:r>
+        <w:rPr>
+          <w:rFonts w:eastAsiaTheme="minorHAnsi"/>
+          <w:color w:val="A31515"/>
+          <w:highlight w:val="white"/>
+          <w:lang w:val="en-US" w:eastAsia="en-US"/>
+        </w:rPr>
+        <w:t xml:space="preserve">: </w:t>
+      </w:r>
+      <w:r>
+        <w:rPr>
+          <w:rFonts w:eastAsiaTheme="minorHAnsi"/>
+          <w:color w:val="000000"/>
+          <w:highlight w:val="white"/>
+          <w:lang w:val="en-US" w:eastAsia="en-US"/>
+        </w:rPr>
+        <w:t>{ex.Message}</w:t>
+      </w:r>
+      <w:r>
+        <w:rPr>
+          <w:rFonts w:eastAsiaTheme="minorHAnsi"/>
+          <w:color w:val="A31515"/>
+          <w:highlight w:val="white"/>
+          <w:lang w:val="en-US" w:eastAsia="en-US"/>
+        </w:rPr>
+        <w:t>"</w:t>
+      </w:r>
+      <w:r>
+        <w:rPr>
+          <w:rFonts w:eastAsiaTheme="minorHAnsi"/>
+          <w:color w:val="000000"/>
+          <w:highlight w:val="white"/>
+          <w:lang w:val="en-US" w:eastAsia="en-US"/>
+        </w:rPr>
+        <w:t>;</w:t>
+      </w:r>
+    </w:p>
+    <w:p>
+      <w:pPr>
+        <w:autoSpaceDE w:val="0"/>
+        <w:autoSpaceDN w:val="0"/>
+        <w:adjustRightInd w:val="0"/>
+        <w:rPr>
+          <w:rFonts w:eastAsiaTheme="minorHAnsi"/>
+          <w:color w:val="000000"/>
+          <w:highlight w:val="white"/>
+          <w:lang w:val="en-US" w:eastAsia="en-US"/>
+        </w:rPr>
+      </w:pPr>
+      <w:r>
+        <w:rPr>
+          <w:rFonts w:eastAsiaTheme="minorHAnsi"/>
+          <w:color w:val="000000"/>
+          <w:highlight w:val="white"/>
+          <w:lang w:val="en-US" w:eastAsia="en-US"/>
+        </w:rPr>
+        <w:t xml:space="preserve">                label3.ForeColor = System.Drawing.</w:t>
+      </w:r>
+      <w:r>
+        <w:rPr>
+          <w:rFonts w:eastAsiaTheme="minorHAnsi"/>
+          <w:color w:val="2B91AF"/>
+          <w:highlight w:val="white"/>
+          <w:lang w:val="en-US" w:eastAsia="en-US"/>
+        </w:rPr>
+        <w:t>Color</w:t>
+      </w:r>
+      <w:r>
+        <w:rPr>
+          <w:rFonts w:eastAsiaTheme="minorHAnsi"/>
+          <w:color w:val="000000"/>
+          <w:highlight w:val="white"/>
+          <w:lang w:val="en-US" w:eastAsia="en-US"/>
+        </w:rPr>
+        <w:t>.DarkRed;</w:t>
+      </w:r>
+    </w:p>
+    <w:p>
+      <w:pPr>
+        <w:autoSpaceDE w:val="0"/>
+        <w:autoSpaceDN w:val="0"/>
+        <w:adjustRightInd w:val="0"/>
+        <w:rPr>
+          <w:rFonts w:eastAsiaTheme="minorHAnsi"/>
+          <w:color w:val="000000"/>
+          <w:highlight w:val="white"/>
+          <w:lang w:val="en-US" w:eastAsia="en-US"/>
+        </w:rPr>
+      </w:pPr>
+      <w:r>
+        <w:rPr>
+          <w:rFonts w:eastAsiaTheme="minorHAnsi"/>
+          <w:color w:val="000000"/>
+          <w:highlight w:val="white"/>
+          <w:lang w:val="en-US" w:eastAsia="en-US"/>
+        </w:rPr>
+        <w:t xml:space="preserve">            }</w:t>
+      </w:r>
+    </w:p>
+    <w:p>
+      <w:pPr>
+        <w:autoSpaceDE w:val="0"/>
+        <w:autoSpaceDN w:val="0"/>
+        <w:adjustRightInd w:val="0"/>
+        <w:rPr>
+          <w:rFonts w:eastAsiaTheme="minorHAnsi"/>
+          <w:color w:val="000000"/>
+          <w:highlight w:val="white"/>
+          <w:lang w:val="en-US" w:eastAsia="en-US"/>
+        </w:rPr>
+      </w:pPr>
+      <w:r>
+        <w:rPr>
+          <w:rFonts w:eastAsiaTheme="minorHAnsi"/>
+          <w:color w:val="000000"/>
+          <w:highlight w:val="white"/>
+          <w:lang w:val="en-US" w:eastAsia="en-US"/>
+        </w:rPr>
+        <w:t xml:space="preserve">        }</w:t>
+      </w:r>
+    </w:p>
+    <w:p>
+      <w:pPr>
+        <w:autoSpaceDE w:val="0"/>
+        <w:autoSpaceDN w:val="0"/>
+        <w:adjustRightInd w:val="0"/>
+        <w:rPr>
+          <w:rFonts w:eastAsiaTheme="minorHAnsi"/>
+          <w:color w:val="000000"/>
+          <w:highlight w:val="white"/>
+          <w:lang w:val="en-US" w:eastAsia="en-US"/>
+        </w:rPr>
+      </w:pPr>
+    </w:p>
+    <w:p>
+      <w:pPr>
+        <w:autoSpaceDE w:val="0"/>
+        <w:autoSpaceDN w:val="0"/>
+        <w:adjustRightInd w:val="0"/>
+        <w:rPr>
+          <w:rFonts w:eastAsiaTheme="minorHAnsi"/>
+          <w:color w:val="000000"/>
+          <w:highlight w:val="white"/>
+          <w:lang w:val="en-US" w:eastAsia="en-US"/>
+        </w:rPr>
+      </w:pPr>
+      <w:r>
+        <w:rPr>
+          <w:rFonts w:eastAsiaTheme="minorHAnsi"/>
+          <w:color w:val="000000"/>
+          <w:highlight w:val="white"/>
+          <w:lang w:val="en-US" w:eastAsia="en-US"/>
+        </w:rPr>
+        <w:t xml:space="preserve">        </w:t>
+      </w:r>
+      <w:r>
+        <w:rPr>
+          <w:rFonts w:eastAsiaTheme="minorHAnsi"/>
+          <w:color w:val="0000FF"/>
+          <w:highlight w:val="white"/>
+          <w:lang w:val="en-US" w:eastAsia="en-US"/>
+        </w:rPr>
+        <w:t>private</w:t>
+      </w:r>
+      <w:r>
+        <w:rPr>
+          <w:rFonts w:eastAsiaTheme="minorHAnsi"/>
+          <w:color w:val="000000"/>
+          <w:highlight w:val="white"/>
+          <w:lang w:val="en-US" w:eastAsia="en-US"/>
+        </w:rPr>
+        <w:t xml:space="preserve"> </w:t>
+      </w:r>
+      <w:r>
+        <w:rPr>
+          <w:rFonts w:eastAsiaTheme="minorHAnsi"/>
+          <w:color w:val="0000FF"/>
+          <w:highlight w:val="white"/>
+          <w:lang w:val="en-US" w:eastAsia="en-US"/>
+        </w:rPr>
+        <w:t>void</w:t>
+      </w:r>
+      <w:r>
+        <w:rPr>
+          <w:rFonts w:eastAsiaTheme="minorHAnsi"/>
+          <w:color w:val="000000"/>
+          <w:highlight w:val="white"/>
+          <w:lang w:val="en-US" w:eastAsia="en-US"/>
+        </w:rPr>
+        <w:t xml:space="preserve"> textBox1_TextChanged(</w:t>
+      </w:r>
+      <w:r>
+        <w:rPr>
+          <w:rFonts w:eastAsiaTheme="minorHAnsi"/>
+          <w:color w:val="0000FF"/>
+          <w:highlight w:val="white"/>
+          <w:lang w:val="en-US" w:eastAsia="en-US"/>
+        </w:rPr>
+        <w:t>object</w:t>
+      </w:r>
+      <w:r>
+        <w:rPr>
+          <w:rFonts w:eastAsiaTheme="minorHAnsi"/>
+          <w:color w:val="000000"/>
+          <w:highlight w:val="white"/>
+          <w:lang w:val="en-US" w:eastAsia="en-US"/>
+        </w:rPr>
+        <w:t xml:space="preserve"> sender, </w:t>
+      </w:r>
+      <w:r>
+        <w:rPr>
+          <w:rFonts w:eastAsiaTheme="minorHAnsi"/>
+          <w:color w:val="2B91AF"/>
+          <w:highlight w:val="white"/>
+          <w:lang w:val="en-US" w:eastAsia="en-US"/>
+        </w:rPr>
+        <w:t>EventArgs</w:t>
+      </w:r>
+      <w:r>
+        <w:rPr>
+          <w:rFonts w:eastAsiaTheme="minorHAnsi"/>
+          <w:color w:val="000000"/>
+          <w:highlight w:val="white"/>
+          <w:lang w:val="en-US" w:eastAsia="en-US"/>
+        </w:rPr>
+        <w:t xml:space="preserve"> e)</w:t>
+      </w:r>
+    </w:p>
+    <w:p>
+      <w:pPr>
+        <w:autoSpaceDE w:val="0"/>
+        <w:autoSpaceDN w:val="0"/>
+        <w:adjustRightInd w:val="0"/>
+        <w:rPr>
+          <w:rFonts w:eastAsiaTheme="minorHAnsi"/>
+          <w:color w:val="000000"/>
+          <w:highlight w:val="white"/>
+          <w:lang w:val="en-US" w:eastAsia="en-US"/>
+        </w:rPr>
+      </w:pPr>
+      <w:r>
+        <w:rPr>
+          <w:rFonts w:eastAsiaTheme="minorHAnsi"/>
+          <w:color w:val="000000"/>
+          <w:highlight w:val="white"/>
+          <w:lang w:val="en-US" w:eastAsia="en-US"/>
+        </w:rPr>
+        <w:t xml:space="preserve">        {</w:t>
+      </w:r>
+    </w:p>
+    <w:p>
+      <w:pPr>
+        <w:autoSpaceDE w:val="0"/>
+        <w:autoSpaceDN w:val="0"/>
+        <w:adjustRightInd w:val="0"/>
+        <w:rPr>
+          <w:rFonts w:eastAsiaTheme="minorHAnsi"/>
+          <w:color w:val="000000"/>
+          <w:highlight w:val="white"/>
+          <w:lang w:val="en-US" w:eastAsia="en-US"/>
+        </w:rPr>
+      </w:pPr>
+      <w:r>
+        <w:rPr>
+          <w:rFonts w:eastAsiaTheme="minorHAnsi"/>
+          <w:color w:val="000000"/>
+          <w:highlight w:val="white"/>
+          <w:lang w:val="en-US" w:eastAsia="en-US"/>
+        </w:rPr>
+        <w:t xml:space="preserve">            button1.Enabled = !</w:t>
+      </w:r>
+      <w:r>
+        <w:rPr>
+          <w:rFonts w:eastAsiaTheme="minorHAnsi"/>
+          <w:color w:val="0000FF"/>
+          <w:highlight w:val="white"/>
+          <w:lang w:val="en-US" w:eastAsia="en-US"/>
+        </w:rPr>
+        <w:t>string</w:t>
+      </w:r>
+      <w:r>
+        <w:rPr>
+          <w:rFonts w:eastAsiaTheme="minorHAnsi"/>
+          <w:color w:val="000000"/>
+          <w:highlight w:val="white"/>
+          <w:lang w:val="en-US" w:eastAsia="en-US"/>
+        </w:rPr>
+        <w:t>.IsNullOrWhiteSpace(textBox1.Text) &amp;&amp;</w:t>
+      </w:r>
+    </w:p>
+    <w:p>
+      <w:pPr>
+        <w:autoSpaceDE w:val="0"/>
+        <w:autoSpaceDN w:val="0"/>
+        <w:adjustRightInd w:val="0"/>
+        <w:rPr>
+          <w:rFonts w:eastAsiaTheme="minorHAnsi"/>
+          <w:color w:val="000000"/>
+          <w:highlight w:val="white"/>
+          <w:lang w:val="en-US" w:eastAsia="en-US"/>
+        </w:rPr>
+      </w:pPr>
+      <w:r>
+        <w:rPr>
+          <w:rFonts w:eastAsiaTheme="minorHAnsi"/>
+          <w:color w:val="000000"/>
+          <w:highlight w:val="white"/>
+          <w:lang w:val="en-US" w:eastAsia="en-US"/>
+        </w:rPr>
+        <w:t xml:space="preserve">                             !</w:t>
+      </w:r>
+      <w:r>
+        <w:rPr>
+          <w:rFonts w:eastAsiaTheme="minorHAnsi"/>
+          <w:color w:val="0000FF"/>
+          <w:highlight w:val="white"/>
+          <w:lang w:val="en-US" w:eastAsia="en-US"/>
+        </w:rPr>
+        <w:t>string</w:t>
+      </w:r>
+      <w:r>
+        <w:rPr>
+          <w:rFonts w:eastAsiaTheme="minorHAnsi"/>
+          <w:color w:val="000000"/>
+          <w:highlight w:val="white"/>
+          <w:lang w:val="en-US" w:eastAsia="en-US"/>
+        </w:rPr>
+        <w:t>.IsNullOrWhiteSpace(textBox2.Text) &amp;&amp;</w:t>
+      </w:r>
+    </w:p>
+    <w:p>
+      <w:pPr>
+        <w:autoSpaceDE w:val="0"/>
+        <w:autoSpaceDN w:val="0"/>
+        <w:adjustRightInd w:val="0"/>
+        <w:rPr>
+          <w:rFonts w:eastAsiaTheme="minorHAnsi"/>
+          <w:color w:val="000000"/>
+          <w:highlight w:val="white"/>
+          <w:lang w:val="en-US" w:eastAsia="en-US"/>
+        </w:rPr>
+      </w:pPr>
+      <w:r>
+        <w:rPr>
+          <w:rFonts w:eastAsiaTheme="minorHAnsi"/>
+          <w:color w:val="000000"/>
+          <w:highlight w:val="white"/>
+          <w:lang w:val="en-US" w:eastAsia="en-US"/>
+        </w:rPr>
+        <w:t xml:space="preserve">                             textBox1.Text.Trim(</w:t>
+      </w:r>
+      <w:r>
+        <w:rPr>
+          <w:rFonts w:eastAsiaTheme="minorHAnsi"/>
+          <w:color w:val="A31515"/>
+          <w:highlight w:val="white"/>
+          <w:lang w:val="en-US" w:eastAsia="en-US"/>
+        </w:rPr>
+        <w:t>'-'</w:t>
+      </w:r>
+      <w:r>
+        <w:rPr>
+          <w:rFonts w:eastAsiaTheme="minorHAnsi"/>
+          <w:color w:val="000000"/>
+          <w:highlight w:val="white"/>
+          <w:lang w:val="en-US" w:eastAsia="en-US"/>
+        </w:rPr>
+        <w:t xml:space="preserve">, </w:t>
+      </w:r>
+      <w:r>
+        <w:rPr>
+          <w:rFonts w:eastAsiaTheme="minorHAnsi"/>
+          <w:color w:val="A31515"/>
+          <w:highlight w:val="white"/>
+          <w:lang w:val="en-US" w:eastAsia="en-US"/>
+        </w:rPr>
+        <w:t>','</w:t>
+      </w:r>
+      <w:r>
+        <w:rPr>
+          <w:rFonts w:eastAsiaTheme="minorHAnsi"/>
+          <w:color w:val="000000"/>
+          <w:highlight w:val="white"/>
+          <w:lang w:val="en-US" w:eastAsia="en-US"/>
+        </w:rPr>
+        <w:t xml:space="preserve">, </w:t>
+      </w:r>
+      <w:r>
+        <w:rPr>
+          <w:rFonts w:eastAsiaTheme="minorHAnsi"/>
+          <w:color w:val="A31515"/>
+          <w:highlight w:val="white"/>
+          <w:lang w:val="en-US" w:eastAsia="en-US"/>
+        </w:rPr>
+        <w:t>'.'</w:t>
+      </w:r>
+      <w:r>
+        <w:rPr>
+          <w:rFonts w:eastAsiaTheme="minorHAnsi"/>
+          <w:color w:val="000000"/>
+          <w:highlight w:val="white"/>
+          <w:lang w:val="en-US" w:eastAsia="en-US"/>
+        </w:rPr>
+        <w:t xml:space="preserve">) != </w:t>
+      </w:r>
+      <w:r>
+        <w:rPr>
+          <w:rFonts w:eastAsiaTheme="minorHAnsi"/>
+          <w:color w:val="A31515"/>
+          <w:highlight w:val="white"/>
+          <w:lang w:val="en-US" w:eastAsia="en-US"/>
+        </w:rPr>
+        <w:t>""</w:t>
+      </w:r>
+      <w:r>
+        <w:rPr>
+          <w:rFonts w:eastAsiaTheme="minorHAnsi"/>
+          <w:color w:val="000000"/>
+          <w:highlight w:val="white"/>
+          <w:lang w:val="en-US" w:eastAsia="en-US"/>
+        </w:rPr>
+        <w:t xml:space="preserve"> &amp;&amp;</w:t>
+      </w:r>
+    </w:p>
+    <w:p>
+      <w:pPr>
+        <w:autoSpaceDE w:val="0"/>
+        <w:autoSpaceDN w:val="0"/>
+        <w:adjustRightInd w:val="0"/>
+        <w:rPr>
+          <w:rFonts w:eastAsiaTheme="minorHAnsi"/>
+          <w:color w:val="000000"/>
+          <w:highlight w:val="white"/>
+          <w:lang w:val="en-US" w:eastAsia="en-US"/>
+        </w:rPr>
+      </w:pPr>
+      <w:r>
+        <w:rPr>
+          <w:rFonts w:eastAsiaTheme="minorHAnsi"/>
+          <w:color w:val="000000"/>
+          <w:highlight w:val="white"/>
+          <w:lang w:val="en-US" w:eastAsia="en-US"/>
+        </w:rPr>
+        <w:t xml:space="preserve">                             textBox2.Text.Trim(</w:t>
+      </w:r>
+      <w:r>
+        <w:rPr>
+          <w:rFonts w:eastAsiaTheme="minorHAnsi"/>
+          <w:color w:val="A31515"/>
+          <w:highlight w:val="white"/>
+          <w:lang w:val="en-US" w:eastAsia="en-US"/>
+        </w:rPr>
+        <w:t>'-'</w:t>
+      </w:r>
+      <w:r>
+        <w:rPr>
+          <w:rFonts w:eastAsiaTheme="minorHAnsi"/>
+          <w:color w:val="000000"/>
+          <w:highlight w:val="white"/>
+          <w:lang w:val="en-US" w:eastAsia="en-US"/>
+        </w:rPr>
+        <w:t xml:space="preserve">, </w:t>
+      </w:r>
+      <w:r>
+        <w:rPr>
+          <w:rFonts w:eastAsiaTheme="minorHAnsi"/>
+          <w:color w:val="A31515"/>
+          <w:highlight w:val="white"/>
+          <w:lang w:val="en-US" w:eastAsia="en-US"/>
+        </w:rPr>
+        <w:t>','</w:t>
+      </w:r>
+      <w:r>
+        <w:rPr>
+          <w:rFonts w:eastAsiaTheme="minorHAnsi"/>
+          <w:color w:val="000000"/>
+          <w:highlight w:val="white"/>
+          <w:lang w:val="en-US" w:eastAsia="en-US"/>
+        </w:rPr>
+        <w:t xml:space="preserve">, </w:t>
+      </w:r>
+      <w:r>
+        <w:rPr>
+          <w:rFonts w:eastAsiaTheme="minorHAnsi"/>
+          <w:color w:val="A31515"/>
+          <w:highlight w:val="white"/>
+          <w:lang w:val="en-US" w:eastAsia="en-US"/>
+        </w:rPr>
+        <w:t>'.'</w:t>
+      </w:r>
+      <w:r>
+        <w:rPr>
+          <w:rFonts w:eastAsiaTheme="minorHAnsi"/>
+          <w:color w:val="000000"/>
+          <w:highlight w:val="white"/>
+          <w:lang w:val="en-US" w:eastAsia="en-US"/>
+        </w:rPr>
+        <w:t xml:space="preserve">) != </w:t>
+      </w:r>
+      <w:r>
+        <w:rPr>
+          <w:rFonts w:eastAsiaTheme="minorHAnsi"/>
+          <w:color w:val="A31515"/>
+          <w:highlight w:val="white"/>
+          <w:lang w:val="en-US" w:eastAsia="en-US"/>
+        </w:rPr>
+        <w:t>""</w:t>
+      </w:r>
+      <w:r>
+        <w:rPr>
+          <w:rFonts w:eastAsiaTheme="minorHAnsi"/>
+          <w:color w:val="000000"/>
+          <w:highlight w:val="white"/>
+          <w:lang w:val="en-US" w:eastAsia="en-US"/>
+        </w:rPr>
+        <w:t>;</w:t>
+      </w:r>
+    </w:p>
+    <w:p>
+      <w:pPr>
+        <w:autoSpaceDE w:val="0"/>
+        <w:autoSpaceDN w:val="0"/>
+        <w:adjustRightInd w:val="0"/>
+        <w:rPr>
+          <w:rFonts w:eastAsiaTheme="minorHAnsi"/>
+          <w:color w:val="000000"/>
+          <w:highlight w:val="white"/>
+          <w:lang w:val="en-US" w:eastAsia="en-US"/>
+        </w:rPr>
+      </w:pPr>
+      <w:r>
+        <w:rPr>
+          <w:rFonts w:eastAsiaTheme="minorHAnsi"/>
+          <w:color w:val="000000"/>
+          <w:highlight w:val="white"/>
+          <w:lang w:val="en-US" w:eastAsia="en-US"/>
+        </w:rPr>
+        <w:t xml:space="preserve">        }</w:t>
+      </w:r>
+    </w:p>
+    <w:p>
+      <w:pPr>
+        <w:autoSpaceDE w:val="0"/>
+        <w:autoSpaceDN w:val="0"/>
+        <w:adjustRightInd w:val="0"/>
+        <w:rPr>
+          <w:rFonts w:eastAsiaTheme="minorHAnsi"/>
+          <w:color w:val="000000"/>
+          <w:highlight w:val="white"/>
+          <w:lang w:val="en-US" w:eastAsia="en-US"/>
+        </w:rPr>
+      </w:pPr>
+    </w:p>
+    <w:p>
+      <w:pPr>
+        <w:autoSpaceDE w:val="0"/>
+        <w:autoSpaceDN w:val="0"/>
+        <w:adjustRightInd w:val="0"/>
+        <w:rPr>
+          <w:rFonts w:eastAsiaTheme="minorHAnsi"/>
+          <w:color w:val="000000"/>
+          <w:highlight w:val="white"/>
+          <w:lang w:val="en-US" w:eastAsia="en-US"/>
+        </w:rPr>
+      </w:pPr>
+      <w:r>
+        <w:rPr>
+          <w:rFonts w:eastAsiaTheme="minorHAnsi"/>
+          <w:color w:val="000000"/>
+          <w:highlight w:val="white"/>
+          <w:lang w:val="en-US" w:eastAsia="en-US"/>
+        </w:rPr>
+        <w:t xml:space="preserve">        </w:t>
+      </w:r>
+      <w:r>
+        <w:rPr>
+          <w:rFonts w:eastAsiaTheme="minorHAnsi"/>
+          <w:color w:val="0000FF"/>
+          <w:highlight w:val="white"/>
+          <w:lang w:val="en-US" w:eastAsia="en-US"/>
+        </w:rPr>
+        <w:t>private</w:t>
+      </w:r>
+      <w:r>
+        <w:rPr>
+          <w:rFonts w:eastAsiaTheme="minorHAnsi"/>
+          <w:color w:val="000000"/>
+          <w:highlight w:val="white"/>
+          <w:lang w:val="en-US" w:eastAsia="en-US"/>
+        </w:rPr>
+        <w:t xml:space="preserve"> </w:t>
+      </w:r>
+      <w:r>
+        <w:rPr>
+          <w:rFonts w:eastAsiaTheme="minorHAnsi"/>
+          <w:color w:val="0000FF"/>
+          <w:highlight w:val="white"/>
+          <w:lang w:val="en-US" w:eastAsia="en-US"/>
+        </w:rPr>
+        <w:t>void</w:t>
+      </w:r>
+      <w:r>
+        <w:rPr>
+          <w:rFonts w:eastAsiaTheme="minorHAnsi"/>
+          <w:color w:val="000000"/>
+          <w:highlight w:val="white"/>
+          <w:lang w:val="en-US" w:eastAsia="en-US"/>
+        </w:rPr>
+        <w:t xml:space="preserve"> textBox1_KeyPress(</w:t>
+      </w:r>
+      <w:r>
+        <w:rPr>
+          <w:rFonts w:eastAsiaTheme="minorHAnsi"/>
+          <w:color w:val="0000FF"/>
+          <w:highlight w:val="white"/>
+          <w:lang w:val="en-US" w:eastAsia="en-US"/>
+        </w:rPr>
+        <w:t>object</w:t>
+      </w:r>
+      <w:r>
+        <w:rPr>
+          <w:rFonts w:eastAsiaTheme="minorHAnsi"/>
+          <w:color w:val="000000"/>
+          <w:highlight w:val="white"/>
+          <w:lang w:val="en-US" w:eastAsia="en-US"/>
+        </w:rPr>
+        <w:t xml:space="preserve"> sender, </w:t>
+      </w:r>
+      <w:r>
+        <w:rPr>
+          <w:rFonts w:eastAsiaTheme="minorHAnsi"/>
+          <w:color w:val="2B91AF"/>
+          <w:highlight w:val="white"/>
+          <w:lang w:val="en-US" w:eastAsia="en-US"/>
+        </w:rPr>
+        <w:t>KeyPressEventArgs</w:t>
+      </w:r>
+      <w:r>
+        <w:rPr>
+          <w:rFonts w:eastAsiaTheme="minorHAnsi"/>
+          <w:color w:val="000000"/>
+          <w:highlight w:val="white"/>
+          <w:lang w:val="en-US" w:eastAsia="en-US"/>
+        </w:rPr>
+        <w:t xml:space="preserve"> e)</w:t>
+      </w:r>
+    </w:p>
+    <w:p>
+      <w:pPr>
+        <w:autoSpaceDE w:val="0"/>
+        <w:autoSpaceDN w:val="0"/>
+        <w:adjustRightInd w:val="0"/>
+        <w:rPr>
+          <w:rFonts w:eastAsiaTheme="minorHAnsi"/>
+          <w:color w:val="000000"/>
+          <w:highlight w:val="white"/>
+          <w:lang w:val="en-US" w:eastAsia="en-US"/>
+        </w:rPr>
+      </w:pPr>
+      <w:r>
+        <w:rPr>
+          <w:rFonts w:eastAsiaTheme="minorHAnsi"/>
+          <w:color w:val="000000"/>
+          <w:highlight w:val="white"/>
+          <w:lang w:val="en-US" w:eastAsia="en-US"/>
+        </w:rPr>
+        <w:t xml:space="preserve">        {</w:t>
+      </w:r>
+    </w:p>
+    <w:p>
+      <w:pPr>
+        <w:autoSpaceDE w:val="0"/>
+        <w:autoSpaceDN w:val="0"/>
+        <w:adjustRightInd w:val="0"/>
+        <w:rPr>
+          <w:rFonts w:eastAsiaTheme="minorHAnsi"/>
+          <w:color w:val="000000"/>
+          <w:highlight w:val="white"/>
+          <w:lang w:val="en-US" w:eastAsia="en-US"/>
+        </w:rPr>
+      </w:pPr>
+      <w:r>
+        <w:rPr>
+          <w:rFonts w:eastAsiaTheme="minorHAnsi"/>
+          <w:color w:val="000000"/>
+          <w:highlight w:val="white"/>
+          <w:lang w:val="en-US" w:eastAsia="en-US"/>
+        </w:rPr>
+        <w:t xml:space="preserve">            </w:t>
+      </w:r>
+      <w:r>
+        <w:rPr>
+          <w:rFonts w:eastAsiaTheme="minorHAnsi"/>
+          <w:color w:val="0000FF"/>
+          <w:highlight w:val="white"/>
+          <w:lang w:val="en-US" w:eastAsia="en-US"/>
+        </w:rPr>
+        <w:t>char</w:t>
+      </w:r>
+      <w:r>
+        <w:rPr>
+          <w:rFonts w:eastAsiaTheme="minorHAnsi"/>
+          <w:color w:val="000000"/>
+          <w:highlight w:val="white"/>
+          <w:lang w:val="en-US" w:eastAsia="en-US"/>
+        </w:rPr>
+        <w:t xml:space="preserve"> ch = e.KeyChar;</w:t>
+      </w:r>
+    </w:p>
+    <w:p>
+      <w:pPr>
+        <w:autoSpaceDE w:val="0"/>
+        <w:autoSpaceDN w:val="0"/>
+        <w:adjustRightInd w:val="0"/>
+        <w:rPr>
+          <w:rFonts w:eastAsiaTheme="minorHAnsi"/>
+          <w:color w:val="000000"/>
+          <w:highlight w:val="white"/>
+          <w:lang w:val="en-US" w:eastAsia="en-US"/>
+        </w:rPr>
+      </w:pPr>
+      <w:r>
+        <w:rPr>
+          <w:rFonts w:eastAsiaTheme="minorHAnsi"/>
+          <w:color w:val="000000"/>
+          <w:highlight w:val="white"/>
+          <w:lang w:val="en-US" w:eastAsia="en-US"/>
+        </w:rPr>
+        <w:t xml:space="preserve">            </w:t>
+      </w:r>
+      <w:r>
+        <w:rPr>
+          <w:rFonts w:eastAsiaTheme="minorHAnsi"/>
+          <w:color w:val="2B91AF"/>
+          <w:highlight w:val="white"/>
+          <w:lang w:val="en-US" w:eastAsia="en-US"/>
+        </w:rPr>
+        <w:t>TextBox</w:t>
+      </w:r>
+      <w:r>
+        <w:rPr>
+          <w:rFonts w:eastAsiaTheme="minorHAnsi"/>
+          <w:color w:val="000000"/>
+          <w:highlight w:val="white"/>
+          <w:lang w:val="en-US" w:eastAsia="en-US"/>
+        </w:rPr>
+        <w:t xml:space="preserve"> tb = sender </w:t>
+      </w:r>
+      <w:r>
+        <w:rPr>
+          <w:rFonts w:eastAsiaTheme="minorHAnsi"/>
+          <w:color w:val="0000FF"/>
+          <w:highlight w:val="white"/>
+          <w:lang w:val="en-US" w:eastAsia="en-US"/>
+        </w:rPr>
+        <w:t>as</w:t>
+      </w:r>
+      <w:r>
+        <w:rPr>
+          <w:rFonts w:eastAsiaTheme="minorHAnsi"/>
+          <w:color w:val="000000"/>
+          <w:highlight w:val="white"/>
+          <w:lang w:val="en-US" w:eastAsia="en-US"/>
+        </w:rPr>
+        <w:t xml:space="preserve"> </w:t>
+      </w:r>
+      <w:r>
+        <w:rPr>
+          <w:rFonts w:eastAsiaTheme="minorHAnsi"/>
+          <w:color w:val="2B91AF"/>
+          <w:highlight w:val="white"/>
+          <w:lang w:val="en-US" w:eastAsia="en-US"/>
+        </w:rPr>
+        <w:t>TextBox</w:t>
+      </w:r>
+      <w:r>
+        <w:rPr>
+          <w:rFonts w:eastAsiaTheme="minorHAnsi"/>
+          <w:color w:val="000000"/>
+          <w:highlight w:val="white"/>
+          <w:lang w:val="en-US" w:eastAsia="en-US"/>
+        </w:rPr>
+        <w:t>;</w:t>
+      </w:r>
+    </w:p>
+    <w:p>
+      <w:pPr>
+        <w:autoSpaceDE w:val="0"/>
+        <w:autoSpaceDN w:val="0"/>
+        <w:adjustRightInd w:val="0"/>
+        <w:rPr>
+          <w:rFonts w:eastAsiaTheme="minorHAnsi"/>
+          <w:color w:val="000000"/>
+          <w:highlight w:val="white"/>
+          <w:lang w:val="en-US" w:eastAsia="en-US"/>
+        </w:rPr>
+      </w:pPr>
+    </w:p>
+    <w:p>
+      <w:pPr>
+        <w:autoSpaceDE w:val="0"/>
+        <w:autoSpaceDN w:val="0"/>
+        <w:adjustRightInd w:val="0"/>
+        <w:rPr>
+          <w:rFonts w:eastAsiaTheme="minorHAnsi"/>
+          <w:color w:val="000000"/>
+          <w:highlight w:val="white"/>
+          <w:lang w:val="en-US" w:eastAsia="en-US"/>
+        </w:rPr>
+      </w:pPr>
+      <w:r>
+        <w:rPr>
+          <w:rFonts w:eastAsiaTheme="minorHAnsi"/>
+          <w:color w:val="000000"/>
+          <w:highlight w:val="white"/>
+          <w:lang w:val="en-US" w:eastAsia="en-US"/>
+        </w:rPr>
+        <w:t xml:space="preserve">            </w:t>
+      </w:r>
+      <w:r>
+        <w:rPr>
+          <w:rFonts w:eastAsiaTheme="minorHAnsi"/>
+          <w:color w:val="0000FF"/>
+          <w:highlight w:val="white"/>
+          <w:lang w:val="en-US" w:eastAsia="en-US"/>
+        </w:rPr>
+        <w:t>if</w:t>
+      </w:r>
+      <w:r>
+        <w:rPr>
+          <w:rFonts w:eastAsiaTheme="minorHAnsi"/>
+          <w:color w:val="000000"/>
+          <w:highlight w:val="white"/>
+          <w:lang w:val="en-US" w:eastAsia="en-US"/>
+        </w:rPr>
+        <w:t xml:space="preserve"> (</w:t>
+      </w:r>
+      <w:r>
+        <w:rPr>
+          <w:rFonts w:eastAsiaTheme="minorHAnsi"/>
+          <w:color w:val="0000FF"/>
+          <w:highlight w:val="white"/>
+          <w:lang w:val="en-US" w:eastAsia="en-US"/>
+        </w:rPr>
+        <w:t>char</w:t>
+      </w:r>
+      <w:r>
+        <w:rPr>
+          <w:rFonts w:eastAsiaTheme="minorHAnsi"/>
+          <w:color w:val="000000"/>
+          <w:highlight w:val="white"/>
+          <w:lang w:val="en-US" w:eastAsia="en-US"/>
+        </w:rPr>
+        <w:t xml:space="preserve">.IsDigit(ch) || ch == </w:t>
+      </w:r>
+      <w:r>
+        <w:rPr>
+          <w:rFonts w:eastAsiaTheme="minorHAnsi"/>
+          <w:color w:val="A31515"/>
+          <w:highlight w:val="white"/>
+          <w:lang w:val="en-US" w:eastAsia="en-US"/>
+        </w:rPr>
+        <w:t>'</w:t>
+      </w:r>
+      <w:r>
+        <w:rPr>
+          <w:rFonts w:eastAsiaTheme="minorHAnsi"/>
+          <w:color w:val="9E5B71"/>
+          <w:highlight w:val="white"/>
+          <w:lang w:val="en-US" w:eastAsia="en-US"/>
+        </w:rPr>
+        <w:t>\b</w:t>
+      </w:r>
+      <w:r>
+        <w:rPr>
+          <w:rFonts w:eastAsiaTheme="minorHAnsi"/>
+          <w:color w:val="A31515"/>
+          <w:highlight w:val="white"/>
+          <w:lang w:val="en-US" w:eastAsia="en-US"/>
+        </w:rPr>
+        <w:t>'</w:t>
+      </w:r>
+      <w:r>
+        <w:rPr>
+          <w:rFonts w:eastAsiaTheme="minorHAnsi"/>
+          <w:color w:val="000000"/>
+          <w:highlight w:val="white"/>
+          <w:lang w:val="en-US" w:eastAsia="en-US"/>
+        </w:rPr>
+        <w:t>)</w:t>
+      </w:r>
+    </w:p>
+    <w:p>
+      <w:pPr>
+        <w:autoSpaceDE w:val="0"/>
+        <w:autoSpaceDN w:val="0"/>
+        <w:adjustRightInd w:val="0"/>
+        <w:rPr>
+          <w:rFonts w:eastAsiaTheme="minorHAnsi"/>
+          <w:color w:val="000000"/>
+          <w:highlight w:val="white"/>
+          <w:lang w:val="en-US" w:eastAsia="en-US"/>
+        </w:rPr>
+      </w:pPr>
+      <w:r>
+        <w:rPr>
+          <w:rFonts w:eastAsiaTheme="minorHAnsi"/>
+          <w:color w:val="000000"/>
+          <w:highlight w:val="white"/>
+          <w:lang w:val="en-US" w:eastAsia="en-US"/>
+        </w:rPr>
+        <w:t xml:space="preserve">                </w:t>
+      </w:r>
+      <w:r>
+        <w:rPr>
+          <w:rFonts w:eastAsiaTheme="minorHAnsi"/>
+          <w:color w:val="0000FF"/>
+          <w:highlight w:val="white"/>
+          <w:lang w:val="en-US" w:eastAsia="en-US"/>
+        </w:rPr>
+        <w:t>return</w:t>
+      </w:r>
+      <w:r>
+        <w:rPr>
+          <w:rFonts w:eastAsiaTheme="minorHAnsi"/>
+          <w:color w:val="000000"/>
+          <w:highlight w:val="white"/>
+          <w:lang w:val="en-US" w:eastAsia="en-US"/>
+        </w:rPr>
+        <w:t>;</w:t>
+      </w:r>
+    </w:p>
+    <w:p>
+      <w:pPr>
+        <w:autoSpaceDE w:val="0"/>
+        <w:autoSpaceDN w:val="0"/>
+        <w:adjustRightInd w:val="0"/>
+        <w:rPr>
+          <w:rFonts w:eastAsiaTheme="minorHAnsi"/>
+          <w:color w:val="000000"/>
+          <w:highlight w:val="white"/>
+          <w:lang w:val="en-US" w:eastAsia="en-US"/>
+        </w:rPr>
+      </w:pPr>
+    </w:p>
+    <w:p>
+      <w:pPr>
+        <w:autoSpaceDE w:val="0"/>
+        <w:autoSpaceDN w:val="0"/>
+        <w:adjustRightInd w:val="0"/>
+        <w:rPr>
+          <w:rFonts w:eastAsiaTheme="minorHAnsi"/>
+          <w:color w:val="000000"/>
+          <w:highlight w:val="white"/>
+          <w:lang w:val="en-US" w:eastAsia="en-US"/>
+        </w:rPr>
+      </w:pPr>
+      <w:r>
+        <w:rPr>
+          <w:rFonts w:eastAsiaTheme="minorHAnsi"/>
+          <w:color w:val="000000"/>
+          <w:highlight w:val="white"/>
+          <w:lang w:val="en-US" w:eastAsia="en-US"/>
+        </w:rPr>
+        <w:t xml:space="preserve">            </w:t>
+      </w:r>
+      <w:r>
+        <w:rPr>
+          <w:rFonts w:eastAsiaTheme="minorHAnsi"/>
+          <w:color w:val="0000FF"/>
+          <w:highlight w:val="white"/>
+          <w:lang w:val="en-US" w:eastAsia="en-US"/>
+        </w:rPr>
+        <w:t>if</w:t>
+      </w:r>
+      <w:r>
+        <w:rPr>
+          <w:rFonts w:eastAsiaTheme="minorHAnsi"/>
+          <w:color w:val="000000"/>
+          <w:highlight w:val="white"/>
+          <w:lang w:val="en-US" w:eastAsia="en-US"/>
+        </w:rPr>
+        <w:t xml:space="preserve"> ((ch == </w:t>
+      </w:r>
+      <w:r>
+        <w:rPr>
+          <w:rFonts w:eastAsiaTheme="minorHAnsi"/>
+          <w:color w:val="A31515"/>
+          <w:highlight w:val="white"/>
+          <w:lang w:val="en-US" w:eastAsia="en-US"/>
+        </w:rPr>
+        <w:t>','</w:t>
+      </w:r>
+      <w:r>
+        <w:rPr>
+          <w:rFonts w:eastAsiaTheme="minorHAnsi"/>
+          <w:color w:val="000000"/>
+          <w:highlight w:val="white"/>
+          <w:lang w:val="en-US" w:eastAsia="en-US"/>
+        </w:rPr>
+        <w:t xml:space="preserve"> || ch == </w:t>
+      </w:r>
+      <w:r>
+        <w:rPr>
+          <w:rFonts w:eastAsiaTheme="minorHAnsi"/>
+          <w:color w:val="A31515"/>
+          <w:highlight w:val="white"/>
+          <w:lang w:val="en-US" w:eastAsia="en-US"/>
+        </w:rPr>
+        <w:t>'.'</w:t>
+      </w:r>
+      <w:r>
+        <w:rPr>
+          <w:rFonts w:eastAsiaTheme="minorHAnsi"/>
+          <w:color w:val="000000"/>
+          <w:highlight w:val="white"/>
+          <w:lang w:val="en-US" w:eastAsia="en-US"/>
+        </w:rPr>
+        <w:t>) &amp;&amp; !tb.Text.Contains(</w:t>
+      </w:r>
+      <w:r>
+        <w:rPr>
+          <w:rFonts w:eastAsiaTheme="minorHAnsi"/>
+          <w:color w:val="A31515"/>
+          <w:highlight w:val="white"/>
+          <w:lang w:val="en-US" w:eastAsia="en-US"/>
+        </w:rPr>
+        <w:t>","</w:t>
+      </w:r>
+      <w:r>
+        <w:rPr>
+          <w:rFonts w:eastAsiaTheme="minorHAnsi"/>
+          <w:color w:val="000000"/>
+          <w:highlight w:val="white"/>
+          <w:lang w:val="en-US" w:eastAsia="en-US"/>
+        </w:rPr>
+        <w:t>) &amp;&amp; !tb.Text.Contains(</w:t>
+      </w:r>
+      <w:r>
+        <w:rPr>
+          <w:rFonts w:eastAsiaTheme="minorHAnsi"/>
+          <w:color w:val="A31515"/>
+          <w:highlight w:val="white"/>
+          <w:lang w:val="en-US" w:eastAsia="en-US"/>
+        </w:rPr>
+        <w:t>"."</w:t>
+      </w:r>
+      <w:r>
+        <w:rPr>
+          <w:rFonts w:eastAsiaTheme="minorHAnsi"/>
+          <w:color w:val="000000"/>
+          <w:highlight w:val="white"/>
+          <w:lang w:val="en-US" w:eastAsia="en-US"/>
+        </w:rPr>
+        <w:t>))</w:t>
+      </w:r>
+    </w:p>
+    <w:p>
+      <w:pPr>
+        <w:autoSpaceDE w:val="0"/>
+        <w:autoSpaceDN w:val="0"/>
+        <w:adjustRightInd w:val="0"/>
+        <w:rPr>
+          <w:rFonts w:eastAsiaTheme="minorHAnsi"/>
+          <w:color w:val="000000"/>
+          <w:highlight w:val="white"/>
+          <w:lang w:val="en-US" w:eastAsia="en-US"/>
+        </w:rPr>
+      </w:pPr>
+      <w:r>
+        <w:rPr>
+          <w:rFonts w:eastAsiaTheme="minorHAnsi"/>
+          <w:color w:val="000000"/>
+          <w:highlight w:val="white"/>
+          <w:lang w:val="en-US" w:eastAsia="en-US"/>
+        </w:rPr>
+        <w:t xml:space="preserve">                </w:t>
+      </w:r>
+      <w:r>
+        <w:rPr>
+          <w:rFonts w:eastAsiaTheme="minorHAnsi"/>
+          <w:color w:val="0000FF"/>
+          <w:highlight w:val="white"/>
+          <w:lang w:val="en-US" w:eastAsia="en-US"/>
+        </w:rPr>
+        <w:t>return</w:t>
+      </w:r>
+      <w:r>
+        <w:rPr>
+          <w:rFonts w:eastAsiaTheme="minorHAnsi"/>
+          <w:color w:val="000000"/>
+          <w:highlight w:val="white"/>
+          <w:lang w:val="en-US" w:eastAsia="en-US"/>
+        </w:rPr>
+        <w:t>;</w:t>
+      </w:r>
+    </w:p>
+    <w:p>
+      <w:pPr>
+        <w:autoSpaceDE w:val="0"/>
+        <w:autoSpaceDN w:val="0"/>
+        <w:adjustRightInd w:val="0"/>
+        <w:rPr>
+          <w:rFonts w:eastAsiaTheme="minorHAnsi"/>
+          <w:color w:val="000000"/>
+          <w:highlight w:val="white"/>
+          <w:lang w:val="en-US" w:eastAsia="en-US"/>
+        </w:rPr>
+      </w:pPr>
+    </w:p>
+    <w:p>
+      <w:pPr>
+        <w:autoSpaceDE w:val="0"/>
+        <w:autoSpaceDN w:val="0"/>
+        <w:adjustRightInd w:val="0"/>
+        <w:rPr>
+          <w:rFonts w:eastAsiaTheme="minorHAnsi"/>
+          <w:color w:val="000000"/>
+          <w:highlight w:val="white"/>
+          <w:lang w:val="en-US" w:eastAsia="en-US"/>
+        </w:rPr>
+      </w:pPr>
+      <w:r>
+        <w:rPr>
+          <w:rFonts w:eastAsiaTheme="minorHAnsi"/>
+          <w:color w:val="000000"/>
+          <w:highlight w:val="white"/>
+          <w:lang w:val="en-US" w:eastAsia="en-US"/>
+        </w:rPr>
+        <w:t xml:space="preserve">            </w:t>
+      </w:r>
+      <w:r>
+        <w:rPr>
+          <w:rFonts w:eastAsiaTheme="minorHAnsi"/>
+          <w:color w:val="0000FF"/>
+          <w:highlight w:val="white"/>
+          <w:lang w:val="en-US" w:eastAsia="en-US"/>
+        </w:rPr>
+        <w:t>if</w:t>
+      </w:r>
+      <w:r>
+        <w:rPr>
+          <w:rFonts w:eastAsiaTheme="minorHAnsi"/>
+          <w:color w:val="000000"/>
+          <w:highlight w:val="white"/>
+          <w:lang w:val="en-US" w:eastAsia="en-US"/>
+        </w:rPr>
+        <w:t xml:space="preserve"> (ch == </w:t>
+      </w:r>
+      <w:r>
+        <w:rPr>
+          <w:rFonts w:eastAsiaTheme="minorHAnsi"/>
+          <w:color w:val="A31515"/>
+          <w:highlight w:val="white"/>
+          <w:lang w:val="en-US" w:eastAsia="en-US"/>
+        </w:rPr>
+        <w:t>'-'</w:t>
+      </w:r>
+      <w:r>
+        <w:rPr>
+          <w:rFonts w:eastAsiaTheme="minorHAnsi"/>
+          <w:color w:val="000000"/>
+          <w:highlight w:val="white"/>
+          <w:lang w:val="en-US" w:eastAsia="en-US"/>
+        </w:rPr>
+        <w:t xml:space="preserve"> &amp;&amp; tb.SelectionStart == 0 &amp;&amp; !tb.Text.Contains(</w:t>
+      </w:r>
+      <w:r>
+        <w:rPr>
+          <w:rFonts w:eastAsiaTheme="minorHAnsi"/>
+          <w:color w:val="A31515"/>
+          <w:highlight w:val="white"/>
+          <w:lang w:val="en-US" w:eastAsia="en-US"/>
+        </w:rPr>
+        <w:t>"-"</w:t>
+      </w:r>
+      <w:r>
+        <w:rPr>
+          <w:rFonts w:eastAsiaTheme="minorHAnsi"/>
+          <w:color w:val="000000"/>
+          <w:highlight w:val="white"/>
+          <w:lang w:val="en-US" w:eastAsia="en-US"/>
+        </w:rPr>
+        <w:t>))</w:t>
+      </w:r>
+    </w:p>
+    <w:p>
+      <w:pPr>
+        <w:autoSpaceDE w:val="0"/>
+        <w:autoSpaceDN w:val="0"/>
+        <w:adjustRightInd w:val="0"/>
+        <w:rPr>
+          <w:rFonts w:eastAsiaTheme="minorHAnsi"/>
+          <w:color w:val="000000"/>
+          <w:highlight w:val="white"/>
+          <w:lang w:val="en-US" w:eastAsia="en-US"/>
+        </w:rPr>
+      </w:pPr>
+      <w:r>
+        <w:rPr>
+          <w:rFonts w:eastAsiaTheme="minorHAnsi"/>
+          <w:color w:val="000000"/>
+          <w:highlight w:val="white"/>
+          <w:lang w:val="en-US" w:eastAsia="en-US"/>
+        </w:rPr>
+        <w:t xml:space="preserve">                </w:t>
+      </w:r>
+      <w:r>
+        <w:rPr>
+          <w:rFonts w:eastAsiaTheme="minorHAnsi"/>
+          <w:color w:val="0000FF"/>
+          <w:highlight w:val="white"/>
+          <w:lang w:val="en-US" w:eastAsia="en-US"/>
+        </w:rPr>
+        <w:t>return</w:t>
+      </w:r>
+      <w:r>
+        <w:rPr>
+          <w:rFonts w:eastAsiaTheme="minorHAnsi"/>
+          <w:color w:val="000000"/>
+          <w:highlight w:val="white"/>
+          <w:lang w:val="en-US" w:eastAsia="en-US"/>
+        </w:rPr>
+        <w:t>;</w:t>
+      </w:r>
+    </w:p>
+    <w:p>
+      <w:pPr>
+        <w:autoSpaceDE w:val="0"/>
+        <w:autoSpaceDN w:val="0"/>
+        <w:adjustRightInd w:val="0"/>
+        <w:rPr>
+          <w:rFonts w:eastAsiaTheme="minorHAnsi"/>
+          <w:color w:val="000000"/>
+          <w:highlight w:val="white"/>
+          <w:lang w:val="en-US" w:eastAsia="en-US"/>
+        </w:rPr>
+      </w:pPr>
+    </w:p>
+    <w:p>
+      <w:pPr>
+        <w:autoSpaceDE w:val="0"/>
+        <w:autoSpaceDN w:val="0"/>
+        <w:adjustRightInd w:val="0"/>
+        <w:rPr>
+          <w:rFonts w:eastAsiaTheme="minorHAnsi"/>
+          <w:color w:val="000000"/>
+          <w:highlight w:val="white"/>
+          <w:lang w:val="en-US" w:eastAsia="en-US"/>
+        </w:rPr>
+      </w:pPr>
+      <w:r>
+        <w:rPr>
+          <w:rFonts w:eastAsiaTheme="minorHAnsi"/>
+          <w:color w:val="000000"/>
+          <w:highlight w:val="white"/>
+          <w:lang w:val="en-US" w:eastAsia="en-US"/>
+        </w:rPr>
+        <w:t xml:space="preserve">            </w:t>
+      </w:r>
+      <w:r>
+        <w:rPr>
+          <w:rFonts w:eastAsiaTheme="minorHAnsi"/>
+          <w:color w:val="0000FF"/>
+          <w:highlight w:val="white"/>
+          <w:lang w:val="en-US" w:eastAsia="en-US"/>
+        </w:rPr>
+        <w:t>if</w:t>
+      </w:r>
+      <w:r>
+        <w:rPr>
+          <w:rFonts w:eastAsiaTheme="minorHAnsi"/>
+          <w:color w:val="000000"/>
+          <w:highlight w:val="white"/>
+          <w:lang w:val="en-US" w:eastAsia="en-US"/>
+        </w:rPr>
+        <w:t xml:space="preserve"> (</w:t>
+      </w:r>
+      <w:r>
+        <w:rPr>
+          <w:rFonts w:eastAsiaTheme="minorHAnsi"/>
+          <w:color w:val="0000FF"/>
+          <w:highlight w:val="white"/>
+          <w:lang w:val="en-US" w:eastAsia="en-US"/>
+        </w:rPr>
+        <w:t>char</w:t>
+      </w:r>
+      <w:r>
+        <w:rPr>
+          <w:rFonts w:eastAsiaTheme="minorHAnsi"/>
+          <w:color w:val="000000"/>
+          <w:highlight w:val="white"/>
+          <w:lang w:val="en-US" w:eastAsia="en-US"/>
+        </w:rPr>
+        <w:t>.IsControl(ch))</w:t>
+      </w:r>
+    </w:p>
+    <w:p>
+      <w:pPr>
+        <w:autoSpaceDE w:val="0"/>
+        <w:autoSpaceDN w:val="0"/>
+        <w:adjustRightInd w:val="0"/>
+        <w:rPr>
+          <w:rFonts w:eastAsiaTheme="minorHAnsi"/>
+          <w:color w:val="000000"/>
+          <w:highlight w:val="white"/>
+          <w:lang w:eastAsia="en-US"/>
+        </w:rPr>
+      </w:pPr>
+      <w:r>
+        <w:rPr>
+          <w:rFonts w:eastAsiaTheme="minorHAnsi"/>
+          <w:color w:val="000000"/>
+          <w:highlight w:val="white"/>
+          <w:lang w:val="en-US" w:eastAsia="en-US"/>
+        </w:rPr>
+        <w:t xml:space="preserve">                </w:t>
+      </w:r>
+      <w:r>
+        <w:rPr>
+          <w:rFonts w:eastAsiaTheme="minorHAnsi"/>
+          <w:color w:val="0000FF"/>
+          <w:highlight w:val="white"/>
+          <w:lang w:eastAsia="en-US"/>
+        </w:rPr>
+        <w:t>return</w:t>
+      </w:r>
+      <w:r>
+        <w:rPr>
+          <w:rFonts w:eastAsiaTheme="minorHAnsi"/>
+          <w:color w:val="000000"/>
+          <w:highlight w:val="white"/>
+          <w:lang w:eastAsia="en-US"/>
+        </w:rPr>
+        <w:t>;</w:t>
+      </w:r>
+    </w:p>
+    <w:p>
+      <w:pPr>
+        <w:autoSpaceDE w:val="0"/>
+        <w:autoSpaceDN w:val="0"/>
+        <w:adjustRightInd w:val="0"/>
+        <w:rPr>
+          <w:rFonts w:eastAsiaTheme="minorHAnsi"/>
+          <w:color w:val="000000"/>
+          <w:highlight w:val="white"/>
+          <w:lang w:eastAsia="en-US"/>
+        </w:rPr>
+      </w:pPr>
+    </w:p>
+    <w:p>
+      <w:pPr>
+        <w:autoSpaceDE w:val="0"/>
+        <w:autoSpaceDN w:val="0"/>
+        <w:adjustRightInd w:val="0"/>
+        <w:rPr>
+          <w:rFonts w:eastAsiaTheme="minorHAnsi"/>
+          <w:color w:val="000000"/>
+          <w:highlight w:val="white"/>
+          <w:lang w:eastAsia="en-US"/>
+        </w:rPr>
+      </w:pPr>
+      <w:r>
+        <w:rPr>
+          <w:rFonts w:eastAsiaTheme="minorHAnsi"/>
+          <w:color w:val="000000"/>
+          <w:highlight w:val="white"/>
+          <w:lang w:eastAsia="en-US"/>
+        </w:rPr>
+        <w:lastRenderedPageBreak/>
+        <w:t xml:space="preserve">            e.Handled = </w:t>
+      </w:r>
+      <w:r>
+        <w:rPr>
+          <w:rFonts w:eastAsiaTheme="minorHAnsi"/>
+          <w:color w:val="0000FF"/>
+          <w:highlight w:val="white"/>
+          <w:lang w:eastAsia="en-US"/>
+        </w:rPr>
+        <w:t>true</w:t>
+      </w:r>
+      <w:r>
+        <w:rPr>
+          <w:rFonts w:eastAsiaTheme="minorHAnsi"/>
+          <w:color w:val="000000"/>
+          <w:highlight w:val="white"/>
+          <w:lang w:eastAsia="en-US"/>
+        </w:rPr>
+        <w:t>;</w:t>
+      </w:r>
+    </w:p>
+    <w:p>
+      <w:pPr>
+        <w:autoSpaceDE w:val="0"/>
+        <w:autoSpaceDN w:val="0"/>
+        <w:adjustRightInd w:val="0"/>
+        <w:rPr>
+          <w:rFonts w:eastAsiaTheme="minorHAnsi"/>
+          <w:color w:val="000000"/>
+          <w:highlight w:val="white"/>
+          <w:lang w:eastAsia="en-US"/>
+        </w:rPr>
+      </w:pPr>
+      <w:r>
+        <w:rPr>
+          <w:rFonts w:eastAsiaTheme="minorHAnsi"/>
+          <w:color w:val="000000"/>
+          <w:highlight w:val="white"/>
+          <w:lang w:eastAsia="en-US"/>
+        </w:rPr>
+        <w:t xml:space="preserve">        }</w:t>
+      </w:r>
+    </w:p>
+    <w:p>
+      <w:pPr>
+        <w:autoSpaceDE w:val="0"/>
+        <w:autoSpaceDN w:val="0"/>
+        <w:adjustRightInd w:val="0"/>
+        <w:rPr>
+          <w:rFonts w:eastAsiaTheme="minorHAnsi"/>
+          <w:color w:val="000000"/>
+          <w:highlight w:val="white"/>
+          <w:lang w:eastAsia="en-US"/>
+        </w:rPr>
+      </w:pPr>
+      <w:r>
+        <w:rPr>
+          <w:rFonts w:eastAsiaTheme="minorHAnsi"/>
+          <w:color w:val="000000"/>
+          <w:highlight w:val="white"/>
+          <w:lang w:eastAsia="en-US"/>
+        </w:rPr>
+        <w:t xml:space="preserve">    }</w:t>
+      </w:r>
+    </w:p>
+    <w:p>
+      <w:pPr>
+        <w:jc w:val="both"/>
+        <w:rPr>
+          <w:rFonts w:eastAsiaTheme="minorHAnsi"/>
+          <w:color w:val="000000"/>
+          <w:lang w:eastAsia="en-US"/>
+        </w:rPr>
+      </w:pPr>
+      <w:r>
+        <w:rPr>
+          <w:rFonts w:eastAsiaTheme="minorHAnsi"/>
+          <w:color w:val="000000"/>
+          <w:highlight w:val="white"/>
+          <w:lang w:eastAsia="en-US"/>
+        </w:rPr>
+        <w:t>}</w:t>
+      </w:r>
+    </w:p>
+    <w:p>
+      <w:pPr>
+        <w:spacing w:line="360" w:lineRule="auto"/>
         <w:jc w:val="center"/>
         <w:rPr>
-          <w:color w:val="FF0000"/>
-        </w:rPr>
-      </w:pPr>
+          <w:lang w:val="en-US"/>
+        </w:rPr>
+      </w:pPr>
+      <w:r>
+        <w:rPr>
+          <w:noProof/>
+          <w:lang w:val="en-US"/>
+        </w:rPr>
+        <mc:AlternateContent>
+          <mc:Choice Requires="wps">
+            <w:drawing>
+              <wp:anchor distT="0" distB="0" distL="114300" distR="114300" simplePos="0" relativeHeight="251677696" behindDoc="0" locked="0" layoutInCell="1" allowOverlap="1" wp14:anchorId="16DC4908" wp14:editId="5CE95580">
+                <wp:simplePos x="0" y="0"/>
+                <wp:positionH relativeFrom="margin">
+                  <wp:posOffset>1967865</wp:posOffset>
+                </wp:positionH>
+                <wp:positionV relativeFrom="paragraph">
+                  <wp:posOffset>3769995</wp:posOffset>
+                </wp:positionV>
+                <wp:extent cx="904875" cy="304800"/>
+                <wp:effectExtent l="0" t="0" r="0" b="0"/>
+                <wp:wrapNone/>
+                <wp:docPr id="11" name="Надпись 11"/>
+                <wp:cNvGraphicFramePr/>
+                <a:graphic xmlns:a="http://schemas.openxmlformats.org/drawingml/2006/main">
+                  <a:graphicData uri="http://schemas.microsoft.com/office/word/2010/wordprocessingShape">
+                    <wps:wsp>
+                      <wps:cNvSpPr txBox="1"/>
+                      <wps:spPr>
+                        <a:xfrm>
+                          <a:off x="0" y="0"/>
+                          <a:ext cx="904875" cy="304800"/>
+                        </a:xfrm>
+                        <a:prstGeom prst="rect">
+                          <a:avLst/>
+                        </a:prstGeom>
+                        <a:noFill/>
+                        <a:ln w="6350">
+                          <a:noFill/>
+                        </a:ln>
+                      </wps:spPr>
+                      <wps:txbx>
+                        <w:txbxContent>
+                          <w:p>
+                            <w:pPr>
+                              <w:rPr>
+                                <w:lang w:val="en-US"/>
+                              </w:rPr>
+                            </w:pPr>
+                            <w:r>
+                              <w:rPr>
+                                <w:lang w:val="en-US"/>
+                              </w:rPr>
+                              <w:t>label</w:t>
+                            </w:r>
+                          </w:p>
+                          <w:p>
+                            <w:pPr>
+                              <w:rPr>
+                                <w:lang w:val="en-US"/>
+                              </w:rPr>
+                            </w:pPr>
+                          </w:p>
+                        </w:txbxContent>
+                      </wps:txbx>
+                      <wps:bodyPr rot="0" spcFirstLastPara="0" vertOverflow="overflow" horzOverflow="overflow" vert="horz" wrap="square" lIns="91440" tIns="45720" rIns="91440" bIns="45720" numCol="1" spcCol="0" rtlCol="0" fromWordArt="0" anchor="t" anchorCtr="0" forceAA="0" compatLnSpc="1">
+                        <a:prstTxWarp prst="textNoShape">
+                          <a:avLst/>
+                        </a:prstTxWarp>
+                        <a:noAutofit/>
+                      </wps:bodyPr>
+                    </wps:wsp>
+                  </a:graphicData>
+                </a:graphic>
+                <wp14:sizeRelH relativeFrom="margin">
+                  <wp14:pctWidth>0</wp14:pctWidth>
+                </wp14:sizeRelH>
+                <wp14:sizeRelV relativeFrom="margin">
+                  <wp14:pctHeight>0</wp14:pctHeight>
+                </wp14:sizeRelV>
+              </wp:anchor>
+            </w:drawing>
+          </mc:Choice>
+          <mc:Fallback>
+            <w:pict>
+              <v:shapetype w14:anchorId="16DC4908" id="_x0000_t202" coordsize="21600,21600" o:spt="202" path="m,l,21600r21600,l21600,xe">
+                <v:stroke joinstyle="miter"/>
+                <v:path gradientshapeok="t" o:connecttype="rect"/>
+              </v:shapetype>
+              <v:shape id="Надпись 11" o:spid="_x0000_s1026" type="#_x0000_t202" style="position:absolute;left:0;text-align:left;margin-left:154.95pt;margin-top:296.85pt;width:71.25pt;height:24pt;z-index:251677696;visibility:visible;mso-wrap-style:square;mso-width-percent:0;mso-height-percent:0;mso-wrap-distance-left:9pt;mso-wrap-distance-top:0;mso-wrap-distance-right:9pt;mso-wrap-distance-bottom:0;mso-position-horizontal:absolute;mso-position-horizontal-relative:margin;mso-position-vertical:absolute;mso-position-vertical-relative:text;mso-width-percent:0;mso-height-percent:0;mso-width-relative:margin;mso-height-relative:margin;v-text-anchor:top" o:gfxdata="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" filled="f" stroked="f" strokeweight=".5pt">
+                <v:textbox>
+                  <w:txbxContent>
+                    <w:p>
+                      <w:pPr>
+                        <w:rPr>
+                          <w:lang w:val="en-US"/>
+                        </w:rPr>
+                      </w:pPr>
+                      <w:r>
+                        <w:rPr>
+                          <w:lang w:val="en-US"/>
+                        </w:rPr>
+                        <w:t>label</w:t>
+                      </w:r>
+                    </w:p>
+                    <w:p>
+                      <w:pPr>
+                        <w:rPr>
+                          <w:lang w:val="en-US"/>
+                        </w:rPr>
+                      </w:pPr>
+                    </w:p>
+                  </w:txbxContent>
+                </v:textbox>
+                <w10:wrap anchorx="margin"/>
+              </v:shape>
+            </w:pict>
+          </mc:Fallback>
+        </mc:AlternateContent>
+      </w:r>
+      <w:r>
+        <w:rPr>
+          <w:noProof/>
+          <w:lang w:val="en-US"/>
+        </w:rPr>
+        <mc:AlternateContent>
+          <mc:Choice Requires="wps">
+            <w:drawing>
+              <wp:anchor distT="0" distB="0" distL="114300" distR="114300" simplePos="0" relativeHeight="251675648" behindDoc="0" locked="0" layoutInCell="1" allowOverlap="1" wp14:anchorId="3019EC4D" wp14:editId="22C1D3F4">
+                <wp:simplePos x="0" y="0"/>
+                <wp:positionH relativeFrom="margin">
+                  <wp:posOffset>1844040</wp:posOffset>
+                </wp:positionH>
+                <wp:positionV relativeFrom="paragraph">
+                  <wp:posOffset>3398520</wp:posOffset>
+                </wp:positionV>
+                <wp:extent cx="904875" cy="304800"/>
+                <wp:effectExtent l="0" t="0" r="0" b="0"/>
+                <wp:wrapNone/>
+                <wp:docPr id="10" name="Надпись 10"/>
+                <wp:cNvGraphicFramePr/>
+                <a:graphic xmlns:a="http://schemas.openxmlformats.org/drawingml/2006/main">
+                  <a:graphicData uri="http://schemas.microsoft.com/office/word/2010/wordprocessingShape">
+                    <wps:wsp>
+                      <wps:cNvSpPr txBox="1"/>
+                      <wps:spPr>
+                        <a:xfrm>
+                          <a:off x="0" y="0"/>
+                          <a:ext cx="904875" cy="304800"/>
+                        </a:xfrm>
+                        <a:prstGeom prst="rect">
+                          <a:avLst/>
+                        </a:prstGeom>
+                        <a:noFill/>
+                        <a:ln w="6350">
+                          <a:noFill/>
+                        </a:ln>
+                      </wps:spPr>
+                      <wps:txbx>
+                        <w:txbxContent>
+                          <w:p>
+                            <w:pPr>
+                              <w:rPr>
+                                <w:lang w:val="en-US"/>
+                              </w:rPr>
+                            </w:pPr>
+                            <w:r>
+                              <w:rPr>
+                                <w:lang w:val="en-US"/>
+                              </w:rPr>
+                              <w:t>label</w:t>
+                            </w:r>
+                          </w:p>
+                          <w:p>
+                            <w:pPr>
+                              <w:rPr>
+                                <w:lang w:val="en-US"/>
+                              </w:rPr>
+                            </w:pPr>
+                          </w:p>
+                        </w:txbxContent>
+                      </wps:txbx>
+                      <wps:bodyPr rot="0" spcFirstLastPara="0" vertOverflow="overflow" horzOverflow="overflow" vert="horz" wrap="square" lIns="91440" tIns="45720" rIns="91440" bIns="45720" numCol="1" spcCol="0" rtlCol="0" fromWordArt="0" anchor="t" anchorCtr="0" forceAA="0" compatLnSpc="1">
+                        <a:prstTxWarp prst="textNoShape">
+                          <a:avLst/>
+                        </a:prstTxWarp>
+                        <a:noAutofit/>
+                      </wps:bodyPr>
+                    </wps:wsp>
+                  </a:graphicData>
+                </a:graphic>
+                <wp14:sizeRelH relativeFrom="margin">
+                  <wp14:pctWidth>0</wp14:pctWidth>
+                </wp14:sizeRelH>
+                <wp14:sizeRelV relativeFrom="margin">
+                  <wp14:pctHeight>0</wp14:pctHeight>
+                </wp14:sizeRelV>
+              </wp:anchor>
+            </w:drawing>
+          </mc:Choice>
+          <mc:Fallback>
+            <w:pict>
+              <v:shape w14:anchorId="3019EC4D" id="Надпись 10" o:spid="_x0000_s1027" type="#_x0000_t202" style="position:absolute;left:0;text-align:left;margin-left:145.2pt;margin-top:267.6pt;width:71.25pt;height:24pt;z-index:251675648;visibility:visible;mso-wrap-style:square;mso-width-percent:0;mso-height-percent:0;mso-wrap-distance-left:9pt;mso-wrap-distance-top:0;mso-wrap-distance-right:9pt;mso-wrap-distance-bottom:0;mso-position-horizontal:absolute;mso-position-horizontal-relative:margin;mso-position-vertical:absolute;mso-position-vertical-relative:text;mso-width-percent:0;mso-height-percent:0;mso-width-relative:margin;mso-height-relative:margin;v-text-anchor:top" o:gfxdata="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" filled="f" stroked="f" strokeweight=".5pt">
+                <v:textbox>
+                  <w:txbxContent>
+                    <w:p>
+                      <w:pPr>
+                        <w:rPr>
+                          <w:lang w:val="en-US"/>
+                        </w:rPr>
+                      </w:pPr>
+                      <w:r>
+                        <w:rPr>
+                          <w:lang w:val="en-US"/>
+                        </w:rPr>
+                        <w:t>label</w:t>
+                      </w:r>
+                    </w:p>
+                    <w:p>
+                      <w:pPr>
+                        <w:rPr>
+                          <w:lang w:val="en-US"/>
+                        </w:rPr>
+                      </w:pPr>
+                    </w:p>
+                  </w:txbxContent>
+                </v:textbox>
+                <w10:wrap anchorx="margin"/>
+              </v:shape>
+            </w:pict>
+          </mc:Fallback>
+        </mc:AlternateContent>
+      </w:r>
+      <w:r>
+        <w:rPr>
+          <w:noProof/>
+          <w:lang w:val="en-US"/>
+        </w:rPr>
+        <mc:AlternateContent>
+          <mc:Choice Requires="wps">
+            <w:drawing>
+              <wp:anchor distT="0" distB="0" distL="114300" distR="114300" simplePos="0" relativeHeight="251673600" behindDoc="0" locked="0" layoutInCell="1" allowOverlap="1" wp14:anchorId="2D40D81D" wp14:editId="16AB2539">
+                <wp:simplePos x="0" y="0"/>
+                <wp:positionH relativeFrom="margin">
+                  <wp:posOffset>1320165</wp:posOffset>
+                </wp:positionH>
+                <wp:positionV relativeFrom="paragraph">
+                  <wp:posOffset>3055620</wp:posOffset>
+                </wp:positionV>
+                <wp:extent cx="904875" cy="304800"/>
+                <wp:effectExtent l="0" t="0" r="0" b="0"/>
+                <wp:wrapNone/>
+                <wp:docPr id="9" name="Надпись 9"/>
+                <wp:cNvGraphicFramePr/>
+                <a:graphic xmlns:a="http://schemas.openxmlformats.org/drawingml/2006/main">
+                  <a:graphicData uri="http://schemas.microsoft.com/office/word/2010/wordprocessingShape">
+                    <wps:wsp>
+                      <wps:cNvSpPr txBox="1"/>
+                      <wps:spPr>
+                        <a:xfrm>
+                          <a:off x="0" y="0"/>
+                          <a:ext cx="904875" cy="304800"/>
+                        </a:xfrm>
+                        <a:prstGeom prst="rect">
+                          <a:avLst/>
+                        </a:prstGeom>
+                        <a:noFill/>
+                        <a:ln w="6350">
+                          <a:noFill/>
+                        </a:ln>
+                      </wps:spPr>
+                      <wps:txbx>
+                        <w:txbxContent>
+                          <w:p>
+                            <w:pPr>
+                              <w:rPr>
+                                <w:lang w:val="en-US"/>
+                              </w:rPr>
+                            </w:pPr>
+                            <w:r>
+                              <w:rPr>
+                                <w:lang w:val="en-US"/>
+                              </w:rPr>
+                              <w:t>label</w:t>
+                            </w:r>
+                          </w:p>
+                          <w:p>
+                            <w:pPr>
+                              <w:rPr>
+                                <w:lang w:val="en-US"/>
+                              </w:rPr>
+                            </w:pPr>
+                          </w:p>
+                        </w:txbxContent>
+                      </wps:txbx>
+                      <wps:bodyPr rot="0" spcFirstLastPara="0" vertOverflow="overflow" horzOverflow="overflow" vert="horz" wrap="square" lIns="91440" tIns="45720" rIns="91440" bIns="45720" numCol="1" spcCol="0" rtlCol="0" fromWordArt="0" anchor="t" anchorCtr="0" forceAA="0" compatLnSpc="1">
+                        <a:prstTxWarp prst="textNoShape">
+                          <a:avLst/>
+                        </a:prstTxWarp>
+                        <a:noAutofit/>
+                      </wps:bodyPr>
+                    </wps:wsp>
+                  </a:graphicData>
+                </a:graphic>
+                <wp14:sizeRelH relativeFrom="margin">
+                  <wp14:pctWidth>0</wp14:pctWidth>
+                </wp14:sizeRelH>
+                <wp14:sizeRelV relativeFrom="margin">
+                  <wp14:pctHeight>0</wp14:pctHeight>
+                </wp14:sizeRelV>
+              </wp:anchor>
+            </w:drawing>
+          </mc:Choice>
+          <mc:Fallback>
+            <w:pict>
+              <v:shape w14:anchorId="2D40D81D" id="Надпись 9" o:spid="_x0000_s1028" type="#_x0000_t202" style="position:absolute;left:0;text-align:left;margin-left:103.95pt;margin-top:240.6pt;width:71.25pt;height:24pt;z-index:251673600;visibility:visible;mso-wrap-style:square;mso-width-percent:0;mso-height-percent:0;mso-wrap-distance-left:9pt;mso-wrap-distance-top:0;mso-wrap-distance-right:9pt;mso-wrap-distance-bottom:0;mso-position-horizontal:absolute;mso-position-horizontal-relative:margin;mso-position-vertical:absolute;mso-position-vertical-relative:text;mso-width-percent:0;mso-height-percent:0;mso-width-relative:margin;mso-height-relative:margin;v-text-anchor:top" o:gfxdata="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" filled="f" stroked="f" strokeweight=".5pt">
+                <v:textbox>
+                  <w:txbxContent>
+                    <w:p>
+                      <w:pPr>
+                        <w:rPr>
+                          <w:lang w:val="en-US"/>
+                        </w:rPr>
+                      </w:pPr>
+                      <w:r>
+                        <w:rPr>
+                          <w:lang w:val="en-US"/>
+                        </w:rPr>
+                        <w:t>label</w:t>
+                      </w:r>
+                    </w:p>
+                    <w:p>
+                      <w:pPr>
+                        <w:rPr>
+                          <w:lang w:val="en-US"/>
+                        </w:rPr>
+                      </w:pPr>
+                    </w:p>
+                  </w:txbxContent>
+                </v:textbox>
+                <w10:wrap anchorx="margin"/>
+              </v:shape>
+            </w:pict>
+          </mc:Fallback>
+        </mc:AlternateContent>
+      </w:r>
+      <w:r>
+        <w:rPr>
+          <w:noProof/>
+          <w:lang w:val="en-US"/>
+        </w:rPr>
+        <mc:AlternateContent>
+          <mc:Choice Requires="wps">
+            <w:drawing>
+              <wp:anchor distT="0" distB="0" distL="114300" distR="114300" simplePos="0" relativeHeight="251671552" behindDoc="0" locked="0" layoutInCell="1" allowOverlap="1" wp14:anchorId="72191670" wp14:editId="343328E2">
+                <wp:simplePos x="0" y="0"/>
+                <wp:positionH relativeFrom="margin">
+                  <wp:posOffset>1586865</wp:posOffset>
+                </wp:positionH>
+                <wp:positionV relativeFrom="paragraph">
+                  <wp:posOffset>2655570</wp:posOffset>
+                </wp:positionV>
+                <wp:extent cx="904875" cy="304800"/>
+                <wp:effectExtent l="0" t="0" r="0" b="0"/>
+                <wp:wrapNone/>
+                <wp:docPr id="8" name="Надпись 8"/>
+                <wp:cNvGraphicFramePr/>
+                <a:graphic xmlns:a="http://schemas.openxmlformats.org/drawingml/2006/main">
+                  <a:graphicData uri="http://schemas.microsoft.com/office/word/2010/wordprocessingShape">
+                    <wps:wsp>
+                      <wps:cNvSpPr txBox="1"/>
+                      <wps:spPr>
+                        <a:xfrm>
+                          <a:off x="0" y="0"/>
+                          <a:ext cx="904875" cy="304800"/>
+                        </a:xfrm>
+                        <a:prstGeom prst="rect">
+                          <a:avLst/>
+                        </a:prstGeom>
+                        <a:noFill/>
+                        <a:ln w="6350">
+                          <a:noFill/>
+                        </a:ln>
+                      </wps:spPr>
+                      <wps:txbx>
+                        <w:txbxContent>
+                          <w:p>
+                            <w:pPr>
+                              <w:rPr>
+                                <w:lang w:val="en-US"/>
+                              </w:rPr>
+                            </w:pPr>
+                            <w:r>
+                              <w:rPr>
+                                <w:lang w:val="en-US"/>
+                              </w:rPr>
+                              <w:t>label</w:t>
+                            </w:r>
+                          </w:p>
+                          <w:p>
+                            <w:pPr>
+                              <w:rPr>
+                                <w:lang w:val="en-US"/>
+                              </w:rPr>
+                            </w:pPr>
+                          </w:p>
+                        </w:txbxContent>
+                      </wps:txbx>
+                      <wps:bodyPr rot="0" spcFirstLastPara="0" vertOverflow="overflow" horzOverflow="overflow" vert="horz" wrap="square" lIns="91440" tIns="45720" rIns="91440" bIns="45720" numCol="1" spcCol="0" rtlCol="0" fromWordArt="0" anchor="t" anchorCtr="0" forceAA="0" compatLnSpc="1">
+                        <a:prstTxWarp prst="textNoShape">
+                          <a:avLst/>
+                        </a:prstTxWarp>
+                        <a:noAutofit/>
+                      </wps:bodyPr>
+                    </wps:wsp>
+                  </a:graphicData>
+                </a:graphic>
+                <wp14:sizeRelH relativeFrom="margin">
+                  <wp14:pctWidth>0</wp14:pctWidth>
+                </wp14:sizeRelH>
+                <wp14:sizeRelV relativeFrom="margin">
+                  <wp14:pctHeight>0</wp14:pctHeight>
+                </wp14:sizeRelV>
+              </wp:anchor>
+            </w:drawing>
+          </mc:Choice>
+          <mc:Fallback>
+            <w:pict>
+              <v:shape w14:anchorId="72191670" id="Надпись 8" o:spid="_x0000_s1029" type="#_x0000_t202" style="position:absolute;left:0;text-align:left;margin-left:124.95pt;margin-top:209.1pt;width:71.25pt;height:24pt;z-index:251671552;visibility:visible;mso-wrap-style:square;mso-width-percent:0;mso-height-percent:0;mso-wrap-distance-left:9pt;mso-wrap-distance-top:0;mso-wrap-distance-right:9pt;mso-wrap-distance-bottom:0;mso-position-horizontal:absolute;mso-position-horizontal-relative:margin;mso-position-vertical:absolute;mso-position-vertical-relative:text;mso-width-percent:0;mso-height-percent:0;mso-width-relative:margin;mso-height-relative:margin;v-text-anchor:top" o:gfxdata="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" filled="f" stroked="f" strokeweight=".5pt">
+                <v:textbox>
+                  <w:txbxContent>
+                    <w:p>
+                      <w:pPr>
+                        <w:rPr>
+                          <w:lang w:val="en-US"/>
+                        </w:rPr>
+                      </w:pPr>
+                      <w:r>
+                        <w:rPr>
+                          <w:lang w:val="en-US"/>
+                        </w:rPr>
+                        <w:t>label</w:t>
+                      </w:r>
+                    </w:p>
+                    <w:p>
+                      <w:pPr>
+                        <w:rPr>
+                          <w:lang w:val="en-US"/>
+                        </w:rPr>
+                      </w:pPr>
+                    </w:p>
+                  </w:txbxContent>
+                </v:textbox>
+                <w10:wrap anchorx="margin"/>
+              </v:shape>
+            </w:pict>
+          </mc:Fallback>
+        </mc:AlternateContent>
+      </w:r>
+      <w:r>
+        <w:rPr>
+          <w:noProof/>
+          <w:lang w:val="en-US"/>
+        </w:rPr>
+        <mc:AlternateContent>
+          <mc:Choice Requires="wps">
+            <w:drawing>
+              <wp:anchor distT="0" distB="0" distL="114300" distR="114300" simplePos="0" relativeHeight="251669504" behindDoc="0" locked="0" layoutInCell="1" allowOverlap="1" wp14:anchorId="53844C2A" wp14:editId="13BF6B69">
+                <wp:simplePos x="0" y="0"/>
+                <wp:positionH relativeFrom="margin">
+                  <wp:align>center</wp:align>
+                </wp:positionH>
+                <wp:positionV relativeFrom="paragraph">
+                  <wp:posOffset>1836420</wp:posOffset>
+                </wp:positionV>
+                <wp:extent cx="904875" cy="304800"/>
+                <wp:effectExtent l="0" t="0" r="0" b="0"/>
+                <wp:wrapNone/>
+                <wp:docPr id="7" name="Надпись 7"/>
+                <wp:cNvGraphicFramePr/>
+                <a:graphic xmlns:a="http://schemas.openxmlformats.org/drawingml/2006/main">
+                  <a:graphicData uri="http://schemas.microsoft.com/office/word/2010/wordprocessingShape">
+                    <wps:wsp>
+                      <wps:cNvSpPr txBox="1"/>
+                      <wps:spPr>
+                        <a:xfrm>
+                          <a:off x="0" y="0"/>
+                          <a:ext cx="904875" cy="304800"/>
+                        </a:xfrm>
+                        <a:prstGeom prst="rect">
+                          <a:avLst/>
+                        </a:prstGeom>
+                        <a:noFill/>
+                        <a:ln w="6350">
+                          <a:noFill/>
+                        </a:ln>
+                      </wps:spPr>
+                      <wps:txbx>
+                        <w:txbxContent>
+                          <w:p>
+                            <w:pPr>
+                              <w:rPr>
+                                <w:lang w:val="en-US"/>
+                              </w:rPr>
+                            </w:pPr>
+                            <w:r>
+                              <w:rPr>
+                                <w:lang w:val="en-US"/>
+                              </w:rPr>
+                              <w:t>button</w:t>
+                            </w:r>
+                          </w:p>
+                          <w:p>
+                            <w:pPr>
+                              <w:rPr>
+                                <w:lang w:val="en-US"/>
+                              </w:rPr>
+                            </w:pPr>
+                          </w:p>
+                        </w:txbxContent>
+                      </wps:txbx>
+                      <wps:bodyPr rot="0" spcFirstLastPara="0" vertOverflow="overflow" horzOverflow="overflow" vert="horz" wrap="square" lIns="91440" tIns="45720" rIns="91440" bIns="45720" numCol="1" spcCol="0" rtlCol="0" fromWordArt="0" anchor="t" anchorCtr="0" forceAA="0" compatLnSpc="1">
+                        <a:prstTxWarp prst="textNoShape">
+                          <a:avLst/>
+                        </a:prstTxWarp>
+                        <a:noAutofit/>
+                      </wps:bodyPr>
+                    </wps:wsp>
+                  </a:graphicData>
+                </a:graphic>
+                <wp14:sizeRelH relativeFrom="margin">
+                  <wp14:pctWidth>0</wp14:pctWidth>
+                </wp14:sizeRelH>
+                <wp14:sizeRelV relativeFrom="margin">
+                  <wp14:pctHeight>0</wp14:pctHeight>
+                </wp14:sizeRelV>
+              </wp:anchor>
+            </w:drawing>
+          </mc:Choice>
+          <mc:Fallback>
+            <w:pict>
+              <v:shape w14:anchorId="53844C2A" id="Надпись 7" o:spid="_x0000_s1030" type="#_x0000_t202" style="position:absolute;left:0;text-align:left;margin-left:0;margin-top:144.6pt;width:71.25pt;height:24pt;z-index:251669504;visibility:visible;mso-wrap-style:square;mso-width-percent:0;mso-height-percent:0;mso-wrap-distance-left:9pt;mso-wrap-distance-top:0;mso-wrap-distance-right:9pt;mso-wrap-distance-bottom:0;mso-position-horizontal:center;mso-position-horizontal-relative:margin;mso-position-vertical:absolute;mso-position-vertical-relative:text;mso-width-percent:0;mso-height-percent:0;mso-width-relative:margin;mso-height-relative:margin;v-text-anchor:top" o:gfxdata="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" filled="f" stroked="f" strokeweight=".5pt">
+                <v:textbox>
+                  <w:txbxContent>
+                    <w:p>
+                      <w:pPr>
+                        <w:rPr>
+                          <w:lang w:val="en-US"/>
+                        </w:rPr>
+                      </w:pPr>
+                      <w:r>
+                        <w:rPr>
+                          <w:lang w:val="en-US"/>
+                        </w:rPr>
+                        <w:t>button</w:t>
+                      </w:r>
+                    </w:p>
+                    <w:p>
+                      <w:pPr>
+                        <w:rPr>
+                          <w:lang w:val="en-US"/>
+                        </w:rPr>
+                      </w:pPr>
+                    </w:p>
+                  </w:txbxContent>
+                </v:textbox>
+                <w10:wrap anchorx="margin"/>
+              </v:shape>
+            </w:pict>
+          </mc:Fallback>
+        </mc:AlternateContent>
+      </w:r>
+      <w:r>
+        <w:rPr>
+          <w:noProof/>
+          <w:lang w:val="en-US"/>
+        </w:rPr>
+        <mc:AlternateContent>
+          <mc:Choice Requires="wps">
+            <w:drawing>
+              <wp:anchor distT="0" distB="0" distL="114300" distR="114300" simplePos="0" relativeHeight="251667456" behindDoc="0" locked="0" layoutInCell="1" allowOverlap="1" wp14:anchorId="1B1495E1" wp14:editId="23CE4F7D">
+                <wp:simplePos x="0" y="0"/>
+                <wp:positionH relativeFrom="margin">
+                  <wp:posOffset>4149090</wp:posOffset>
+                </wp:positionH>
+                <wp:positionV relativeFrom="paragraph">
+                  <wp:posOffset>1741170</wp:posOffset>
+                </wp:positionV>
+                <wp:extent cx="904875" cy="304800"/>
+                <wp:effectExtent l="0" t="0" r="0" b="0"/>
+                <wp:wrapNone/>
+                <wp:docPr id="6" name="Надпись 6"/>
+                <wp:cNvGraphicFramePr/>
+                <a:graphic xmlns:a="http://schemas.openxmlformats.org/drawingml/2006/main">
+                  <a:graphicData uri="http://schemas.microsoft.com/office/word/2010/wordprocessingShape">
+                    <wps:wsp>
+                      <wps:cNvSpPr txBox="1"/>
+                      <wps:spPr>
+                        <a:xfrm>
+                          <a:off x="0" y="0"/>
+                          <a:ext cx="904875" cy="304800"/>
+                        </a:xfrm>
+                        <a:prstGeom prst="rect">
+                          <a:avLst/>
+                        </a:prstGeom>
+                        <a:noFill/>
+                        <a:ln w="6350">
+                          <a:noFill/>
+                        </a:ln>
+                      </wps:spPr>
+                      <wps:txbx>
+                        <w:txbxContent>
+                          <w:p>
+                            <w:pPr>
+                              <w:rPr>
+                                <w:lang w:val="en-US"/>
+                              </w:rPr>
+                            </w:pPr>
+                            <w:r>
+                              <w:rPr>
+                                <w:lang w:val="en-US"/>
+                              </w:rPr>
+                              <w:t>textBox</w:t>
+                            </w:r>
+                          </w:p>
+                          <w:p>
+                            <w:pPr>
+                              <w:rPr>
+                                <w:lang w:val="en-US"/>
+                              </w:rPr>
+                            </w:pPr>
+                          </w:p>
+                        </w:txbxContent>
+                      </wps:txbx>
+                      <wps:bodyPr rot="0" spcFirstLastPara="0" vertOverflow="overflow" horzOverflow="overflow" vert="horz" wrap="square" lIns="91440" tIns="45720" rIns="91440" bIns="45720" numCol="1" spcCol="0" rtlCol="0" fromWordArt="0" anchor="t" anchorCtr="0" forceAA="0" compatLnSpc="1">
+                        <a:prstTxWarp prst="textNoShape">
+                          <a:avLst/>
+                        </a:prstTxWarp>
+                        <a:noAutofit/>
+                      </wps:bodyPr>
+                    </wps:wsp>
+                  </a:graphicData>
+                </a:graphic>
+                <wp14:sizeRelH relativeFrom="margin">
+                  <wp14:pctWidth>0</wp14:pctWidth>
+                </wp14:sizeRelH>
+                <wp14:sizeRelV relativeFrom="margin">
+                  <wp14:pctHeight>0</wp14:pctHeight>
+                </wp14:sizeRelV>
+              </wp:anchor>
+            </w:drawing>
+          </mc:Choice>
+          <mc:Fallback>
+            <w:pict>
+              <v:shape w14:anchorId="1B1495E1" id="Надпись 6" o:spid="_x0000_s1031" type="#_x0000_t202" style="position:absolute;left:0;text-align:left;margin-left:326.7pt;margin-top:137.1pt;width:71.25pt;height:24pt;z-index:251667456;visibility:visible;mso-wrap-style:square;mso-width-percent:0;mso-height-percent:0;mso-wrap-distance-left:9pt;mso-wrap-distance-top:0;mso-wrap-distance-right:9pt;mso-wrap-distance-bottom:0;mso-position-horizontal:absolute;mso-position-horizontal-relative:margin;mso-position-vertical:absolute;mso-position-vertical-relative:text;mso-width-percent:0;mso-height-percent:0;mso-width-relative:margin;mso-height-relative:margin;v-text-anchor:top" o:gfxdata="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" filled="f" stroked="f" strokeweight=".5pt">
+                <v:textbox>
+                  <w:txbxContent>
+                    <w:p>
+                      <w:pPr>
+                        <w:rPr>
+                          <w:lang w:val="en-US"/>
+                        </w:rPr>
+                      </w:pPr>
+                      <w:r>
+                        <w:rPr>
+                          <w:lang w:val="en-US"/>
+                        </w:rPr>
+                        <w:t>textBox</w:t>
+                      </w:r>
+                    </w:p>
+                    <w:p>
+                      <w:pPr>
+                        <w:rPr>
+                          <w:lang w:val="en-US"/>
+                        </w:rPr>
+                      </w:pPr>
+                    </w:p>
+                  </w:txbxContent>
+                </v:textbox>
+                <w10:wrap anchorx="margin"/>
+              </v:shape>
+            </w:pict>
+          </mc:Fallback>
+        </mc:AlternateContent>
+      </w:r>
+      <w:r>
+        <w:rPr>
+          <w:noProof/>
+          <w:lang w:val="en-US"/>
+        </w:rPr>
+        <mc:AlternateContent>
+          <mc:Choice Requires="wps">
+            <w:drawing>
+              <wp:anchor distT="0" distB="0" distL="114300" distR="114300" simplePos="0" relativeHeight="251665408" behindDoc="0" locked="0" layoutInCell="1" allowOverlap="1" wp14:anchorId="3AEBB8ED" wp14:editId="293B44F4">
+                <wp:simplePos x="0" y="0"/>
+                <wp:positionH relativeFrom="margin">
+                  <wp:posOffset>634365</wp:posOffset>
+                </wp:positionH>
+                <wp:positionV relativeFrom="paragraph">
+                  <wp:posOffset>1760220</wp:posOffset>
+                </wp:positionV>
+                <wp:extent cx="904875" cy="304800"/>
+                <wp:effectExtent l="0" t="0" r="0" b="0"/>
+                <wp:wrapNone/>
+                <wp:docPr id="5" name="Надпись 5"/>
+                <wp:cNvGraphicFramePr/>
+                <a:graphic xmlns:a="http://schemas.openxmlformats.org/drawingml/2006/main">
+                  <a:graphicData uri="http://schemas.microsoft.com/office/word/2010/wordprocessingShape">
+                    <wps:wsp>
+                      <wps:cNvSpPr txBox="1"/>
+                      <wps:spPr>
+                        <a:xfrm>
+                          <a:off x="0" y="0"/>
+                          <a:ext cx="904875" cy="304800"/>
+                        </a:xfrm>
+                        <a:prstGeom prst="rect">
+                          <a:avLst/>
+                        </a:prstGeom>
+                        <a:noFill/>
+                        <a:ln w="6350">
+                          <a:noFill/>
+                        </a:ln>
+                      </wps:spPr>
+                      <wps:txbx>
+                        <w:txbxContent>
+                          <w:p>
+                            <w:pPr>
+                              <w:rPr>
+                                <w:lang w:val="en-US"/>
+                              </w:rPr>
+                            </w:pPr>
+                            <w:r>
+                              <w:rPr>
+                                <w:lang w:val="en-US"/>
+                              </w:rPr>
+                              <w:t>textBox</w:t>
+                            </w:r>
+                          </w:p>
+                          <w:p>
+                            <w:pPr>
+                              <w:rPr>
+                                <w:lang w:val="en-US"/>
+                              </w:rPr>
+                            </w:pPr>
+                          </w:p>
+                        </w:txbxContent>
+                      </wps:txbx>
+                      <wps:bodyPr rot="0" spcFirstLastPara="0" vertOverflow="overflow" horzOverflow="overflow" vert="horz" wrap="square" lIns="91440" tIns="45720" rIns="91440" bIns="45720" numCol="1" spcCol="0" rtlCol="0" fromWordArt="0" anchor="t" anchorCtr="0" forceAA="0" compatLnSpc="1">
+                        <a:prstTxWarp prst="textNoShape">
+                          <a:avLst/>
+                        </a:prstTxWarp>
+                        <a:noAutofit/>
+                      </wps:bodyPr>
+                    </wps:wsp>
+                  </a:graphicData>
+                </a:graphic>
+                <wp14:sizeRelH relativeFrom="margin">
+                  <wp14:pctWidth>0</wp14:pctWidth>
+                </wp14:sizeRelH>
+                <wp14:sizeRelV relativeFrom="margin">
+                  <wp14:pctHeight>0</wp14:pctHeight>
+                </wp14:sizeRelV>
+              </wp:anchor>
+            </w:drawing>
+          </mc:Choice>
+          <mc:Fallback>
+            <w:pict>
+              <v:shape w14:anchorId="3AEBB8ED" id="Надпись 5" o:spid="_x0000_s1032" type="#_x0000_t202" style="position:absolute;left:0;text-align:left;margin-left:49.95pt;margin-top:138.6pt;width:71.25pt;height:24pt;z-index:251665408;visibility:visible;mso-wrap-style:square;mso-width-percent:0;mso-height-percent:0;mso-wrap-distance-left:9pt;mso-wrap-distance-top:0;mso-wrap-distance-right:9pt;mso-wrap-distance-bottom:0;mso-position-horizontal:absolute;mso-position-horizontal-relative:margin;mso-position-vertical:absolute;mso-position-vertical-relative:text;mso-width-percent:0;mso-height-percent:0;mso-width-relative:margin;mso-height-relative:margin;v-text-anchor:top" o:gfxdata="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" filled="f" stroked="f" strokeweight=".5pt">
+                <v:textbox>
+                  <w:txbxContent>
+                    <w:p>
+                      <w:pPr>
+                        <w:rPr>
+                          <w:lang w:val="en-US"/>
+                        </w:rPr>
+                      </w:pPr>
+                      <w:r>
+                        <w:rPr>
+                          <w:lang w:val="en-US"/>
+                        </w:rPr>
+                        <w:t>textBox</w:t>
+                      </w:r>
+                    </w:p>
+                    <w:p>
+                      <w:pPr>
+                        <w:rPr>
+                          <w:lang w:val="en-US"/>
+                        </w:rPr>
+                      </w:pPr>
+                    </w:p>
+                  </w:txbxContent>
+                </v:textbox>
+                <w10:wrap anchorx="margin"/>
+              </v:shape>
+            </w:pict>
+          </mc:Fallback>
+        </mc:AlternateContent>
+      </w:r>
+      <w:r>
+        <w:rPr>
+          <w:noProof/>
+          <w:lang w:val="en-US"/>
+        </w:rPr>
+        <mc:AlternateContent>
+          <mc:Choice Requires="wps">
+            <w:drawing>
+              <wp:anchor distT="0" distB="0" distL="114300" distR="114300" simplePos="0" relativeHeight="251663360" behindDoc="0" locked="0" layoutInCell="1" allowOverlap="1" wp14:anchorId="4314D247" wp14:editId="75F338D3">
+                <wp:simplePos x="0" y="0"/>
+                <wp:positionH relativeFrom="margin">
+                  <wp:posOffset>4206240</wp:posOffset>
+                </wp:positionH>
+                <wp:positionV relativeFrom="paragraph">
+                  <wp:posOffset>1007745</wp:posOffset>
+                </wp:positionV>
+                <wp:extent cx="904875" cy="304800"/>
+                <wp:effectExtent l="0" t="0" r="0" b="0"/>
+                <wp:wrapNone/>
+                <wp:docPr id="4" name="Надпись 4"/>
+                <wp:cNvGraphicFramePr/>
+                <a:graphic xmlns:a="http://schemas.openxmlformats.org/drawingml/2006/main">
+                  <a:graphicData uri="http://schemas.microsoft.com/office/word/2010/wordprocessingShape">
+                    <wps:wsp>
+                      <wps:cNvSpPr txBox="1"/>
+                      <wps:spPr>
+                        <a:xfrm>
+                          <a:off x="0" y="0"/>
+                          <a:ext cx="904875" cy="304800"/>
+                        </a:xfrm>
+                        <a:prstGeom prst="rect">
+                          <a:avLst/>
+                        </a:prstGeom>
+                        <a:noFill/>
+                        <a:ln w="6350">
+                          <a:noFill/>
+                        </a:ln>
+                      </wps:spPr>
+                      <wps:txbx>
+                        <w:txbxContent>
+                          <w:p>
+                            <w:pPr>
+                              <w:rPr>
+                                <w:lang w:val="en-US"/>
+                              </w:rPr>
+                            </w:pPr>
+                            <w:r>
+                              <w:rPr>
+                                <w:lang w:val="en-US"/>
+                              </w:rPr>
+                              <w:t>label</w:t>
+                            </w:r>
+                          </w:p>
+                          <w:p>
+                            <w:pPr>
+                              <w:rPr>
+                                <w:lang w:val="en-US"/>
+                              </w:rPr>
+                            </w:pPr>
+                          </w:p>
+                        </w:txbxContent>
+                      </wps:txbx>
+                      <wps:bodyPr rot="0" spcFirstLastPara="0" vertOverflow="overflow" horzOverflow="overflow" vert="horz" wrap="square" lIns="91440" tIns="45720" rIns="91440" bIns="45720" numCol="1" spcCol="0" rtlCol="0" fromWordArt="0" anchor="t" anchorCtr="0" forceAA="0" compatLnSpc="1">
+                        <a:prstTxWarp prst="textNoShape">
+                          <a:avLst/>
+                        </a:prstTxWarp>
+                        <a:noAutofit/>
+                      </wps:bodyPr>
+                    </wps:wsp>
+                  </a:graphicData>
+                </a:graphic>
+                <wp14:sizeRelH relativeFrom="margin">
+                  <wp14:pctWidth>0</wp14:pctWidth>
+                </wp14:sizeRelH>
+                <wp14:sizeRelV relativeFrom="margin">
+                  <wp14:pctHeight>0</wp14:pctHeight>
+                </wp14:sizeRelV>
+              </wp:anchor>
+            </w:drawing>
+          </mc:Choice>
+          <mc:Fallback>
+            <w:pict>
+              <v:shape w14:anchorId="4314D247" id="Надпись 4" o:spid="_x0000_s1033" type="#_x0000_t202" style="position:absolute;left:0;text-align:left;margin-left:331.2pt;margin-top:79.35pt;width:71.25pt;height:24pt;z-index:251663360;visibility:visible;mso-wrap-style:square;mso-width-percent:0;mso-height-percent:0;mso-wrap-distance-left:9pt;mso-wrap-distance-top:0;mso-wrap-distance-right:9pt;mso-wrap-distance-bottom:0;mso-position-horizontal:absolute;mso-position-horizontal-relative:margin;mso-position-vertical:absolute;mso-position-vertical-relative:text;mso-width-percent:0;mso-height-percent:0;mso-width-relative:margin;mso-height-relative:margin;v-text-anchor:top" o:gfxdata="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" filled="f" stroked="f" strokeweight=".5pt">
+                <v:textbox>
+                  <w:txbxContent>
+                    <w:p>
+                      <w:pPr>
+                        <w:rPr>
+                          <w:lang w:val="en-US"/>
+                        </w:rPr>
+                      </w:pPr>
+                      <w:r>
+                        <w:rPr>
+                          <w:lang w:val="en-US"/>
+                        </w:rPr>
+                        <w:t>label</w:t>
+                      </w:r>
+                    </w:p>
+                    <w:p>
+                      <w:pPr>
+                        <w:rPr>
+                          <w:lang w:val="en-US"/>
+                        </w:rPr>
+                      </w:pPr>
+                    </w:p>
+                  </w:txbxContent>
+                </v:textbox>
+                <w10:wrap anchorx="margin"/>
+              </v:shape>
+            </w:pict>
+          </mc:Fallback>
+        </mc:AlternateContent>
+      </w:r>
+      <w:r>
+        <w:rPr>
+          <w:noProof/>
+          <w:lang w:val="en-US"/>
+        </w:rPr>
+        <mc:AlternateContent>
+          <mc:Choice Requires="wps">
+            <w:drawing>
+              <wp:anchor distT="0" distB="0" distL="114300" distR="114300" simplePos="0" relativeHeight="251661312" behindDoc="0" locked="0" layoutInCell="1" allowOverlap="1" wp14:anchorId="052710F7" wp14:editId="783F29E6">
+                <wp:simplePos x="0" y="0"/>
+                <wp:positionH relativeFrom="margin">
+                  <wp:posOffset>634365</wp:posOffset>
+                </wp:positionH>
+                <wp:positionV relativeFrom="paragraph">
+                  <wp:posOffset>1007745</wp:posOffset>
+                </wp:positionV>
+                <wp:extent cx="904875" cy="304800"/>
+                <wp:effectExtent l="0" t="0" r="0" b="0"/>
+                <wp:wrapNone/>
+                <wp:docPr id="3" name="Надпись 3"/>
+                <wp:cNvGraphicFramePr/>
+                <a:graphic xmlns:a="http://schemas.openxmlformats.org/drawingml/2006/main">
+                  <a:graphicData uri="http://schemas.microsoft.com/office/word/2010/wordprocessingShape">
+                    <wps:wsp>
+                      <wps:cNvSpPr txBox="1"/>
+                      <wps:spPr>
+                        <a:xfrm>
+                          <a:off x="0" y="0"/>
+                          <a:ext cx="904875" cy="304800"/>
+                        </a:xfrm>
+                        <a:prstGeom prst="rect">
+                          <a:avLst/>
+                        </a:prstGeom>
+                        <a:noFill/>
+                        <a:ln w="6350">
+                          <a:noFill/>
+                        </a:ln>
+                      </wps:spPr>
+                      <wps:txbx>
+                        <w:txbxContent>
+                          <w:p>
+                            <w:pPr>
+                              <w:rPr>
+                                <w:lang w:val="en-US"/>
+                              </w:rPr>
+                            </w:pPr>
+                            <w:r>
+                              <w:rPr>
+                                <w:lang w:val="en-US"/>
+                              </w:rPr>
+                              <w:t>label</w:t>
+                            </w:r>
+                          </w:p>
+                          <w:p>
+                            <w:pPr>
+                              <w:rPr>
+                                <w:lang w:val="en-US"/>
+                              </w:rPr>
+                            </w:pPr>
+                          </w:p>
+                        </w:txbxContent>
+                      </wps:txbx>
+                      <wps:bodyPr rot="0" spcFirstLastPara="0" vertOverflow="overflow" horzOverflow="overflow" vert="horz" wrap="square" lIns="91440" tIns="45720" rIns="91440" bIns="45720" numCol="1" spcCol="0" rtlCol="0" fromWordArt="0" anchor="t" anchorCtr="0" forceAA="0" compatLnSpc="1">
+                        <a:prstTxWarp prst="textNoShape">
+                          <a:avLst/>
+                        </a:prstTxWarp>
+                        <a:noAutofit/>
+                      </wps:bodyPr>
+                    </wps:wsp>
+                  </a:graphicData>
+                </a:graphic>
+                <wp14:sizeRelH relativeFrom="margin">
+                  <wp14:pctWidth>0</wp14:pctWidth>
+                </wp14:sizeRelH>
+                <wp14:sizeRelV relativeFrom="margin">
+                  <wp14:pctHeight>0</wp14:pctHeight>
+                </wp14:sizeRelV>
+              </wp:anchor>
+            </w:drawing>
+          </mc:Choice>
+          <mc:Fallback>
+            <w:pict>
+              <v:shape w14:anchorId="052710F7" id="Надпись 3" o:spid="_x0000_s1034" type="#_x0000_t202" style="position:absolute;left:0;text-align:left;margin-left:49.95pt;margin-top:79.35pt;width:71.25pt;height:24pt;z-index:251661312;visibility:visible;mso-wrap-style:square;mso-width-percent:0;mso-height-percent:0;mso-wrap-distance-left:9pt;mso-wrap-distance-top:0;mso-wrap-distance-right:9pt;mso-wrap-distance-bottom:0;mso-position-horizontal:absolute;mso-position-horizontal-relative:margin;mso-position-vertical:absolute;mso-position-vertical-relative:text;mso-width-percent:0;mso-height-percent:0;mso-width-relative:margin;mso-height-relative:margin;v-text-anchor:top" o:gfxdata="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" filled="f" stroked="f" strokeweight=".5pt">
+                <v:textbox>
+                  <w:txbxContent>
+                    <w:p>
+                      <w:pPr>
+                        <w:rPr>
+                          <w:lang w:val="en-US"/>
+                        </w:rPr>
+                      </w:pPr>
+                      <w:r>
+                        <w:rPr>
+                          <w:lang w:val="en-US"/>
+                        </w:rPr>
+                        <w:t>label</w:t>
+                      </w:r>
+                    </w:p>
+                    <w:p>
+                      <w:pPr>
+                        <w:rPr>
+                          <w:lang w:val="en-US"/>
+                        </w:rPr>
+                      </w:pPr>
+                    </w:p>
+                  </w:txbxContent>
+                </v:textbox>
+                <w10:wrap anchorx="margin"/>
+              </v:shape>
+            </w:pict>
+          </mc:Fallback>
+        </mc:AlternateContent>
+      </w:r>
+      <w:r>
+        <w:rPr>
+          <w:noProof/>
+          <w:lang w:val="en-US"/>
+        </w:rPr>
+        <mc:AlternateContent>
+          <mc:Choice Requires="wps">
+            <w:drawing>
+              <wp:anchor distT="0" distB="0" distL="114300" distR="114300" simplePos="0" relativeHeight="251659264" behindDoc="0" locked="0" layoutInCell="1" allowOverlap="1" wp14:anchorId="5E87A6CF" wp14:editId="6573FBD5">
+                <wp:simplePos x="0" y="0"/>
+                <wp:positionH relativeFrom="margin">
+                  <wp:align>center</wp:align>
+                </wp:positionH>
+                <wp:positionV relativeFrom="paragraph">
+                  <wp:posOffset>112395</wp:posOffset>
+                </wp:positionV>
+                <wp:extent cx="904875" cy="304800"/>
+                <wp:effectExtent l="0" t="0" r="0" b="0"/>
+                <wp:wrapNone/>
+                <wp:docPr id="2" name="Надпись 2"/>
+                <wp:cNvGraphicFramePr/>
+                <a:graphic xmlns:a="http://schemas.openxmlformats.org/drawingml/2006/main">
+                  <a:graphicData uri="http://schemas.microsoft.com/office/word/2010/wordprocessingShape">
+                    <wps:wsp>
+                      <wps:cNvSpPr txBox="1"/>
+                      <wps:spPr>
+                        <a:xfrm>
+                          <a:off x="0" y="0"/>
+                          <a:ext cx="904875" cy="304800"/>
+                        </a:xfrm>
+                        <a:prstGeom prst="rect">
+                          <a:avLst/>
+                        </a:prstGeom>
+                        <a:noFill/>
+                        <a:ln w="6350">
+                          <a:noFill/>
+                        </a:ln>
+                      </wps:spPr>
+                      <wps:txbx>
+                        <w:txbxContent>
+                          <w:p>
+                            <w:pPr>
+                              <w:rPr>
+                                <w:lang w:val="en-US"/>
+                              </w:rPr>
+                            </w:pPr>
+                            <w:r>
+                              <w:rPr>
+                                <w:lang w:val="en-US"/>
+                              </w:rPr>
+                              <w:t>pictureBox</w:t>
+                            </w:r>
+                          </w:p>
+                        </w:txbxContent>
+                      </wps:txbx>
+                      <wps:bodyPr rot="0" spcFirstLastPara="0" vertOverflow="overflow" horzOverflow="overflow" vert="horz" wrap="square" lIns="91440" tIns="45720" rIns="91440" bIns="45720" numCol="1" spcCol="0" rtlCol="0" fromWordArt="0" anchor="t" anchorCtr="0" forceAA="0" compatLnSpc="1">
+                        <a:prstTxWarp prst="textNoShape">
+                          <a:avLst/>
+                        </a:prstTxWarp>
+                        <a:noAutofit/>
+                      </wps:bodyPr>
+                    </wps:wsp>
+                  </a:graphicData>
+                </a:graphic>
+                <wp14:sizeRelH relativeFrom="margin">
+                  <wp14:pctWidth>0</wp14:pctWidth>
+                </wp14:sizeRelH>
+                <wp14:sizeRelV relativeFrom="margin">
+                  <wp14:pctHeight>0</wp14:pctHeight>
+                </wp14:sizeRelV>
+              </wp:anchor>
+            </w:drawing>
+          </mc:Choice>
+          <mc:Fallback>
+            <w:pict>
+              <v:shape w14:anchorId="5E87A6CF" id="Надпись 2" o:spid="_x0000_s1035" type="#_x0000_t202" style="position:absolute;left:0;text-align:left;margin-left:0;margin-top:8.85pt;width:71.25pt;height:24pt;z-index:251659264;visibility:visible;mso-wrap-style:square;mso-width-percent:0;mso-height-percent:0;mso-wrap-distance-left:9pt;mso-wrap-distance-top:0;mso-wrap-distance-right:9pt;mso-wrap-distance-bottom:0;mso-position-horizontal:center;mso-position-horizontal-relative:margin;mso-position-vertical:absolute;mso-position-vertical-relative:text;mso-width-percent:0;mso-height-percent:0;mso-width-relative:margin;mso-height-relative:margin;v-text-anchor:top" o:gfxdata="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" filled="f" stroked="f" strokeweight=".5pt">
+                <v:textbox>
+                  <w:txbxContent>
+                    <w:p>
+                      <w:pPr>
+                        <w:rPr>
+                          <w:lang w:val="en-US"/>
+                        </w:rPr>
+                      </w:pPr>
+                      <w:r>
+                        <w:rPr>
+                          <w:lang w:val="en-US"/>
+                        </w:rPr>
+                        <w:t>pictureBox</w:t>
+                      </w:r>
+                    </w:p>
+                  </w:txbxContent>
+                </v:textbox>
+                <w10:wrap anchorx="margin"/>
+              </v:shape>
+            </w:pict>
+          </mc:Fallback>
+        </mc:AlternateContent>
+      </w:r>
+      <w:r>
+        <w:rPr>
+          <w:lang w:val="en-US"/>
+        </w:rPr>
+        <w:drawing>
+          <wp:inline distT="0" distB="0" distL="0" distR="0" wp14:anchorId="664E0358" wp14:editId="07B7865A">
+            <wp:extent cx="4886325" cy="4391025"/>
+            <wp:effectExtent l="0" t="0" r="9525" b="9525"/>
+            <wp:docPr id="1" name="Рисунок 1"/>
+            <wp:cNvGraphicFramePr>
+              <a:graphicFrameLocks xmlns:a="http://schemas.openxmlformats.org/drawingml/2006/main" noChangeAspect="1"/>
+            </wp:cNvGraphicFramePr>
+            <a:graphic xmlns:a="http://schemas.openxmlformats.org/drawingml/2006/main">
+              <a:graphicData uri="http://schemas.openxmlformats.org/drawingml/2006/picture">
+                <pic:pic xmlns:pic="http://schemas.openxmlformats.org/drawingml/2006/picture">
+                  <pic:nvPicPr>
+                    <pic:cNvPr id="1" name=""/>
+                    <pic:cNvPicPr/>
+                  </pic:nvPicPr>
+                  <pic:blipFill rotWithShape="1">
+                    <a:blip r:embed="rId7"/>
+                    <a:srcRect l="1724" t="1915"/>
+                    <a:stretch/>
+                  </pic:blipFill>
+                  <pic:spPr bwMode="auto">
+                    <a:xfrm>
+                      <a:off x="0" y="0"/>
+                      <a:ext cx="4887007" cy="4391638"/>
+                    </a:xfrm>
+                    <a:prstGeom prst="rect">
+                      <a:avLst/>
+                    </a:prstGeom>
+                    <a:ln>
+                      <a:noFill/>
+                    </a:ln>
+                    <a:extLst>
+                      <a:ext uri="{53640926-AAD7-44D8-BBD7-CCE9431645EC}">
+                        <a14:shadowObscured xmlns:a14="http://schemas.microsoft.com/office/drawing/2010/main"/>
+                      </a:ext>
+                    </a:extLst>
+                  </pic:spPr>
+                </pic:pic>
+              </a:graphicData>
+            </a:graphic>
+          </wp:inline>
+        </w:drawing>
+      </w:r>
+    </w:p>
+    <w:p>
+      <w:pPr>
+        <w:spacing w:line="360" w:lineRule="auto"/>
+        <w:jc w:val="center"/>
+      </w:pPr>
+      <w:r>
+        <w:t>Форма</w:t>
+      </w:r>
+    </w:p>
+    <w:tbl>
+      <w:tblPr>
+        <w:tblW w:w="0" w:type="auto"/>
+        <w:tblBorders>
+          <w:top w:val="single" w:sz="4" w:space="0" w:color="auto"/>
+          <w:left w:val="single" w:sz="4" w:space="0" w:color="auto"/>
+          <w:bottom w:val="single" w:sz="4" w:space="0" w:color="auto"/>
+          <w:right w:val="single" w:sz="4" w:space="0" w:color="auto"/>
+          <w:insideH w:val="single" w:sz="4" w:space="0" w:color="auto"/>
+          <w:insideV w:val="single" w:sz="4" w:space="0" w:color="auto"/>
+        </w:tblBorders>
+        <w:tblLook w:val="01E0" w:firstRow="1" w:lastRow="1" w:firstColumn="1" w:lastColumn="1" w:noHBand="0" w:noVBand="0"/>
+      </w:tblPr>
+      <w:tblGrid>
+        <w:gridCol w:w="1898"/>
+        <w:gridCol w:w="2593"/>
+        <w:gridCol w:w="4854"/>
+      </w:tblGrid>
+      <w:tr>
+        <w:tc>
+          <w:tcPr>
+            <w:tcW w:w="1898" w:type="dxa"/>
+            <w:tcBorders>
+              <w:top w:val="single" w:sz="4" w:space="0" w:color="auto"/>
+              <w:left w:val="single" w:sz="4" w:space="0" w:color="auto"/>
+              <w:bottom w:val="single" w:sz="4" w:space="0" w:color="auto"/>
+              <w:right w:val="single" w:sz="4" w:space="0" w:color="auto"/>
+            </w:tcBorders>
+            <w:vAlign w:val="center"/>
+            <w:hideMark/>
+          </w:tcPr>
+          <w:p>
+            <w:pPr>
+              <w:spacing w:line="360" w:lineRule="auto"/>
+              <w:jc w:val="center"/>
+              <w:rPr>
+                <w:b/>
+                <w:szCs w:val="26"/>
+                <w:lang w:eastAsia="en-US"/>
+              </w:rPr>
+            </w:pPr>
+            <w:r>
+              <w:rPr>
+                <w:b/>
+                <w:szCs w:val="26"/>
+                <w:lang w:eastAsia="en-US"/>
+              </w:rPr>
+              <w:t>Название компонента</w:t>
+            </w:r>
+          </w:p>
+        </w:tc>
+        <w:tc>
+          <w:tcPr>
+            <w:tcW w:w="2593" w:type="dxa"/>
+            <w:tcBorders>
+              <w:top w:val="single" w:sz="4" w:space="0" w:color="auto"/>
+              <w:left w:val="single" w:sz="4" w:space="0" w:color="auto"/>
+              <w:bottom w:val="single" w:sz="4" w:space="0" w:color="auto"/>
+              <w:right w:val="single" w:sz="4" w:space="0" w:color="auto"/>
+            </w:tcBorders>
+            <w:vAlign w:val="center"/>
+            <w:hideMark/>
+          </w:tcPr>
+          <w:p>
+            <w:pPr>
+              <w:spacing w:line="360" w:lineRule="auto"/>
+              <w:jc w:val="center"/>
+              <w:rPr>
+                <w:b/>
+                <w:szCs w:val="26"/>
+                <w:lang w:eastAsia="en-US"/>
+              </w:rPr>
+            </w:pPr>
+            <w:r>
+              <w:rPr>
+                <w:b/>
+                <w:szCs w:val="26"/>
+                <w:lang w:eastAsia="en-US"/>
+              </w:rPr>
+              <w:t>Свойства</w:t>
+            </w:r>
+          </w:p>
+        </w:tc>
+        <w:tc>
+          <w:tcPr>
+            <w:tcW w:w="4854" w:type="dxa"/>
+            <w:tcBorders>
+              <w:top w:val="single" w:sz="4" w:space="0" w:color="auto"/>
+              <w:left w:val="single" w:sz="4" w:space="0" w:color="auto"/>
+              <w:bottom w:val="single" w:sz="4" w:space="0" w:color="auto"/>
+              <w:right w:val="single" w:sz="4" w:space="0" w:color="auto"/>
+            </w:tcBorders>
+            <w:vAlign w:val="center"/>
+            <w:hideMark/>
+          </w:tcPr>
+          <w:p>
+            <w:pPr>
+              <w:spacing w:line="360" w:lineRule="auto"/>
+              <w:jc w:val="center"/>
+              <w:rPr>
+                <w:b/>
+                <w:szCs w:val="26"/>
+                <w:lang w:eastAsia="en-US"/>
+              </w:rPr>
+            </w:pPr>
+            <w:r>
+              <w:rPr>
+                <w:b/>
+                <w:szCs w:val="26"/>
+                <w:lang w:eastAsia="en-US"/>
+              </w:rPr>
+              <w:t>Значения</w:t>
+            </w:r>
+          </w:p>
+        </w:tc>
+      </w:tr>
+      <w:tr>
+        <w:tc>
+          <w:tcPr>
+            <w:tcW w:w="1898" w:type="dxa"/>
+            <w:vMerge w:val="restart"/>
+            <w:tcBorders>
+              <w:top w:val="single" w:sz="4" w:space="0" w:color="auto"/>
+              <w:left w:val="single" w:sz="4" w:space="0" w:color="auto"/>
+              <w:right w:val="single" w:sz="4" w:space="0" w:color="auto"/>
+            </w:tcBorders>
+            <w:vAlign w:val="center"/>
+          </w:tcPr>
+          <w:p>
+            <w:pPr>
+              <w:spacing w:line="360" w:lineRule="auto"/>
+              <w:rPr>
+                <w:bCs/>
+                <w:szCs w:val="26"/>
+                <w:lang w:val="en-US" w:eastAsia="en-US"/>
+              </w:rPr>
+            </w:pPr>
+            <w:r>
+              <w:rPr>
+                <w:bCs/>
+                <w:szCs w:val="26"/>
+                <w:lang w:val="en-US" w:eastAsia="en-US"/>
+              </w:rPr>
+              <w:t>label3</w:t>
+            </w:r>
+          </w:p>
+        </w:tc>
+        <w:tc>
+          <w:tcPr>
+            <w:tcW w:w="2593" w:type="dxa"/>
+            <w:tcBorders>
+              <w:top w:val="single" w:sz="4" w:space="0" w:color="auto"/>
+              <w:left w:val="single" w:sz="4" w:space="0" w:color="auto"/>
+              <w:bottom w:val="single" w:sz="4" w:space="0" w:color="auto"/>
+              <w:right w:val="single" w:sz="4" w:space="0" w:color="auto"/>
+            </w:tcBorders>
+            <w:vAlign w:val="center"/>
+          </w:tcPr>
+          <w:p>
+            <w:pPr>
+              <w:spacing w:line="360" w:lineRule="auto"/>
+              <w:jc w:val="center"/>
+              <w:rPr>
+                <w:bCs/>
+                <w:szCs w:val="26"/>
+                <w:lang w:val="en-US" w:eastAsia="en-US"/>
+              </w:rPr>
+            </w:pPr>
+            <w:r>
+              <w:rPr>
+                <w:bCs/>
+                <w:szCs w:val="26"/>
+                <w:lang w:val="en-US" w:eastAsia="en-US"/>
+              </w:rPr>
+              <w:t>ForeColor</w:t>
+            </w:r>
+          </w:p>
+        </w:tc>
+        <w:tc>
+          <w:tcPr>
+            <w:tcW w:w="4854" w:type="dxa"/>
+            <w:tcBorders>
+              <w:top w:val="single" w:sz="4" w:space="0" w:color="auto"/>
+              <w:left w:val="single" w:sz="4" w:space="0" w:color="auto"/>
+              <w:bottom w:val="single" w:sz="4" w:space="0" w:color="auto"/>
+              <w:right w:val="single" w:sz="4" w:space="0" w:color="auto"/>
+            </w:tcBorders>
+            <w:vAlign w:val="center"/>
+          </w:tcPr>
+          <w:p>
+            <w:pPr>
+              <w:spacing w:line="360" w:lineRule="auto"/>
+              <w:jc w:val="center"/>
+              <w:rPr>
+                <w:bCs/>
+                <w:szCs w:val="26"/>
+                <w:lang w:val="en-US" w:eastAsia="en-US"/>
+              </w:rPr>
+            </w:pPr>
+            <w:r>
+              <w:rPr>
+                <w:bCs/>
+                <w:szCs w:val="26"/>
+                <w:lang w:val="en-US" w:eastAsia="en-US"/>
+              </w:rPr>
+              <w:t>Red</w:t>
+            </w:r>
+          </w:p>
+        </w:tc>
+      </w:tr>
+      <w:tr>
+        <w:tc>
+          <w:tcPr>
+            <w:tcW w:w="1898" w:type="dxa"/>
+            <w:vMerge/>
+            <w:tcBorders>
+              <w:left w:val="single" w:sz="4" w:space="0" w:color="auto"/>
+              <w:bottom w:val="single" w:sz="4" w:space="0" w:color="auto"/>
+              <w:right w:val="single" w:sz="4" w:space="0" w:color="auto"/>
+            </w:tcBorders>
+            <w:vAlign w:val="center"/>
+          </w:tcPr>
+          <w:p>
+            <w:pPr>
+              <w:spacing w:line="360" w:lineRule="auto"/>
+              <w:rPr>
+                <w:bCs/>
+                <w:szCs w:val="26"/>
+                <w:lang w:eastAsia="en-US"/>
+              </w:rPr>
+            </w:pPr>
+          </w:p>
+        </w:tc>
+        <w:tc>
+          <w:tcPr>
+            <w:tcW w:w="2593" w:type="dxa"/>
+            <w:tcBorders>
+              <w:top w:val="single" w:sz="4" w:space="0" w:color="auto"/>
+              <w:left w:val="single" w:sz="4" w:space="0" w:color="auto"/>
+              <w:bottom w:val="single" w:sz="4" w:space="0" w:color="auto"/>
+              <w:right w:val="single" w:sz="4" w:space="0" w:color="auto"/>
+            </w:tcBorders>
+            <w:vAlign w:val="center"/>
+          </w:tcPr>
+          <w:p>
+            <w:pPr>
+              <w:spacing w:line="360" w:lineRule="auto"/>
+              <w:jc w:val="center"/>
+              <w:rPr>
+                <w:bCs/>
+                <w:szCs w:val="26"/>
+                <w:lang w:val="en-US" w:eastAsia="en-US"/>
+              </w:rPr>
+            </w:pPr>
+            <w:r>
+              <w:rPr>
+                <w:bCs/>
+                <w:szCs w:val="26"/>
+                <w:lang w:val="en-US" w:eastAsia="en-US"/>
+              </w:rPr>
+              <w:t>Font</w:t>
+            </w:r>
+          </w:p>
+        </w:tc>
+        <w:tc>
+          <w:tcPr>
+            <w:tcW w:w="4854" w:type="dxa"/>
+            <w:tcBorders>
+              <w:top w:val="single" w:sz="4" w:space="0" w:color="auto"/>
+              <w:left w:val="single" w:sz="4" w:space="0" w:color="auto"/>
+              <w:bottom w:val="single" w:sz="4" w:space="0" w:color="auto"/>
+              <w:right w:val="single" w:sz="4" w:space="0" w:color="auto"/>
+            </w:tcBorders>
+            <w:vAlign w:val="center"/>
+          </w:tcPr>
+          <w:p>
+            <w:pPr>
+              <w:spacing w:line="360" w:lineRule="auto"/>
+              <w:jc w:val="center"/>
+              <w:rPr>
+                <w:bCs/>
+                <w:szCs w:val="26"/>
+                <w:lang w:val="en-US" w:eastAsia="en-US"/>
+              </w:rPr>
+            </w:pPr>
+            <w:r>
+              <w:rPr>
+                <w:bCs/>
+                <w:szCs w:val="26"/>
+                <w:lang w:val="en-US" w:eastAsia="en-US"/>
+              </w:rPr>
+              <w:t>Microsoft Sans Serif; 12pt; style=Bold</w:t>
+            </w:r>
+          </w:p>
+        </w:tc>
+      </w:tr>
+      <w:tr>
+        <w:tc>
+          <w:tcPr>
+            <w:tcW w:w="1898" w:type="dxa"/>
+            <w:vMerge w:val="restart"/>
+            <w:tcBorders>
+              <w:top w:val="single" w:sz="4" w:space="0" w:color="auto"/>
+              <w:left w:val="single" w:sz="4" w:space="0" w:color="auto"/>
+              <w:right w:val="single" w:sz="4" w:space="0" w:color="auto"/>
+            </w:tcBorders>
+            <w:vAlign w:val="center"/>
+          </w:tcPr>
+          <w:p>
+            <w:pPr>
+              <w:spacing w:line="360" w:lineRule="auto"/>
+              <w:rPr>
+                <w:bCs/>
+                <w:szCs w:val="26"/>
+                <w:lang w:val="en-US" w:eastAsia="en-US"/>
+              </w:rPr>
+            </w:pPr>
+            <w:r>
+              <w:rPr>
+                <w:bCs/>
+                <w:szCs w:val="26"/>
+                <w:lang w:val="en-US" w:eastAsia="en-US"/>
+              </w:rPr>
+              <w:t>Label4,5,6</w:t>
+            </w:r>
+          </w:p>
+        </w:tc>
+        <w:tc>
+          <w:tcPr>
+            <w:tcW w:w="2593" w:type="dxa"/>
+            <w:tcBorders>
+              <w:top w:val="single" w:sz="4" w:space="0" w:color="auto"/>
+              <w:left w:val="single" w:sz="4" w:space="0" w:color="auto"/>
+              <w:bottom w:val="single" w:sz="4" w:space="0" w:color="auto"/>
+              <w:right w:val="single" w:sz="4" w:space="0" w:color="auto"/>
+            </w:tcBorders>
+            <w:vAlign w:val="center"/>
+          </w:tcPr>
+          <w:p>
+            <w:pPr>
+              <w:spacing w:line="360" w:lineRule="auto"/>
+              <w:jc w:val="center"/>
+              <w:rPr>
+                <w:bCs/>
+                <w:szCs w:val="26"/>
+                <w:lang w:val="en-US" w:eastAsia="en-US"/>
+              </w:rPr>
+            </w:pPr>
+            <w:r>
+              <w:rPr>
+                <w:bCs/>
+                <w:szCs w:val="26"/>
+                <w:lang w:val="en-US" w:eastAsia="en-US"/>
+              </w:rPr>
+              <w:t>ForeColor</w:t>
+            </w:r>
+          </w:p>
+        </w:tc>
+        <w:tc>
+          <w:tcPr>
+            <w:tcW w:w="4854" w:type="dxa"/>
+            <w:tcBorders>
+              <w:top w:val="single" w:sz="4" w:space="0" w:color="auto"/>
+              <w:left w:val="single" w:sz="4" w:space="0" w:color="auto"/>
+              <w:bottom w:val="single" w:sz="4" w:space="0" w:color="auto"/>
+              <w:right w:val="single" w:sz="4" w:space="0" w:color="auto"/>
+            </w:tcBorders>
+            <w:vAlign w:val="center"/>
+          </w:tcPr>
+          <w:p>
+            <w:pPr>
+              <w:spacing w:line="360" w:lineRule="auto"/>
+              <w:jc w:val="center"/>
+              <w:rPr>
+                <w:bCs/>
+                <w:szCs w:val="26"/>
+                <w:lang w:val="en-US" w:eastAsia="en-US"/>
+              </w:rPr>
+            </w:pPr>
+            <w:r>
+              <w:rPr>
+                <w:bCs/>
+                <w:szCs w:val="26"/>
+                <w:lang w:val="en-US" w:eastAsia="en-US"/>
+              </w:rPr>
+              <w:t>Blue</w:t>
+            </w:r>
+          </w:p>
+        </w:tc>
+      </w:tr>
+      <w:tr>
+        <w:tc>
+          <w:tcPr>
+            <w:tcW w:w="1898" w:type="dxa"/>
+            <w:vMerge/>
+            <w:tcBorders>
+              <w:left w:val="single" w:sz="4" w:space="0" w:color="auto"/>
+              <w:bottom w:val="single" w:sz="4" w:space="0" w:color="auto"/>
+              <w:right w:val="single" w:sz="4" w:space="0" w:color="auto"/>
+            </w:tcBorders>
+            <w:vAlign w:val="center"/>
+          </w:tcPr>
+          <w:p>
+            <w:pPr>
+              <w:spacing w:line="360" w:lineRule="auto"/>
+              <w:rPr>
+                <w:bCs/>
+                <w:szCs w:val="26"/>
+                <w:lang w:val="en-US" w:eastAsia="en-US"/>
+              </w:rPr>
+            </w:pPr>
+          </w:p>
+        </w:tc>
+        <w:tc>
+          <w:tcPr>
+            <w:tcW w:w="2593" w:type="dxa"/>
+            <w:tcBorders>
+              <w:top w:val="single" w:sz="4" w:space="0" w:color="auto"/>
+              <w:left w:val="single" w:sz="4" w:space="0" w:color="auto"/>
+              <w:bottom w:val="single" w:sz="4" w:space="0" w:color="auto"/>
+              <w:right w:val="single" w:sz="4" w:space="0" w:color="auto"/>
+            </w:tcBorders>
+            <w:vAlign w:val="center"/>
+          </w:tcPr>
+          <w:p>
+            <w:pPr>
+              <w:spacing w:line="360" w:lineRule="auto"/>
+              <w:jc w:val="center"/>
+              <w:rPr>
+                <w:bCs/>
+                <w:szCs w:val="26"/>
+                <w:lang w:val="en-US" w:eastAsia="en-US"/>
+              </w:rPr>
+            </w:pPr>
+            <w:r>
+              <w:rPr>
+                <w:bCs/>
+                <w:szCs w:val="26"/>
+                <w:lang w:val="en-US" w:eastAsia="en-US"/>
+              </w:rPr>
+              <w:t>Font</w:t>
+            </w:r>
+          </w:p>
+        </w:tc>
+        <w:tc>
+          <w:tcPr>
+            <w:tcW w:w="4854" w:type="dxa"/>
+            <w:tcBorders>
+              <w:top w:val="single" w:sz="4" w:space="0" w:color="auto"/>
+              <w:left w:val="single" w:sz="4" w:space="0" w:color="auto"/>
+              <w:bottom w:val="single" w:sz="4" w:space="0" w:color="auto"/>
+              <w:right w:val="single" w:sz="4" w:space="0" w:color="auto"/>
+            </w:tcBorders>
+            <w:vAlign w:val="center"/>
+          </w:tcPr>
+          <w:p>
+            <w:pPr>
+              <w:spacing w:line="360" w:lineRule="auto"/>
+              <w:jc w:val="center"/>
+              <w:rPr>
+                <w:bCs/>
+                <w:szCs w:val="26"/>
+                <w:lang w:val="en-US" w:eastAsia="en-US"/>
+              </w:rPr>
+            </w:pPr>
+            <w:r>
+              <w:rPr>
+                <w:bCs/>
+                <w:szCs w:val="26"/>
+                <w:lang w:val="en-US" w:eastAsia="en-US"/>
+              </w:rPr>
+              <w:t>Microsoft Sans Serif; 9,75pt</w:t>
+            </w:r>
+          </w:p>
+        </w:tc>
+      </w:tr>
+      <w:tr>
+        <w:tc>
+          <w:tcPr>
+            <w:tcW w:w="1898" w:type="dxa"/>
+            <w:tcBorders>
+              <w:top w:val="single" w:sz="4" w:space="0" w:color="auto"/>
+              <w:left w:val="single" w:sz="4" w:space="0" w:color="auto"/>
+              <w:bottom w:val="single" w:sz="4" w:space="0" w:color="auto"/>
+              <w:right w:val="single" w:sz="4" w:space="0" w:color="auto"/>
+            </w:tcBorders>
+            <w:vAlign w:val="center"/>
+          </w:tcPr>
+          <w:p>
+            <w:pPr>
+              <w:spacing w:line="360" w:lineRule="auto"/>
+              <w:rPr>
+                <w:bCs/>
+                <w:szCs w:val="26"/>
+                <w:lang w:val="en-US" w:eastAsia="en-US"/>
+              </w:rPr>
+            </w:pPr>
+            <w:r>
+              <w:rPr>
+                <w:bCs/>
+                <w:szCs w:val="26"/>
+                <w:lang w:val="en-US" w:eastAsia="en-US"/>
+              </w:rPr>
+              <w:t>Button1</w:t>
+            </w:r>
+          </w:p>
+        </w:tc>
+        <w:tc>
+          <w:tcPr>
+            <w:tcW w:w="2593" w:type="dxa"/>
+            <w:tcBorders>
+              <w:top w:val="single" w:sz="4" w:space="0" w:color="auto"/>
+              <w:left w:val="single" w:sz="4" w:space="0" w:color="auto"/>
+              <w:bottom w:val="single" w:sz="4" w:space="0" w:color="auto"/>
+              <w:right w:val="single" w:sz="4" w:space="0" w:color="auto"/>
+            </w:tcBorders>
+            <w:vAlign w:val="center"/>
+          </w:tcPr>
+          <w:p>
+            <w:pPr>
+              <w:spacing w:line="360" w:lineRule="auto"/>
+              <w:jc w:val="center"/>
+              <w:rPr>
+                <w:bCs/>
+                <w:szCs w:val="26"/>
+                <w:lang w:val="en-US" w:eastAsia="en-US"/>
+              </w:rPr>
+            </w:pPr>
+            <w:r>
+              <w:rPr>
+                <w:bCs/>
+                <w:szCs w:val="26"/>
+                <w:lang w:val="en-US" w:eastAsia="en-US"/>
+              </w:rPr>
+              <w:t>Text</w:t>
+            </w:r>
+          </w:p>
+        </w:tc>
+        <w:tc>
+          <w:tcPr>
+            <w:tcW w:w="4854" w:type="dxa"/>
+            <w:tcBorders>
+              <w:top w:val="single" w:sz="4" w:space="0" w:color="auto"/>
+              <w:left w:val="single" w:sz="4" w:space="0" w:color="auto"/>
+              <w:bottom w:val="single" w:sz="4" w:space="0" w:color="auto"/>
+              <w:right w:val="single" w:sz="4" w:space="0" w:color="auto"/>
+            </w:tcBorders>
+            <w:vAlign w:val="center"/>
+          </w:tcPr>
+          <w:p>
+            <w:pPr>
+              <w:spacing w:line="360" w:lineRule="auto"/>
+              <w:jc w:val="center"/>
+              <w:rPr>
+                <w:bCs/>
+                <w:szCs w:val="26"/>
+                <w:lang w:eastAsia="en-US"/>
+              </w:rPr>
+            </w:pPr>
+            <w:r>
+              <w:rPr>
+                <w:bCs/>
+                <w:szCs w:val="26"/>
+                <w:lang w:eastAsia="en-US"/>
+              </w:rPr>
+              <w:t>Вычислить</w:t>
+            </w:r>
+          </w:p>
+        </w:tc>
+      </w:tr>
+    </w:tbl>
+    <w:p>
+      <w:pPr>
+        <w:spacing w:line="360" w:lineRule="auto"/>
+        <w:jc w:val="both"/>
+        <w:rPr>
+          <w:lang w:val="en-US"/>
+        </w:rPr>
+      </w:pPr>
+    </w:p>
+    <w:p>
+      <w:pPr>
+        <w:spacing w:line="360" w:lineRule="auto"/>
+        <w:jc w:val="both"/>
+        <w:rPr>
+          <w:b/>
+          <w:bCs/>
+        </w:rPr>
+      </w:pPr>
+      <w:r>
+        <w:rPr>
+          <w:b/>
+          <w:bCs/>
+        </w:rPr>
+        <w:t>Сценарий использования программы:</w:t>
+      </w:r>
+    </w:p>
+    <w:p>
+      <w:pPr>
+        <w:spacing w:line="360" w:lineRule="auto"/>
+        <w:jc w:val="both"/>
+      </w:pPr>
+      <w:r>
+        <w:t xml:space="preserve">Первым делом после открытия формы пользователь должен заполнить поля </w:t>
+      </w:r>
+      <w:r>
+        <w:rPr>
+          <w:lang w:val="en-US"/>
+        </w:rPr>
+        <w:t>TextBox</w:t>
+      </w:r>
+      <w:r>
+        <w:t>.</w:t>
+      </w:r>
+    </w:p>
+    <w:p>
+      <w:pPr>
+        <w:spacing w:line="360" w:lineRule="auto"/>
+        <w:jc w:val="both"/>
+      </w:pPr>
+      <w:r>
+        <w:t>После заполнения ему предоставляется возможность воспользоваться кнопкой Вычислить.</w:t>
+      </w:r>
+    </w:p>
+    <w:p>
+      <w:pPr>
+        <w:spacing w:line="360" w:lineRule="auto"/>
+        <w:jc w:val="both"/>
+      </w:pPr>
+      <w:r>
+        <w:t>После нажатия на кнопку проверятся правильность заполненных полей и если все правильно пользователь получает ответ зависимый от введенных значений.</w:t>
+      </w:r>
+    </w:p>
+    <w:p>
+      <w:pPr>
+        <w:spacing w:line="360" w:lineRule="auto"/>
+        <w:jc w:val="both"/>
+      </w:pPr>
+      <w:r>
+        <w:br w:type="page"/>
+      </w:r>
+    </w:p>
+    <w:tbl>
+      <w:tblPr>
+        <w:tblW w:w="0" w:type="auto"/>
+        <w:tblBorders>
+          <w:top w:val="single" w:sz="4" w:space="0" w:color="auto"/>
+          <w:left w:val="single" w:sz="4" w:space="0" w:color="auto"/>
+          <w:bottom w:val="single" w:sz="4" w:space="0" w:color="auto"/>
+          <w:right w:val="single" w:sz="4" w:space="0" w:color="auto"/>
+          <w:insideH w:val="single" w:sz="4" w:space="0" w:color="auto"/>
+          <w:insideV w:val="single" w:sz="4" w:space="0" w:color="auto"/>
+        </w:tblBorders>
+        <w:tblLook w:val="01E0" w:firstRow="1" w:lastRow="1" w:firstColumn="1" w:lastColumn="1" w:noHBand="0" w:noVBand="0"/>
+      </w:tblPr>
+      <w:tblGrid>
+        <w:gridCol w:w="2062"/>
+        <w:gridCol w:w="2499"/>
+        <w:gridCol w:w="2595"/>
+        <w:gridCol w:w="2189"/>
+      </w:tblGrid>
+      <w:tr>
+        <w:tc>
+          <w:tcPr>
+            <w:tcW w:w="2062" w:type="dxa"/>
+            <w:tcBorders>
+              <w:top w:val="single" w:sz="4" w:space="0" w:color="auto"/>
+              <w:left w:val="single" w:sz="4" w:space="0" w:color="auto"/>
+              <w:bottom w:val="single" w:sz="4" w:space="0" w:color="auto"/>
+              <w:right w:val="single" w:sz="4" w:space="0" w:color="auto"/>
+            </w:tcBorders>
+            <w:vAlign w:val="center"/>
+            <w:hideMark/>
+          </w:tcPr>
+          <w:p>
+            <w:pPr>
+              <w:pStyle w:val="a4"/>
+              <w:spacing w:after="0" w:line="240" w:lineRule="auto"/>
+              <w:ind w:firstLine="0"/>
+              <w:jc w:val="center"/>
+              <w:rPr>
+                <w:b/>
+                <w:szCs w:val="24"/>
+                <w:lang w:eastAsia="ru-RU"/>
+              </w:rPr>
+            </w:pPr>
+            <w:r>
+              <w:rPr>
+                <w:b/>
+                <w:szCs w:val="24"/>
+                <w:lang w:eastAsia="ru-RU"/>
+              </w:rPr>
+              <w:lastRenderedPageBreak/>
+              <w:t>Проверяемые требования</w:t>
+            </w:r>
+          </w:p>
+        </w:tc>
+        <w:tc>
+          <w:tcPr>
+            <w:tcW w:w="2499" w:type="dxa"/>
+            <w:tcBorders>
+              <w:top w:val="single" w:sz="4" w:space="0" w:color="auto"/>
+              <w:left w:val="single" w:sz="4" w:space="0" w:color="auto"/>
+              <w:bottom w:val="single" w:sz="4" w:space="0" w:color="auto"/>
+              <w:right w:val="single" w:sz="4" w:space="0" w:color="auto"/>
+            </w:tcBorders>
+            <w:vAlign w:val="center"/>
+            <w:hideMark/>
+          </w:tcPr>
+          <w:p>
+            <w:pPr>
+              <w:pStyle w:val="a4"/>
+              <w:spacing w:after="0" w:line="240" w:lineRule="auto"/>
+              <w:ind w:firstLine="0"/>
+              <w:jc w:val="center"/>
+              <w:rPr>
+                <w:b/>
+                <w:szCs w:val="24"/>
+                <w:lang w:eastAsia="ru-RU"/>
+              </w:rPr>
+            </w:pPr>
+            <w:r>
+              <w:rPr>
+                <w:b/>
+                <w:szCs w:val="24"/>
+                <w:lang w:eastAsia="ru-RU"/>
+              </w:rPr>
+              <w:t>Сообщения программы и вводимые значения</w:t>
+            </w:r>
+          </w:p>
+        </w:tc>
+        <w:tc>
+          <w:tcPr>
+            <w:tcW w:w="2595" w:type="dxa"/>
+            <w:tcBorders>
+              <w:top w:val="single" w:sz="4" w:space="0" w:color="auto"/>
+              <w:left w:val="single" w:sz="4" w:space="0" w:color="auto"/>
+              <w:bottom w:val="single" w:sz="4" w:space="0" w:color="auto"/>
+              <w:right w:val="single" w:sz="4" w:space="0" w:color="auto"/>
+            </w:tcBorders>
+            <w:vAlign w:val="center"/>
+            <w:hideMark/>
+          </w:tcPr>
+          <w:p>
+            <w:pPr>
+              <w:pStyle w:val="a4"/>
+              <w:spacing w:after="0" w:line="240" w:lineRule="auto"/>
+              <w:ind w:firstLine="0"/>
+              <w:jc w:val="center"/>
+              <w:rPr>
+                <w:b/>
+                <w:szCs w:val="24"/>
+                <w:lang w:eastAsia="ru-RU"/>
+              </w:rPr>
+            </w:pPr>
+            <w:r>
+              <w:rPr>
+                <w:b/>
+                <w:szCs w:val="24"/>
+                <w:lang w:eastAsia="ru-RU"/>
+              </w:rPr>
+              <w:t>Ожидаемые</w:t>
+            </w:r>
+            <w:r>
+              <w:rPr>
+                <w:b/>
+                <w:szCs w:val="24"/>
+                <w:lang w:eastAsia="ru-RU"/>
+              </w:rPr>
+              <w:br/>
+              <w:t>результаты</w:t>
+            </w:r>
+          </w:p>
+        </w:tc>
+        <w:tc>
+          <w:tcPr>
+            <w:tcW w:w="2189" w:type="dxa"/>
+            <w:tcBorders>
+              <w:top w:val="single" w:sz="4" w:space="0" w:color="auto"/>
+              <w:left w:val="single" w:sz="4" w:space="0" w:color="auto"/>
+              <w:bottom w:val="single" w:sz="4" w:space="0" w:color="auto"/>
+              <w:right w:val="single" w:sz="4" w:space="0" w:color="auto"/>
+            </w:tcBorders>
+            <w:vAlign w:val="center"/>
+            <w:hideMark/>
+          </w:tcPr>
+          <w:p>
+            <w:pPr>
+              <w:pStyle w:val="a4"/>
+              <w:spacing w:after="0" w:line="240" w:lineRule="auto"/>
+              <w:ind w:firstLine="0"/>
+              <w:jc w:val="center"/>
+              <w:rPr>
+                <w:b/>
+                <w:szCs w:val="24"/>
+                <w:lang w:eastAsia="ru-RU"/>
+              </w:rPr>
+            </w:pPr>
+            <w:r>
+              <w:rPr>
+                <w:b/>
+                <w:szCs w:val="24"/>
+                <w:lang w:eastAsia="ru-RU"/>
+              </w:rPr>
+              <w:t>Фактические результаты</w:t>
+            </w:r>
+          </w:p>
+        </w:tc>
+      </w:tr>
+      <w:tr>
+        <w:trPr>
+          <w:trHeight w:val="926"/>
+        </w:trPr>
+        <w:tc>
+          <w:tcPr>
+            <w:tcW w:w="2062" w:type="dxa"/>
+            <w:tcBorders>
+              <w:top w:val="single" w:sz="4" w:space="0" w:color="auto"/>
+              <w:left w:val="single" w:sz="4" w:space="0" w:color="auto"/>
+              <w:bottom w:val="single" w:sz="4" w:space="0" w:color="auto"/>
+              <w:right w:val="single" w:sz="4" w:space="0" w:color="auto"/>
+            </w:tcBorders>
+            <w:vAlign w:val="center"/>
+            <w:hideMark/>
+          </w:tcPr>
+          <w:p>
+            <w:pPr>
+              <w:rPr>
+                <w:szCs w:val="22"/>
+                <w:lang w:eastAsia="en-US"/>
+              </w:rPr>
+            </w:pPr>
+            <w:r>
+              <w:rPr>
+                <w:lang w:eastAsia="en-US"/>
+              </w:rPr>
+              <w:t>Способность ввода данных</w:t>
+            </w:r>
+          </w:p>
+        </w:tc>
+        <w:tc>
+          <w:tcPr>
+            <w:tcW w:w="2499" w:type="dxa"/>
+            <w:tcBorders>
+              <w:top w:val="single" w:sz="4" w:space="0" w:color="auto"/>
+              <w:left w:val="single" w:sz="4" w:space="0" w:color="auto"/>
+              <w:bottom w:val="single" w:sz="4" w:space="0" w:color="auto"/>
+              <w:right w:val="single" w:sz="4" w:space="0" w:color="auto"/>
+            </w:tcBorders>
+            <w:vAlign w:val="center"/>
+            <w:hideMark/>
+          </w:tcPr>
+          <w:p>
+            <w:pPr>
+              <w:rPr>
+                <w:lang w:val="en-US" w:eastAsia="en-US"/>
+              </w:rPr>
+            </w:pPr>
+            <w:r>
+              <w:rPr>
+                <w:lang w:val="en-US" w:eastAsia="en-US"/>
+              </w:rPr>
+              <w:t>e</w:t>
+            </w:r>
+            <w:r>
+              <w:rPr>
+                <w:lang w:eastAsia="en-US"/>
+              </w:rPr>
+              <w:t xml:space="preserve"> = </w:t>
+            </w:r>
+            <w:r>
+              <w:rPr>
+                <w:lang w:val="en-US" w:eastAsia="en-US"/>
+              </w:rPr>
+              <w:t>0,03</w:t>
+            </w:r>
+            <w:r>
+              <w:rPr>
+                <w:lang w:eastAsia="en-US"/>
+              </w:rPr>
+              <w:t xml:space="preserve">; </w:t>
+            </w:r>
+            <w:r>
+              <w:rPr>
+                <w:lang w:val="en-US" w:eastAsia="en-US"/>
+              </w:rPr>
+              <w:t>x</w:t>
+            </w:r>
+            <w:r>
+              <w:rPr>
+                <w:lang w:eastAsia="en-US"/>
+              </w:rPr>
+              <w:t xml:space="preserve"> = -</w:t>
+            </w:r>
+            <w:r>
+              <w:rPr>
+                <w:lang w:val="en-US" w:eastAsia="en-US"/>
+              </w:rPr>
+              <w:t>0,2</w:t>
+            </w:r>
+          </w:p>
+        </w:tc>
+        <w:tc>
+          <w:tcPr>
+            <w:tcW w:w="2595" w:type="dxa"/>
+            <w:tcBorders>
+              <w:top w:val="single" w:sz="4" w:space="0" w:color="auto"/>
+              <w:left w:val="single" w:sz="4" w:space="0" w:color="auto"/>
+              <w:bottom w:val="single" w:sz="4" w:space="0" w:color="auto"/>
+              <w:right w:val="single" w:sz="4" w:space="0" w:color="auto"/>
+            </w:tcBorders>
+            <w:vAlign w:val="center"/>
+            <w:hideMark/>
+          </w:tcPr>
+          <w:p>
+            <w:pPr>
+              <w:jc w:val="both"/>
+              <w:rPr>
+                <w:lang w:eastAsia="en-US"/>
+              </w:rPr>
+            </w:pPr>
+            <w:r>
+              <w:rPr>
+                <w:lang w:eastAsia="en-US"/>
+              </w:rPr>
+              <w:t>Числа вводятся в текстовое поле</w:t>
+            </w:r>
+          </w:p>
+        </w:tc>
+        <w:tc>
+          <w:tcPr>
+            <w:tcW w:w="2189" w:type="dxa"/>
+            <w:tcBorders>
+              <w:top w:val="single" w:sz="4" w:space="0" w:color="auto"/>
+              <w:left w:val="single" w:sz="4" w:space="0" w:color="auto"/>
+              <w:bottom w:val="single" w:sz="4" w:space="0" w:color="auto"/>
+              <w:right w:val="single" w:sz="4" w:space="0" w:color="auto"/>
+            </w:tcBorders>
+            <w:vAlign w:val="center"/>
+            <w:hideMark/>
+          </w:tcPr>
+          <w:p>
+            <w:pPr>
+              <w:jc w:val="both"/>
+              <w:rPr>
+                <w:lang w:eastAsia="en-US"/>
+              </w:rPr>
+            </w:pPr>
+            <w:r>
+              <w:rPr>
+                <w:lang w:eastAsia="en-US"/>
+              </w:rPr>
+              <w:t>Такие же, как ожидаемые результаты</w:t>
+            </w:r>
+          </w:p>
+          <w:p>
+            <w:pPr>
+              <w:rPr>
+                <w:lang w:eastAsia="en-US"/>
+              </w:rPr>
+            </w:pPr>
+            <w:r>
+              <w:rPr>
+                <w:lang w:eastAsia="en-US"/>
+              </w:rPr>
+              <w:t xml:space="preserve">(См. Рисунок </w:t>
+            </w:r>
+            <w:r>
+              <w:rPr>
+                <w:lang w:eastAsia="en-US"/>
+              </w:rPr>
+              <w:t>1</w:t>
+            </w:r>
+            <w:r>
+              <w:rPr>
+                <w:lang w:eastAsia="en-US"/>
+              </w:rPr>
+              <w:t>)</w:t>
+            </w:r>
+          </w:p>
+        </w:tc>
+      </w:tr>
+      <w:tr>
+        <w:trPr>
+          <w:trHeight w:val="763"/>
+        </w:trPr>
+        <w:tc>
+          <w:tcPr>
+            <w:tcW w:w="2062" w:type="dxa"/>
+            <w:tcBorders>
+              <w:top w:val="single" w:sz="4" w:space="0" w:color="auto"/>
+              <w:left w:val="single" w:sz="4" w:space="0" w:color="auto"/>
+              <w:bottom w:val="single" w:sz="4" w:space="0" w:color="auto"/>
+              <w:right w:val="single" w:sz="4" w:space="0" w:color="auto"/>
+            </w:tcBorders>
+            <w:vAlign w:val="center"/>
+            <w:hideMark/>
+          </w:tcPr>
+          <w:p>
+            <w:pPr>
+              <w:rPr>
+                <w:lang w:eastAsia="en-US"/>
+              </w:rPr>
+            </w:pPr>
+            <w:r>
+              <w:rPr>
+                <w:lang w:eastAsia="en-US"/>
+              </w:rPr>
+              <w:t>Способность контроля вводимых данных</w:t>
+            </w:r>
+          </w:p>
+        </w:tc>
+        <w:tc>
+          <w:tcPr>
+            <w:tcW w:w="2499" w:type="dxa"/>
+            <w:tcBorders>
+              <w:top w:val="single" w:sz="4" w:space="0" w:color="auto"/>
+              <w:left w:val="single" w:sz="4" w:space="0" w:color="auto"/>
+              <w:bottom w:val="single" w:sz="4" w:space="0" w:color="auto"/>
+              <w:right w:val="single" w:sz="4" w:space="0" w:color="auto"/>
+            </w:tcBorders>
+            <w:vAlign w:val="center"/>
+            <w:hideMark/>
+          </w:tcPr>
+          <w:p>
+            <w:pPr>
+              <w:rPr>
+                <w:lang w:val="en-US" w:eastAsia="en-US"/>
+              </w:rPr>
+            </w:pPr>
+            <w:r>
+              <w:rPr>
+                <w:lang w:val="en-US" w:eastAsia="en-US"/>
+              </w:rPr>
+              <w:t>e</w:t>
+            </w:r>
+            <w:r>
+              <w:rPr>
+                <w:lang w:eastAsia="en-US"/>
+              </w:rPr>
+              <w:t xml:space="preserve"> = </w:t>
+            </w:r>
+            <w:r>
+              <w:rPr>
+                <w:lang w:val="en-US" w:eastAsia="en-US"/>
+              </w:rPr>
+              <w:t>M</w:t>
+            </w:r>
+            <w:r>
+              <w:rPr>
+                <w:lang w:eastAsia="en-US"/>
+              </w:rPr>
+              <w:t>0</w:t>
+            </w:r>
+            <w:r>
+              <w:rPr>
+                <w:lang w:val="en-US" w:eastAsia="en-US"/>
+              </w:rPr>
+              <w:t>F</w:t>
+            </w:r>
+            <w:r>
+              <w:rPr>
+                <w:lang w:eastAsia="en-US"/>
+              </w:rPr>
+              <w:t xml:space="preserve">; </w:t>
+            </w:r>
+            <w:r>
+              <w:rPr>
+                <w:lang w:val="en-US" w:eastAsia="en-US"/>
+              </w:rPr>
+              <w:t>x</w:t>
+            </w:r>
+            <w:r>
+              <w:rPr>
+                <w:lang w:eastAsia="en-US"/>
+              </w:rPr>
+              <w:t xml:space="preserve"> = </w:t>
+            </w:r>
+            <w:r>
+              <w:rPr>
+                <w:lang w:val="en-US" w:eastAsia="en-US"/>
+              </w:rPr>
+              <w:t>A1R</w:t>
+            </w:r>
+          </w:p>
+        </w:tc>
+        <w:tc>
+          <w:tcPr>
+            <w:tcW w:w="2595" w:type="dxa"/>
+            <w:tcBorders>
+              <w:top w:val="single" w:sz="4" w:space="0" w:color="auto"/>
+              <w:left w:val="single" w:sz="4" w:space="0" w:color="auto"/>
+              <w:bottom w:val="single" w:sz="4" w:space="0" w:color="auto"/>
+              <w:right w:val="single" w:sz="4" w:space="0" w:color="auto"/>
+            </w:tcBorders>
+            <w:vAlign w:val="center"/>
+            <w:hideMark/>
+          </w:tcPr>
+          <w:p>
+            <w:pPr>
+              <w:jc w:val="both"/>
+              <w:rPr>
+                <w:lang w:eastAsia="en-US"/>
+              </w:rPr>
+            </w:pPr>
+            <w:r>
+              <w:rPr>
+                <w:lang w:eastAsia="en-US"/>
+              </w:rPr>
+              <w:t>Невозможно ввести не цифры</w:t>
+            </w:r>
+          </w:p>
+        </w:tc>
+        <w:tc>
+          <w:tcPr>
+            <w:tcW w:w="2189" w:type="dxa"/>
+            <w:tcBorders>
+              <w:top w:val="single" w:sz="4" w:space="0" w:color="auto"/>
+              <w:left w:val="single" w:sz="4" w:space="0" w:color="auto"/>
+              <w:bottom w:val="single" w:sz="4" w:space="0" w:color="auto"/>
+              <w:right w:val="single" w:sz="4" w:space="0" w:color="auto"/>
+            </w:tcBorders>
+            <w:vAlign w:val="center"/>
+            <w:hideMark/>
+          </w:tcPr>
+          <w:p>
+            <w:pPr>
+              <w:jc w:val="both"/>
+              <w:rPr>
+                <w:lang w:eastAsia="en-US"/>
+              </w:rPr>
+            </w:pPr>
+            <w:r>
+              <w:rPr>
+                <w:lang w:eastAsia="en-US"/>
+              </w:rPr>
+              <w:t>Такие же, как ожидаемые результаты</w:t>
+            </w:r>
+          </w:p>
+          <w:p>
+            <w:pPr>
+              <w:jc w:val="both"/>
+              <w:rPr>
+                <w:lang w:eastAsia="en-US"/>
+              </w:rPr>
+            </w:pPr>
+            <w:r>
+              <w:rPr>
+                <w:lang w:eastAsia="en-US"/>
+              </w:rPr>
+              <w:t xml:space="preserve">(См. Рисунок </w:t>
+            </w:r>
+            <w:r>
+              <w:rPr>
+                <w:lang w:eastAsia="en-US"/>
+              </w:rPr>
+              <w:t>2</w:t>
+            </w:r>
+            <w:r>
+              <w:rPr>
+                <w:lang w:eastAsia="en-US"/>
+              </w:rPr>
+              <w:t>)</w:t>
+            </w:r>
+          </w:p>
+        </w:tc>
+      </w:tr>
+      <w:tr>
+        <w:trPr>
+          <w:trHeight w:val="1262"/>
+        </w:trPr>
+        <w:tc>
+          <w:tcPr>
+            <w:tcW w:w="2062" w:type="dxa"/>
+            <w:tcBorders>
+              <w:top w:val="single" w:sz="4" w:space="0" w:color="auto"/>
+              <w:left w:val="single" w:sz="4" w:space="0" w:color="auto"/>
+              <w:bottom w:val="single" w:sz="4" w:space="0" w:color="auto"/>
+              <w:right w:val="single" w:sz="4" w:space="0" w:color="auto"/>
+            </w:tcBorders>
+            <w:vAlign w:val="center"/>
+            <w:hideMark/>
+          </w:tcPr>
+          <w:p>
+            <w:pPr>
+              <w:rPr>
+                <w:lang w:eastAsia="en-US"/>
+              </w:rPr>
+            </w:pPr>
+            <w:r>
+              <w:rPr>
+                <w:lang w:eastAsia="en-US"/>
+              </w:rPr>
+              <w:t>Способность программы обеспечить контроль вводимых данных.</w:t>
+            </w:r>
+          </w:p>
+        </w:tc>
+        <w:tc>
+          <w:tcPr>
+            <w:tcW w:w="2499" w:type="dxa"/>
+            <w:tcBorders>
+              <w:top w:val="single" w:sz="4" w:space="0" w:color="auto"/>
+              <w:left w:val="single" w:sz="4" w:space="0" w:color="auto"/>
+              <w:bottom w:val="single" w:sz="4" w:space="0" w:color="auto"/>
+              <w:right w:val="single" w:sz="4" w:space="0" w:color="auto"/>
+            </w:tcBorders>
+            <w:vAlign w:val="center"/>
+            <w:hideMark/>
+          </w:tcPr>
+          <w:p>
+            <w:pPr>
+              <w:rPr>
+                <w:lang w:eastAsia="en-US"/>
+              </w:rPr>
+            </w:pPr>
+            <w:r>
+              <w:rPr>
+                <w:lang w:val="en-US" w:eastAsia="en-US"/>
+              </w:rPr>
+              <w:t>e =</w:t>
+            </w:r>
+            <w:r>
+              <w:rPr>
+                <w:lang w:eastAsia="en-US"/>
+              </w:rPr>
+              <w:t xml:space="preserve"> </w:t>
+            </w:r>
+            <w:r>
+              <w:rPr>
+                <w:lang w:eastAsia="en-US"/>
+              </w:rPr>
+              <w:t>0.3</w:t>
+            </w:r>
+            <w:r>
+              <w:rPr>
+                <w:lang w:val="en-US" w:eastAsia="en-US"/>
+              </w:rPr>
+              <w:t xml:space="preserve">; x = </w:t>
+            </w:r>
+            <w:r>
+              <w:rPr>
+                <w:lang w:eastAsia="en-US"/>
+              </w:rPr>
+              <w:t>2</w:t>
+            </w:r>
+          </w:p>
+        </w:tc>
+        <w:tc>
+          <w:tcPr>
+            <w:tcW w:w="2595" w:type="dxa"/>
+            <w:tcBorders>
+              <w:top w:val="single" w:sz="4" w:space="0" w:color="auto"/>
+              <w:left w:val="single" w:sz="4" w:space="0" w:color="auto"/>
+              <w:bottom w:val="single" w:sz="4" w:space="0" w:color="auto"/>
+              <w:right w:val="single" w:sz="4" w:space="0" w:color="auto"/>
+            </w:tcBorders>
+            <w:vAlign w:val="center"/>
+            <w:hideMark/>
+          </w:tcPr>
+          <w:p>
+            <w:pPr>
+              <w:rPr>
+                <w:lang w:eastAsia="en-US"/>
+              </w:rPr>
+            </w:pPr>
+            <w:r>
+              <w:rPr>
+                <w:lang w:eastAsia="en-US"/>
+              </w:rPr>
+              <w:t>Программа проверяет что числа подходят и выводит ответ</w:t>
+            </w:r>
+          </w:p>
+        </w:tc>
+        <w:tc>
+          <w:tcPr>
+            <w:tcW w:w="2189" w:type="dxa"/>
+            <w:tcBorders>
+              <w:top w:val="single" w:sz="4" w:space="0" w:color="auto"/>
+              <w:left w:val="single" w:sz="4" w:space="0" w:color="auto"/>
+              <w:bottom w:val="single" w:sz="4" w:space="0" w:color="auto"/>
+              <w:right w:val="single" w:sz="4" w:space="0" w:color="auto"/>
+            </w:tcBorders>
+            <w:vAlign w:val="center"/>
+            <w:hideMark/>
+          </w:tcPr>
+          <w:p>
+            <w:pPr>
+              <w:jc w:val="both"/>
+              <w:rPr>
+                <w:lang w:eastAsia="en-US"/>
+              </w:rPr>
+            </w:pPr>
+            <w:r>
+              <w:rPr>
+                <w:lang w:eastAsia="en-US"/>
+              </w:rPr>
+              <w:t>Соответствуют ожиданиям.</w:t>
+            </w:r>
+          </w:p>
+          <w:p>
+            <w:pPr>
+              <w:jc w:val="both"/>
+              <w:rPr>
+                <w:lang w:eastAsia="en-US"/>
+              </w:rPr>
+            </w:pPr>
+            <w:r>
+              <w:rPr>
+                <w:lang w:eastAsia="en-US"/>
+              </w:rPr>
+              <w:t xml:space="preserve">(См. Рисунок </w:t>
+            </w:r>
+            <w:r>
+              <w:rPr>
+                <w:lang w:eastAsia="en-US"/>
+              </w:rPr>
+              <w:t>3</w:t>
+            </w:r>
+            <w:r>
+              <w:rPr>
+                <w:lang w:eastAsia="en-US"/>
+              </w:rPr>
+              <w:t>)</w:t>
+            </w:r>
+          </w:p>
+        </w:tc>
+      </w:tr>
+    </w:tbl>
+    <w:p>
+      <w:pPr>
+        <w:spacing w:line="360" w:lineRule="auto"/>
+        <w:jc w:val="center"/>
+      </w:pPr>
+      <w:r>
+        <w:drawing>
+          <wp:inline distT="0" distB="0" distL="0" distR="0" wp14:anchorId="10B835D3" wp14:editId="05F5A590">
+            <wp:extent cx="4791744" cy="4124901"/>
+            <wp:effectExtent l="0" t="0" r="8890" b="9525"/>
+            <wp:docPr id="12" name="Рисунок 12"/>
+            <wp:cNvGraphicFramePr>
+              <a:graphicFrameLocks xmlns:a="http://schemas.openxmlformats.org/drawingml/2006/main" noChangeAspect="1"/>
+            </wp:cNvGraphicFramePr>
+            <a:graphic xmlns:a="http://schemas.openxmlformats.org/drawingml/2006/main">
+              <a:graphicData uri="http://schemas.openxmlformats.org/drawingml/2006/picture">
+                <pic:pic xmlns:pic="http://schemas.openxmlformats.org/drawingml/2006/picture">
+                  <pic:nvPicPr>
+                    <pic:cNvPr id="1" name=""/>
+                    <pic:cNvPicPr/>
+                  </pic:nvPicPr>
+                  <pic:blipFill>
+                    <a:blip r:embed="rId8"/>
+                    <a:stretch>
+                      <a:fillRect/>
+                    </a:stretch>
+                  </pic:blipFill>
+                  <pic:spPr>
+                    <a:xfrm>
+                      <a:off x="0" y="0"/>
+                      <a:ext cx="4791744" cy="4124901"/>
+                    </a:xfrm>
+                    <a:prstGeom prst="rect">
+                      <a:avLst/>
+                    </a:prstGeom>
+                  </pic:spPr>
+                </pic:pic>
+              </a:graphicData>
+            </a:graphic>
+          </wp:inline>
+        </w:drawing>
+      </w:r>
+    </w:p>
+    <w:p>
+      <w:pPr>
+        <w:spacing w:line="360" w:lineRule="auto"/>
+        <w:jc w:val="center"/>
+      </w:pPr>
+      <w:r>
+        <w:t>Рис. 1</w:t>
+      </w:r>
+    </w:p>
+    <w:p>
+      <w:pPr>
+        <w:spacing w:line="360" w:lineRule="auto"/>
+        <w:jc w:val="center"/>
+      </w:pPr>
+      <w:r>
+        <w:lastRenderedPageBreak/>
+        <w:drawing>
+          <wp:inline distT="0" distB="0" distL="0" distR="0" wp14:anchorId="3A8C4A86" wp14:editId="3313D89D">
+            <wp:extent cx="4772691" cy="2410161"/>
+            <wp:effectExtent l="0" t="0" r="8890" b="9525"/>
+            <wp:docPr id="14" name="Рисунок 14"/>
+            <wp:cNvGraphicFramePr>
+              <a:graphicFrameLocks xmlns:a="http://schemas.openxmlformats.org/drawingml/2006/main" noChangeAspect="1"/>
+            </wp:cNvGraphicFramePr>
+            <a:graphic xmlns:a="http://schemas.openxmlformats.org/drawingml/2006/main">
+              <a:graphicData uri="http://schemas.openxmlformats.org/drawingml/2006/picture">
+                <pic:pic xmlns:pic="http://schemas.openxmlformats.org/drawingml/2006/picture">
+                  <pic:nvPicPr>
+                    <pic:cNvPr id="1" name=""/>
+                    <pic:cNvPicPr/>
+                  </pic:nvPicPr>
+                  <pic:blipFill>
+                    <a:blip r:embed="rId9"/>
+                    <a:stretch>
+                      <a:fillRect/>
+                    </a:stretch>
+                  </pic:blipFill>
+                  <pic:spPr>
+                    <a:xfrm>
+                      <a:off x="0" y="0"/>
+                      <a:ext cx="4772691" cy="2410161"/>
+                    </a:xfrm>
+                    <a:prstGeom prst="rect">
+                      <a:avLst/>
+                    </a:prstGeom>
+                  </pic:spPr>
+                </pic:pic>
+              </a:graphicData>
+            </a:graphic>
+          </wp:inline>
+        </w:drawing>
+      </w:r>
+    </w:p>
+    <w:p>
+      <w:pPr>
+        <w:spacing w:line="360" w:lineRule="auto"/>
+        <w:jc w:val="center"/>
+      </w:pPr>
+      <w:r>
+        <w:t>Рис. 2</w:t>
+      </w:r>
+    </w:p>
+    <w:p>
+      <w:pPr>
+        <w:spacing w:line="360" w:lineRule="auto"/>
+        <w:jc w:val="center"/>
+      </w:pPr>
+      <w:r>
+        <w:drawing>
+          <wp:inline distT="0" distB="0" distL="0" distR="0" wp14:anchorId="6C1E995C" wp14:editId="6CEE56FB">
+            <wp:extent cx="4753638" cy="4153480"/>
+            <wp:effectExtent l="0" t="0" r="0" b="0"/>
+            <wp:docPr id="15" name="Рисунок 15"/>
+            <wp:cNvGraphicFramePr>
+              <a:graphicFrameLocks xmlns:a="http://schemas.openxmlformats.org/drawingml/2006/main" noChangeAspect="1"/>
+            </wp:cNvGraphicFramePr>
+            <a:graphic xmlns:a="http://schemas.openxmlformats.org/drawingml/2006/main">
+              <a:graphicData uri="http://schemas.openxmlformats.org/drawingml/2006/picture">
+                <pic:pic xmlns:pic="http://schemas.openxmlformats.org/drawingml/2006/picture">
+                  <pic:nvPicPr>
+                    <pic:cNvPr id="1" name=""/>
+                    <pic:cNvPicPr/>
+                  </pic:nvPicPr>
+                  <pic:blipFill>
+                    <a:blip r:embed="rId10"/>
+                    <a:stretch>
+                      <a:fillRect/>
+                    </a:stretch>
+                  </pic:blipFill>
+                  <pic:spPr>
+                    <a:xfrm>
+                      <a:off x="0" y="0"/>
+                      <a:ext cx="4753638" cy="4153480"/>
+                    </a:xfrm>
+                    <a:prstGeom prst="rect">
+                      <a:avLst/>
+                    </a:prstGeom>
+                  </pic:spPr>
+                </pic:pic>
+              </a:graphicData>
+            </a:graphic>
+          </wp:inline>
+        </w:drawing>
+      </w:r>
+    </w:p>
+    <w:p>
+      <w:pPr>
+        <w:spacing w:line="360" w:lineRule="auto"/>
+        <w:jc w:val="center"/>
+      </w:pPr>
+      <w:r>
+        <w:t>Рис. 3</w:t>
+      </w:r>
+    </w:p>
+    <w:p>
+      <w:pPr>
+        <w:spacing w:line="360" w:lineRule="auto"/>
+        <w:jc w:val="center"/>
+      </w:pPr>
+      <w:r>
+        <w:lastRenderedPageBreak/>
+        <w:drawing>
+          <wp:inline distT="0" distB="0" distL="0" distR="0" wp14:anchorId="645D75F4" wp14:editId="527D76D9">
+            <wp:extent cx="5940425" cy="2611120"/>
+            <wp:effectExtent l="0" t="0" r="3175" b="0"/>
+            <wp:docPr id="16" name="Рисунок 16"/>
+            <wp:cNvGraphicFramePr>
+              <a:graphicFrameLocks xmlns:a="http://schemas.openxmlformats.org/drawingml/2006/main" noChangeAspect="1"/>
+            </wp:cNvGraphicFramePr>
+            <a:graphic xmlns:a="http://schemas.openxmlformats.org/drawingml/2006/main">
+              <a:graphicData uri="http://schemas.openxmlformats.org/drawingml/2006/picture">
+                <pic:pic xmlns:pic="http://schemas.openxmlformats.org/drawingml/2006/picture">
+                  <pic:nvPicPr>
+                    <pic:cNvPr id="1" name=""/>
+                    <pic:cNvPicPr/>
+                  </pic:nvPicPr>
+                  <pic:blipFill>
+                    <a:blip r:embed="rId11"/>
+                    <a:stretch>
+                      <a:fillRect/>
+                    </a:stretch>
+                  </pic:blipFill>
+                  <pic:spPr>
+                    <a:xfrm>
+                      <a:off x="0" y="0"/>
+                      <a:ext cx="5940425" cy="2611120"/>
+                    </a:xfrm>
+                    <a:prstGeom prst="rect">
+                      <a:avLst/>
+                    </a:prstGeom>
+                  </pic:spPr>
+                </pic:pic>
+              </a:graphicData>
+            </a:graphic>
+          </wp:inline>
+        </w:drawing>
+      </w:r>
+    </w:p>
+    <w:p>
+      <w:pPr>
+        <w:spacing w:line="360" w:lineRule="auto"/>
+        <w:jc w:val="center"/>
+      </w:pPr>
+      <w:r>
+        <w:t>Рис. 4 Запуск проекта</w:t>
+      </w:r>
+      <w:r>
+        <w:br w:type="page"/>
+      </w:r>
+    </w:p>
+    <w:p>
+      <w:pPr>
+        <w:spacing w:line="360" w:lineRule="auto"/>
+        <w:jc w:val="center"/>
+        <w:rPr>
+          <w:b/>
+          <w:bCs/>
+        </w:rPr>
+      </w:pPr>
+      <w:r>
+        <w:rPr>
+          <w:b/>
+          <w:bCs/>
+        </w:rPr>
+        <w:lastRenderedPageBreak/>
+        <w:t>Алгоритмы</w:t>
+      </w:r>
+    </w:p>
+    <w:p>
+      <w:pPr>
+        <w:spacing w:line="360" w:lineRule="auto"/>
+        <w:jc w:val="center"/>
+      </w:pPr>
+      <w:r>
+        <w:rPr>
+          <w:noProof/>
+        </w:rPr>
+        <w:drawing>
+          <wp:inline distT="0" distB="0" distL="0" distR="0" wp14:anchorId="27295379" wp14:editId="1945E95E">
+            <wp:extent cx="5191125" cy="7903155"/>
+            <wp:effectExtent l="0" t="0" r="0" b="3175"/>
+            <wp:docPr id="17" name="Рисунок 17"/>
+            <wp:cNvGraphicFramePr>
+              <a:graphicFrameLocks xmlns:a="http://schemas.openxmlformats.org/drawingml/2006/main" noChangeAspect="1"/>
+            </wp:cNvGraphicFramePr>
+            <a:graphic xmlns:a="http://schemas.openxmlformats.org/drawingml/2006/main">
+              <a:graphicData uri="http://schemas.openxmlformats.org/drawingml/2006/picture">
+                <pic:pic xmlns:pic="http://schemas.openxmlformats.org/drawingml/2006/picture">
+                  <pic:nvPicPr>
+                    <pic:cNvPr id="0" name="Picture 2"/>
+                    <pic:cNvPicPr>
+                      <a:picLocks noChangeAspect="1" noChangeArrowheads="1"/>
+                    </pic:cNvPicPr>
+                  </pic:nvPicPr>
+                  <pic:blipFill>
+                    <a:blip r:embed="rId12" cstate="print">
+                      <a:extLst>
+                        <a:ext uri="{28A0092B-C50C-407E-A947-70E740481C1C}">
+                          <a14:useLocalDpi xmlns:a14="http://schemas.microsoft.com/office/drawing/2010/main" val="0"/>
+                        </a:ext>
+                      </a:extLst>
+                    </a:blip>
+                    <a:srcRect/>
+                    <a:stretch>
+                      <a:fillRect/>
+                    </a:stretch>
+                  </pic:blipFill>
+                  <pic:spPr bwMode="auto">
+                    <a:xfrm>
+                      <a:off x="0" y="0"/>
+                      <a:ext cx="5191987" cy="7904468"/>
+                    </a:xfrm>
+                    <a:prstGeom prst="rect">
+                      <a:avLst/>
+                    </a:prstGeom>
+                    <a:noFill/>
+                    <a:ln>
+                      <a:noFill/>
+                    </a:ln>
+                  </pic:spPr>
+                </pic:pic>
+              </a:graphicData>
+            </a:graphic>
+          </wp:inline>
+        </w:drawing>
+      </w:r>
+    </w:p>
+    <w:p>
+      <w:pPr>
+        <w:spacing w:line="360" w:lineRule="auto"/>
+        <w:jc w:val="center"/>
+      </w:pPr>
+      <w:r>
+        <w:rPr>
+          <w:noProof/>
+        </w:rPr>
+        <w:lastRenderedPageBreak/>
+        <w:drawing>
+          <wp:inline distT="0" distB="0" distL="0" distR="0" wp14:anchorId="554FE7DF" wp14:editId="35BD822B">
+            <wp:extent cx="4286250" cy="9229725"/>
+            <wp:effectExtent l="0" t="0" r="0" b="9525"/>
+            <wp:docPr id="18" name="Рисунок 18"/>
+            <wp:cNvGraphicFramePr>
+              <a:graphicFrameLocks xmlns:a="http://schemas.openxmlformats.org/drawingml/2006/main" noChangeAspect="1"/>
+            </wp:cNvGraphicFramePr>
+            <a:graphic xmlns:a="http://schemas.openxmlformats.org/drawingml/2006/main">
+              <a:graphicData uri="http://schemas.openxmlformats.org/drawingml/2006/picture">
+                <pic:pic xmlns:pic="http://schemas.openxmlformats.org/drawingml/2006/picture">
+                  <pic:nvPicPr>
+                    <pic:cNvPr id="0" name="Picture 3"/>
+                    <pic:cNvPicPr>
+                      <a:picLocks noChangeAspect="1" noChangeArrowheads="1"/>
+                    </pic:cNvPicPr>
+                  </pic:nvPicPr>
+                  <pic:blipFill>
+                    <a:blip r:embed="rId13" cstate="print">
+                      <a:extLst>
+                        <a:ext uri="{28A0092B-C50C-407E-A947-70E740481C1C}">
+                          <a14:useLocalDpi xmlns:a14="http://schemas.microsoft.com/office/drawing/2010/main" val="0"/>
+                        </a:ext>
+                      </a:extLst>
+                    </a:blip>
+                    <a:srcRect/>
+                    <a:stretch>
+                      <a:fillRect/>
+                    </a:stretch>
+                  </pic:blipFill>
+                  <pic:spPr bwMode="auto">
+                    <a:xfrm>
+                      <a:off x="0" y="0"/>
+                      <a:ext cx="4286250" cy="9229725"/>
+                    </a:xfrm>
+                    <a:prstGeom prst="rect">
+                      <a:avLst/>
+                    </a:prstGeom>
+                    <a:noFill/>
+                    <a:ln>
+                      <a:noFill/>
+                    </a:ln>
+                  </pic:spPr>
+                </pic:pic>
+              </a:graphicData>
+            </a:graphic>
+          </wp:inline>
+        </w:drawing>
+      </w:r>
+    </w:p>
+    <w:p>
+      <w:pPr>
+        <w:spacing w:line="360" w:lineRule="auto"/>
+        <w:jc w:val="center"/>
+      </w:pPr>
+      <w:r>
+        <w:rPr>
+          <w:noProof/>
+        </w:rPr>
+        <w:lastRenderedPageBreak/>
+        <w:drawing>
+          <wp:inline distT="0" distB="0" distL="0" distR="0" wp14:anchorId="3F6D56F9" wp14:editId="7A4494BB">
+            <wp:extent cx="4562475" cy="9239250"/>
+            <wp:effectExtent l="0" t="0" r="9525" b="0"/>
+            <wp:docPr id="19" name="Рисунок 19"/>
+            <wp:cNvGraphicFramePr>
+              <a:graphicFrameLocks xmlns:a="http://schemas.openxmlformats.org/drawingml/2006/main" noChangeAspect="1"/>
+            </wp:cNvGraphicFramePr>
+            <a:graphic xmlns:a="http://schemas.openxmlformats.org/drawingml/2006/main">
+              <a:graphicData uri="http://schemas.openxmlformats.org/drawingml/2006/picture">
+                <pic:pic xmlns:pic="http://schemas.openxmlformats.org/drawingml/2006/picture">
+                  <pic:nvPicPr>
+                    <pic:cNvPr id="0" name="Picture 4"/>
+                    <pic:cNvPicPr>
+                      <a:picLocks noChangeAspect="1" noChangeArrowheads="1"/>
+                    </pic:cNvPicPr>
+                  </pic:nvPicPr>
+                  <pic:blipFill>
+                    <a:blip r:embed="rId14">
+                      <a:extLst>
+                        <a:ext uri="{28A0092B-C50C-407E-A947-70E740481C1C}">
+                          <a14:useLocalDpi xmlns:a14="http://schemas.microsoft.com/office/drawing/2010/main" val="0"/>
+                        </a:ext>
+                      </a:extLst>
+                    </a:blip>
+                    <a:srcRect/>
+                    <a:stretch>
+                      <a:fillRect/>
+                    </a:stretch>
+                  </pic:blipFill>
+                  <pic:spPr bwMode="auto">
+                    <a:xfrm>
+                      <a:off x="0" y="0"/>
+                      <a:ext cx="4562475" cy="9239250"/>
+                    </a:xfrm>
+                    <a:prstGeom prst="rect">
+                      <a:avLst/>
+                    </a:prstGeom>
+                    <a:noFill/>
+                    <a:ln>
+                      <a:noFill/>
+                    </a:ln>
+                  </pic:spPr>
+                </pic:pic>
+              </a:graphicData>
+            </a:graphic>
+          </wp:inline>
+        </w:drawing>
+      </w:r>
+    </w:p>
+    <w:p>
+      <w:pPr>
+        <w:spacing w:line="360" w:lineRule="auto"/>
+        <w:jc w:val="center"/>
+      </w:pPr>
+      <w:r>
+        <w:rPr>
+          <w:noProof/>
+        </w:rPr>
+        <w:lastRenderedPageBreak/>
+        <w:drawing>
+          <wp:inline distT="0" distB="0" distL="0" distR="0" wp14:anchorId="73F7DFC6" wp14:editId="6A863BD5">
+            <wp:extent cx="5932805" cy="9005570"/>
+            <wp:effectExtent l="0" t="0" r="0" b="5080"/>
+            <wp:docPr id="20" name="Рисунок 20"/>
+            <wp:cNvGraphicFramePr>
+              <a:graphicFrameLocks xmlns:a="http://schemas.openxmlformats.org/drawingml/2006/main" noChangeAspect="1"/>
+            </wp:cNvGraphicFramePr>
+            <a:graphic xmlns:a="http://schemas.openxmlformats.org/drawingml/2006/main">
+              <a:graphicData uri="http://schemas.openxmlformats.org/drawingml/2006/picture">
+                <pic:pic xmlns:pic="http://schemas.openxmlformats.org/drawingml/2006/picture">
+                  <pic:nvPicPr>
+                    <pic:cNvPr id="0" name="Picture 5"/>
+                    <pic:cNvPicPr>
+                      <a:picLocks noChangeAspect="1" noChangeArrowheads="1"/>
+                    </pic:cNvPicPr>
+                  </pic:nvPicPr>
+                  <pic:blipFill>
+                    <a:blip r:embed="rId15" cstate="print">
+                      <a:extLst>
+                        <a:ext uri="{28A0092B-C50C-407E-A947-70E740481C1C}">
+                          <a14:useLocalDpi xmlns:a14="http://schemas.microsoft.com/office/drawing/2010/main" val="0"/>
+                        </a:ext>
+                      </a:extLst>
+                    </a:blip>
+                    <a:srcRect/>
+                    <a:stretch>
+                      <a:fillRect/>
+                    </a:stretch>
+                  </pic:blipFill>
+                  <pic:spPr bwMode="auto">
+                    <a:xfrm>
+                      <a:off x="0" y="0"/>
+                      <a:ext cx="5932805" cy="9005570"/>
+                    </a:xfrm>
+                    <a:prstGeom prst="rect">
+                      <a:avLst/>
+                    </a:prstGeom>
+                    <a:noFill/>
+                    <a:ln>
+                      <a:noFill/>
+                    </a:ln>
+                  </pic:spPr>
+                </pic:pic>
+              </a:graphicData>
+            </a:graphic>
+          </wp:inline>
+        </w:drawing>
+      </w:r>
+    </w:p>
+    <w:p>
+      <w:pPr>
+        <w:spacing w:line="360" w:lineRule="auto"/>
+        <w:jc w:val="center"/>
+      </w:pPr>
+      <w:r>
+        <w:rPr>
+          <w:noProof/>
+        </w:rPr>
+        <w:lastRenderedPageBreak/>
+        <w:drawing>
+          <wp:inline distT="0" distB="0" distL="0" distR="0" wp14:anchorId="411F87D7" wp14:editId="18996A5E">
+            <wp:extent cx="5932805" cy="9027160"/>
+            <wp:effectExtent l="0" t="0" r="0" b="2540"/>
+            <wp:docPr id="21" name="Рисунок 21"/>
+            <wp:cNvGraphicFramePr>
+              <a:graphicFrameLocks xmlns:a="http://schemas.openxmlformats.org/drawingml/2006/main" noChangeAspect="1"/>
+            </wp:cNvGraphicFramePr>
+            <a:graphic xmlns:a="http://schemas.openxmlformats.org/drawingml/2006/main">
+              <a:graphicData uri="http://schemas.openxmlformats.org/drawingml/2006/picture">
+                <pic:pic xmlns:pic="http://schemas.openxmlformats.org/drawingml/2006/picture">
+                  <pic:nvPicPr>
+                    <pic:cNvPr id="0" name="Picture 6"/>
+                    <pic:cNvPicPr>
+                      <a:picLocks noChangeAspect="1" noChangeArrowheads="1"/>
+                    </pic:cNvPicPr>
+                  </pic:nvPicPr>
+                  <pic:blipFill>
+                    <a:blip r:embed="rId16" cstate="print">
+                      <a:extLst>
+                        <a:ext uri="{28A0092B-C50C-407E-A947-70E740481C1C}">
+                          <a14:useLocalDpi xmlns:a14="http://schemas.microsoft.com/office/drawing/2010/main" val="0"/>
+                        </a:ext>
+                      </a:extLst>
+                    </a:blip>
+                    <a:srcRect/>
+                    <a:stretch>
+                      <a:fillRect/>
+                    </a:stretch>
+                  </pic:blipFill>
+                  <pic:spPr bwMode="auto">
+                    <a:xfrm>
+                      <a:off x="0" y="0"/>
+                      <a:ext cx="5932805" cy="9027160"/>
+                    </a:xfrm>
+                    <a:prstGeom prst="rect">
+                      <a:avLst/>
+                    </a:prstGeom>
+                    <a:noFill/>
+                    <a:ln>
+                      <a:noFill/>
+                    </a:ln>
+                  </pic:spPr>
+                </pic:pic>
+              </a:graphicData>
+            </a:graphic>
+          </wp:inline>
+        </w:drawing>
+      </w:r>
     </w:p>
     <w:sectPr>
       <w:pgSz w:w="11906" w:h="16838"/>
@@ -1327,6 +8899,50 @@
       <w:szCs w:val="28"/>
     </w:rPr>
   </w:style>
+  <w:style w:type="paragraph" w:customStyle="1" w:styleId="a4">
+    <w:name w:val="основа"/>
+    <w:basedOn w:val="a5"/>
+    <w:rsid w:val="00DB0A06"/>
+    <w:pPr>
+      <w:spacing w:after="200" w:line="240" w:lineRule="atLeast"/>
+      <w:ind w:firstLine="567"/>
+      <w:jc w:val="both"/>
+    </w:pPr>
+    <w:rPr>
+      <w:rFonts w:ascii="Times New Roman" w:eastAsia="Calibri" w:hAnsi="Times New Roman"/>
+      <w:sz w:val="24"/>
+      <w:szCs w:val="20"/>
+      <w:lang w:eastAsia="en-US"/>
+    </w:rPr>
+  </w:style>
+  <w:style w:type="paragraph" w:styleId="a5">
+    <w:name w:val="Plain Text"/>
+    <w:basedOn w:val="a"/>
+    <w:link w:val="a6"/>
+    <w:uiPriority w:val="99"/>
+    <w:semiHidden/>
+    <w:unhideWhenUsed/>
+    <w:rsid w:val="00DB0A06"/>
+    <w:rPr>
+      <w:rFonts w:ascii="Consolas" w:hAnsi="Consolas"/>
+      <w:sz w:val="21"/>
+      <w:szCs w:val="21"/>
+    </w:rPr>
+  </w:style>
+  <w:style w:type="character" w:customStyle="1" w:styleId="a6">
+    <w:name w:val="Текст Знак"/>
+    <w:basedOn w:val="a0"/>
+    <w:link w:val="a5"/>
+    <w:uiPriority w:val="99"/>
+    <w:semiHidden/>
+    <w:rsid w:val="00DB0A06"/>
+    <w:rPr>
+      <w:rFonts w:ascii="Consolas" w:eastAsia="Times New Roman" w:hAnsi="Consolas" w:cs="Times New Roman"/>
+      <w:sz w:val="21"/>
+      <w:szCs w:val="21"/>
+      <w:lang w:eastAsia="ru-RU"/>
+    </w:rPr>
+  </w:style>
 </w:styles>
 </file>
 
